--- a/数据模拟器输出数据字典_v1.0.docx
+++ b/数据模拟器输出数据字典_v1.0.docx
@@ -1,6 +1,6 @@
 
 <file path=word/document.xml><?xml version="1.0" encoding="utf-8"?>
-<w:document xmlns:w="http://schemas.openxmlformats.org/wordprocessingml/2006/main" xmlns:r="http://schemas.openxmlformats.org/officeDocument/2006/relationships">
+<w:document xmlns:wpc="http://schemas.microsoft.com/office/word/2010/wordprocessingCanvas" xmlns:mc="http://schemas.openxmlformats.org/markup-compatibility/2006" xmlns:o="urn:schemas-microsoft-com:office:office" xmlns:r="http://schemas.openxmlformats.org/officeDocument/2006/relationships" xmlns:m="http://schemas.openxmlformats.org/officeDocument/2006/math" xmlns:v="urn:schemas-microsoft-com:vml" xmlns:wp14="http://schemas.microsoft.com/office/word/2010/wordprocessingDrawing" xmlns:wp="http://schemas.openxmlformats.org/drawingml/2006/wordprocessingDrawing" xmlns:w="http://schemas.openxmlformats.org/wordprocessingml/2006/main" xmlns:w14="http://schemas.microsoft.com/office/word/2010/wordml" xmlns:w10="urn:schemas-microsoft-com:office:word" xmlns:w15="http://schemas.microsoft.com/office/word/2012/wordml" xmlns:wpg="http://schemas.microsoft.com/office/word/2010/wordprocessingGroup" xmlns:wpi="http://schemas.microsoft.com/office/word/2010/wordprocessingInk" xmlns:wne="http://schemas.microsoft.com/office/word/2006/wordml" xmlns:wps="http://schemas.microsoft.com/office/word/2010/wordprocessingShape" xmlns:wpsCustomData="http://www.wps.cn/officeDocument/2013/wpsCustomData" mc:Ignorable="w14 w15 wp14">
   <w:body>
     <w:p>
       <w:pPr>
@@ -10,45 +10,295 @@
       </w:pPr>
       <w:r>
         <w:rPr>
-          <w:rFonts w:eastAsia="等线" w:ascii="Arial" w:cs="Arial" w:hAnsi="Arial"/>
-          <w:b w:val="true"/>
+          <w:rFonts w:ascii="Arial" w:hAnsi="Arial" w:eastAsia="等线" w:cs="Arial"/>
+          <w:b/>
           <w:sz w:val="52"/>
         </w:rPr>
         <w:t>数据模拟器输出数据字典_v1.0</w:t>
+      </w:r>
+    </w:p>
+    <w:p>
+      <w:pPr>
+        <w:spacing w:before="380" w:after="140" w:line="288" w:lineRule="auto"/>
+        <w:ind w:left="0"/>
+        <w:jc w:val="left"/>
+        <w:outlineLvl w:val="0"/>
+      </w:pPr>
+      <w:bookmarkStart w:id="0" w:name="heading_0"/>
+      <w:r>
+        <w:rPr>
+          <w:rFonts w:ascii="Arial" w:hAnsi="Arial" w:eastAsia="等线" w:cs="Arial"/>
+          <w:b/>
+          <w:sz w:val="36"/>
+        </w:rPr>
+        <w:t>数据模拟器输出数据字典_v1.0</w:t>
+      </w:r>
+      <w:bookmarkEnd w:id="0"/>
+    </w:p>
+    <w:p>
+      <w:pPr>
+        <w:spacing w:before="320" w:after="120" w:line="288" w:lineRule="auto"/>
+        <w:ind w:left="0"/>
+        <w:jc w:val="left"/>
+        <w:outlineLvl w:val="1"/>
+      </w:pPr>
+      <w:bookmarkStart w:id="1" w:name="heading_1"/>
+      <w:r>
+        <w:rPr>
+          <w:rFonts w:ascii="Arial" w:hAnsi="Arial" w:eastAsia="等线" w:cs="Arial"/>
+          <w:b/>
+          <w:sz w:val="32"/>
+        </w:rPr>
+        <w:t>1. 文档概述</w:t>
+      </w:r>
+      <w:bookmarkEnd w:id="1"/>
+    </w:p>
+    <w:p>
+      <w:pPr>
+        <w:spacing w:before="120" w:after="120" w:line="288" w:lineRule="auto"/>
+        <w:ind w:left="0"/>
+        <w:jc w:val="left"/>
+      </w:pPr>
+      <w:r>
+        <w:rPr>
+          <w:rFonts w:ascii="Arial" w:hAnsi="Arial" w:eastAsia="等线" w:cs="Arial"/>
+          <w:sz w:val="22"/>
+        </w:rPr>
+        <w:t>本文档定义了高炉炼铁工艺智能监控系统中，</w:t>
+      </w:r>
+      <w:r>
+        <w:rPr>
+          <w:rFonts w:ascii="Arial" w:hAnsi="Arial" w:eastAsia="等线" w:cs="Arial"/>
+          <w:b/>
+          <w:sz w:val="22"/>
+        </w:rPr>
+        <w:t>数据模拟器</w:t>
+      </w:r>
+      <w:r>
+        <w:rPr>
+          <w:rFonts w:ascii="Arial" w:hAnsi="Arial" w:eastAsia="等线" w:cs="Arial"/>
+          <w:sz w:val="22"/>
+        </w:rPr>
+        <w:t>向</w:t>
+      </w:r>
+      <w:r>
+        <w:rPr>
+          <w:rFonts w:ascii="Arial" w:hAnsi="Arial" w:eastAsia="等线" w:cs="Arial"/>
+          <w:b/>
+          <w:sz w:val="22"/>
+        </w:rPr>
+        <w:t>前端展示层（Streamlit）</w:t>
+      </w:r>
+      <w:r>
+        <w:rPr>
+          <w:rFonts w:ascii="Arial" w:hAnsi="Arial" w:eastAsia="等线" w:cs="Arial"/>
+          <w:sz w:val="22"/>
+        </w:rPr>
+        <w:t>推送实时数据的接口标准。所有数据均以 Python 字典（Dict）格式封装，通过 WebSocket 或其他实时通道进行传输。</w:t>
+      </w:r>
+    </w:p>
+    <w:p>
+      <w:pPr>
+        <w:numPr>
+          <w:ilvl w:val="0"/>
+          <w:numId w:val="1"/>
+        </w:numPr>
+        <w:spacing w:before="120" w:after="120" w:line="288" w:lineRule="auto"/>
+        <w:ind w:left="0"/>
+        <w:jc w:val="left"/>
+      </w:pPr>
+      <w:r>
+        <w:rPr>
+          <w:rFonts w:ascii="Arial" w:hAnsi="Arial" w:eastAsia="等线" w:cs="Arial"/>
+          <w:b/>
+          <w:sz w:val="22"/>
+        </w:rPr>
+        <w:t>文档版本</w:t>
+      </w:r>
+      <w:r>
+        <w:rPr>
+          <w:rFonts w:ascii="Arial" w:hAnsi="Arial" w:eastAsia="等线" w:cs="Arial"/>
+          <w:sz w:val="22"/>
+        </w:rPr>
+        <w:t>：v1.0</w:t>
+      </w:r>
+    </w:p>
+    <w:p>
+      <w:pPr>
+        <w:numPr>
+          <w:ilvl w:val="0"/>
+          <w:numId w:val="2"/>
+        </w:numPr>
+        <w:spacing w:before="120" w:after="120" w:line="288" w:lineRule="auto"/>
+        <w:ind w:left="0"/>
+        <w:jc w:val="left"/>
+      </w:pPr>
+      <w:r>
+        <w:rPr>
+          <w:rFonts w:ascii="Arial" w:hAnsi="Arial" w:eastAsia="等线" w:cs="Arial"/>
+          <w:b/>
+          <w:sz w:val="22"/>
+        </w:rPr>
+        <w:t>适用范围</w:t>
+      </w:r>
+      <w:r>
+        <w:rPr>
+          <w:rFonts w:ascii="Arial" w:hAnsi="Arial" w:eastAsia="等线" w:cs="Arial"/>
+          <w:sz w:val="22"/>
+        </w:rPr>
+        <w:t>：数据模拟器输出、前端展示层数据接入</w:t>
+      </w:r>
+    </w:p>
+    <w:p>
+      <w:pPr>
+        <w:numPr>
+          <w:ilvl w:val="0"/>
+          <w:numId w:val="3"/>
+        </w:numPr>
+        <w:spacing w:before="120" w:after="120" w:line="288" w:lineRule="auto"/>
+        <w:ind w:left="0"/>
+        <w:jc w:val="left"/>
+      </w:pPr>
+      <w:r>
+        <w:rPr>
+          <w:rFonts w:ascii="Arial" w:hAnsi="Arial" w:eastAsia="等线" w:cs="Arial"/>
+          <w:b/>
+          <w:sz w:val="22"/>
+        </w:rPr>
+        <w:t>技术栈</w:t>
+      </w:r>
+      <w:r>
+        <w:rPr>
+          <w:rFonts w:ascii="Arial" w:hAnsi="Arial" w:eastAsia="等线" w:cs="Arial"/>
+          <w:sz w:val="22"/>
+        </w:rPr>
+        <w:t>：Streamlit + Python</w:t>
+      </w:r>
+    </w:p>
+    <w:p>
+      <w:pPr>
+        <w:pBdr>
+          <w:bottom w:val="single" w:color="DEE0E3" w:sz="2" w:space="0"/>
+          <w:between w:val="single" w:color="DEE0E3" w:sz="2" w:space="0"/>
+        </w:pBdr>
+        <w:spacing w:before="120" w:after="120" w:line="288" w:lineRule="auto"/>
+        <w:ind w:left="0"/>
+      </w:pPr>
+    </w:p>
+    <w:p>
+      <w:pPr>
+        <w:spacing w:before="320" w:after="120" w:line="288" w:lineRule="auto"/>
+        <w:ind w:left="0"/>
+        <w:jc w:val="left"/>
+        <w:outlineLvl w:val="1"/>
+      </w:pPr>
+      <w:bookmarkStart w:id="2" w:name="heading_2"/>
+      <w:r>
+        <w:rPr>
+          <w:rFonts w:ascii="Arial" w:hAnsi="Arial" w:eastAsia="等线" w:cs="Arial"/>
+          <w:b/>
+          <w:sz w:val="32"/>
+        </w:rPr>
+        <w:t>2. 数据输出格式</w:t>
+      </w:r>
+      <w:bookmarkEnd w:id="2"/>
+    </w:p>
+    <w:p>
+      <w:pPr>
+        <w:spacing w:before="120" w:after="120" w:line="288" w:lineRule="auto"/>
+        <w:ind w:left="0"/>
+        <w:jc w:val="left"/>
+      </w:pPr>
+      <w:r>
+        <w:rPr>
+          <w:rFonts w:ascii="Arial" w:hAnsi="Arial" w:eastAsia="等线" w:cs="Arial"/>
+          <w:sz w:val="22"/>
+        </w:rPr>
+        <w:t xml:space="preserve">每一条实时推送数据均使用 </w:t>
+      </w:r>
+      <w:r>
+        <w:rPr>
+          <w:rFonts w:ascii="Arial" w:hAnsi="Arial" w:eastAsia="等线" w:cs="Arial"/>
+          <w:b/>
+          <w:sz w:val="22"/>
+        </w:rPr>
+        <w:t>Python 字典（Dict）</w:t>
+      </w:r>
+      <w:r>
+        <w:rPr>
+          <w:rFonts w:ascii="Arial" w:hAnsi="Arial" w:eastAsia="等线" w:cs="Arial"/>
+          <w:sz w:val="22"/>
+        </w:rPr>
+        <w:t xml:space="preserve"> 作为容器。字典包含四个顶层字段，各字段的名称、类型和取值范围均有严格规定。</w:t>
+      </w:r>
+    </w:p>
+    <w:p>
+      <w:pPr>
+        <w:spacing w:before="120" w:after="120" w:line="288" w:lineRule="auto"/>
+        <w:ind w:left="0"/>
+        <w:jc w:val="left"/>
+      </w:pPr>
+      <w:r>
+        <w:rPr>
+          <w:rFonts w:ascii="Arial" w:hAnsi="Arial" w:eastAsia="等线" w:cs="Arial"/>
+          <w:b/>
+          <w:sz w:val="22"/>
+        </w:rPr>
+        <w:t>顶层字段总览：</w:t>
       </w:r>
     </w:p>
     <w:tbl>
       <w:tblPr>
+        <w:tblStyle w:val="2"/>
         <w:tblW w:w="0" w:type="auto"/>
         <w:tblInd w:w="0" w:type="dxa"/>
         <w:tblBorders>
-          <w:top w:val="single"/>
-          <w:left w:val="single"/>
-          <w:bottom w:val="single"/>
-          <w:right w:val="single"/>
-          <w:insideH w:val="single"/>
-          <w:insideV w:val="single"/>
+          <w:top w:val="single" w:color="DEE0E3" w:sz="0" w:space="0"/>
+          <w:left w:val="single" w:color="DEE0E3" w:sz="0" w:space="0"/>
+          <w:bottom w:val="single" w:color="DEE0E3" w:sz="0" w:space="0"/>
+          <w:right w:val="single" w:color="DEE0E3" w:sz="0" w:space="0"/>
+          <w:insideH w:val="single" w:color="DEE0E3" w:sz="0" w:space="0"/>
+          <w:insideV w:val="single" w:color="DEE0E3" w:sz="0" w:space="0"/>
         </w:tblBorders>
         <w:tblLayout w:type="fixed"/>
+        <w:tblCellMar>
+          <w:top w:w="0" w:type="dxa"/>
+          <w:left w:w="10" w:type="dxa"/>
+          <w:bottom w:w="0" w:type="dxa"/>
+          <w:right w:w="10" w:type="dxa"/>
+        </w:tblCellMar>
       </w:tblPr>
       <w:tblGrid>
-        <w:gridCol w:w="8280"/>
+        <w:gridCol w:w="1860"/>
+        <w:gridCol w:w="1425"/>
+        <w:gridCol w:w="960"/>
+        <w:gridCol w:w="4035"/>
       </w:tblGrid>
       <w:tr>
+        <w:tblPrEx>
+          <w:tblBorders>
+            <w:top w:val="single" w:color="DEE0E3" w:sz="0" w:space="0"/>
+            <w:left w:val="single" w:color="DEE0E3" w:sz="0" w:space="0"/>
+            <w:bottom w:val="single" w:color="DEE0E3" w:sz="0" w:space="0"/>
+            <w:right w:val="single" w:color="DEE0E3" w:sz="0" w:space="0"/>
+            <w:insideH w:val="single" w:color="DEE0E3" w:sz="0" w:space="0"/>
+            <w:insideV w:val="single" w:color="DEE0E3" w:sz="0" w:space="0"/>
+          </w:tblBorders>
+          <w:tblCellMar>
+            <w:top w:w="0" w:type="dxa"/>
+            <w:left w:w="10" w:type="dxa"/>
+            <w:bottom w:w="0" w:type="dxa"/>
+            <w:right w:w="10" w:type="dxa"/>
+          </w:tblCellMar>
+        </w:tblPrEx>
         <w:tc>
           <w:tcPr>
-            <w:tcW w:w="8280" w:type="dxa"/>
-            <w:tcBorders>
-              <w:top w:val="nil"/>
-              <w:left w:sz="18" w:val="single" w:color="BBBFC4"/>
-              <w:bottom w:val="nil"/>
-              <w:right w:val="nil"/>
-            </w:tcBorders>
+            <w:tcW w:w="1860" w:type="dxa"/>
             <w:tcMar>
-              <w:top w:type="dxa" w:w="60"/>
-              <w:left w:type="dxa" w:w="120"/>
-              <w:bottom w:type="dxa" w:w="30"/>
-              <w:right w:type="dxa" w:w="120"/>
+              <w:top w:w="60" w:type="dxa"/>
+              <w:left w:w="120" w:type="dxa"/>
+              <w:bottom w:w="30" w:type="dxa"/>
+              <w:right w:w="120" w:type="dxa"/>
             </w:tcMar>
           </w:tcPr>
           <w:p>
@@ -59,275 +309,21 @@
             </w:pPr>
             <w:r>
               <w:rPr>
-                <w:rFonts w:eastAsia="等线" w:ascii="Arial" w:cs="Arial" w:hAnsi="Arial"/>
-                <w:color w:val="646a73"/>
-                <w:sz w:val="22"/>
-              </w:rPr>
-              <w:t>部分内容由豆包生成</w:t>
+                <w:rFonts w:ascii="Arial" w:hAnsi="Arial" w:eastAsia="等线" w:cs="Arial"/>
+                <w:sz w:val="22"/>
+              </w:rPr>
+              <w:t>字段名</w:t>
             </w:r>
           </w:p>
         </w:tc>
-      </w:tr>
-    </w:tbl>
-    <w:p>
-      <w:pPr>
-        <w:pStyle w:val="1"/>
-        <w:spacing w:before="380" w:after="140" w:line="288" w:lineRule="auto"/>
-        <w:ind w:left="0"/>
-        <w:jc w:val="left"/>
-        <w:outlineLvl w:val="0"/>
-      </w:pPr>
-      <w:bookmarkStart w:name="heading_0" w:id="0"/>
-      <w:r>
-        <w:rPr>
-          <w:rFonts w:eastAsia="等线" w:ascii="Arial" w:cs="Arial" w:hAnsi="Arial"/>
-          <w:b w:val="true"/>
-          <w:sz w:val="36"/>
-        </w:rPr>
-        <w:t>数据模拟器输出数据字典_v1.0</w:t>
-      </w:r>
-      <w:bookmarkEnd w:id="0"/>
-    </w:p>
-    <w:p>
-      <w:pPr>
-        <w:pStyle w:val="2"/>
-        <w:spacing w:before="320" w:after="120" w:line="288" w:lineRule="auto"/>
-        <w:ind w:left="0"/>
-        <w:jc w:val="left"/>
-        <w:outlineLvl w:val="1"/>
-      </w:pPr>
-      <w:bookmarkStart w:name="heading_1" w:id="1"/>
-      <w:r>
-        <w:rPr>
-          <w:rFonts w:eastAsia="等线" w:ascii="Arial" w:cs="Arial" w:hAnsi="Arial"/>
-          <w:b w:val="true"/>
-          <w:sz w:val="32"/>
-        </w:rPr>
-        <w:t>1. 文档概述</w:t>
-      </w:r>
-      <w:bookmarkEnd w:id="1"/>
-    </w:p>
-    <w:p>
-      <w:pPr>
-        <w:spacing w:before="120" w:after="120" w:line="288" w:lineRule="auto"/>
-        <w:ind w:left="0"/>
-        <w:jc w:val="left"/>
-      </w:pPr>
-      <w:r>
-        <w:rPr>
-          <w:rFonts w:eastAsia="等线" w:ascii="Arial" w:cs="Arial" w:hAnsi="Arial"/>
-          <w:sz w:val="22"/>
-        </w:rPr>
-        <w:t>本文档定义了高炉炼铁工艺智能监控系统中，</w:t>
-      </w:r>
-      <w:r>
-        <w:rPr>
-          <w:rFonts w:eastAsia="等线" w:ascii="Arial" w:cs="Arial" w:hAnsi="Arial"/>
-          <w:b w:val="true"/>
-          <w:sz w:val="22"/>
-        </w:rPr>
-        <w:t>数据模拟器</w:t>
-      </w:r>
-      <w:r>
-        <w:rPr>
-          <w:rFonts w:eastAsia="等线" w:ascii="Arial" w:cs="Arial" w:hAnsi="Arial"/>
-          <w:sz w:val="22"/>
-        </w:rPr>
-        <w:t>向</w:t>
-      </w:r>
-      <w:r>
-        <w:rPr>
-          <w:rFonts w:eastAsia="等线" w:ascii="Arial" w:cs="Arial" w:hAnsi="Arial"/>
-          <w:b w:val="true"/>
-          <w:sz w:val="22"/>
-        </w:rPr>
-        <w:t>前端展示层（Streamlit）</w:t>
-      </w:r>
-      <w:r>
-        <w:rPr>
-          <w:rFonts w:eastAsia="等线" w:ascii="Arial" w:cs="Arial" w:hAnsi="Arial"/>
-          <w:sz w:val="22"/>
-        </w:rPr>
-        <w:t>推送实时数据的接口标准。所有数据均以 Python 字典（Dict）格式封装，通过 WebSocket 或其他实时通道进行传输。</w:t>
-      </w:r>
-    </w:p>
-    <w:p>
-      <w:pPr>
-        <w:numPr>
-          <w:numId w:val="1"/>
-        </w:numPr>
-        <w:spacing w:before="120" w:after="120" w:line="288" w:lineRule="auto"/>
-        <w:ind w:left="0"/>
-        <w:jc w:val="left"/>
-      </w:pPr>
-      <w:r>
-        <w:rPr>
-          <w:rFonts w:eastAsia="等线" w:ascii="Arial" w:cs="Arial" w:hAnsi="Arial"/>
-          <w:b w:val="true"/>
-          <w:sz w:val="22"/>
-        </w:rPr>
-        <w:t>文档版本</w:t>
-      </w:r>
-      <w:r>
-        <w:rPr>
-          <w:rFonts w:eastAsia="等线" w:ascii="Arial" w:cs="Arial" w:hAnsi="Arial"/>
-          <w:sz w:val="22"/>
-        </w:rPr>
-        <w:t>：v1.0</w:t>
-      </w:r>
-    </w:p>
-    <w:p>
-      <w:pPr>
-        <w:numPr>
-          <w:numId w:val="2"/>
-        </w:numPr>
-        <w:spacing w:before="120" w:after="120" w:line="288" w:lineRule="auto"/>
-        <w:ind w:left="0"/>
-        <w:jc w:val="left"/>
-      </w:pPr>
-      <w:r>
-        <w:rPr>
-          <w:rFonts w:eastAsia="等线" w:ascii="Arial" w:cs="Arial" w:hAnsi="Arial"/>
-          <w:b w:val="true"/>
-          <w:sz w:val="22"/>
-        </w:rPr>
-        <w:t>适用范围</w:t>
-      </w:r>
-      <w:r>
-        <w:rPr>
-          <w:rFonts w:eastAsia="等线" w:ascii="Arial" w:cs="Arial" w:hAnsi="Arial"/>
-          <w:sz w:val="22"/>
-        </w:rPr>
-        <w:t>：数据模拟器输出、前端展示层数据接入</w:t>
-      </w:r>
-    </w:p>
-    <w:p>
-      <w:pPr>
-        <w:numPr>
-          <w:numId w:val="3"/>
-        </w:numPr>
-        <w:spacing w:before="120" w:after="120" w:line="288" w:lineRule="auto"/>
-        <w:ind w:left="0"/>
-        <w:jc w:val="left"/>
-      </w:pPr>
-      <w:r>
-        <w:rPr>
-          <w:rFonts w:eastAsia="等线" w:ascii="Arial" w:cs="Arial" w:hAnsi="Arial"/>
-          <w:b w:val="true"/>
-          <w:sz w:val="22"/>
-        </w:rPr>
-        <w:t>技术栈</w:t>
-      </w:r>
-      <w:r>
-        <w:rPr>
-          <w:rFonts w:eastAsia="等线" w:ascii="Arial" w:cs="Arial" w:hAnsi="Arial"/>
-          <w:sz w:val="22"/>
-        </w:rPr>
-        <w:t>：Streamlit + Python</w:t>
-      </w:r>
-    </w:p>
-    <w:p>
-      <w:pPr>
-        <w:pBdr>
-          <w:bottom w:val="single" w:color="dee0e3"/>
-          <w:between w:val="single" w:color="dee0e3"/>
-        </w:pBdr>
-        <w:spacing w:before="120" w:after="120" w:line="288" w:lineRule="auto"/>
-        <w:ind w:left="0"/>
-      </w:pPr>
-    </w:p>
-    <w:p>
-      <w:pPr>
-        <w:pStyle w:val="2"/>
-        <w:spacing w:before="320" w:after="120" w:line="288" w:lineRule="auto"/>
-        <w:ind w:left="0"/>
-        <w:jc w:val="left"/>
-        <w:outlineLvl w:val="1"/>
-      </w:pPr>
-      <w:bookmarkStart w:name="heading_2" w:id="2"/>
-      <w:r>
-        <w:rPr>
-          <w:rFonts w:eastAsia="等线" w:ascii="Arial" w:cs="Arial" w:hAnsi="Arial"/>
-          <w:b w:val="true"/>
-          <w:sz w:val="32"/>
-        </w:rPr>
-        <w:t>2. 数据输出格式</w:t>
-      </w:r>
-      <w:bookmarkEnd w:id="2"/>
-    </w:p>
-    <w:p>
-      <w:pPr>
-        <w:spacing w:before="120" w:after="120" w:line="288" w:lineRule="auto"/>
-        <w:ind w:left="0"/>
-        <w:jc w:val="left"/>
-      </w:pPr>
-      <w:r>
-        <w:rPr>
-          <w:rFonts w:eastAsia="等线" w:ascii="Arial" w:cs="Arial" w:hAnsi="Arial"/>
-          <w:sz w:val="22"/>
-        </w:rPr>
-        <w:t xml:space="preserve">每一条实时推送数据均使用 </w:t>
-      </w:r>
-      <w:r>
-        <w:rPr>
-          <w:rFonts w:eastAsia="等线" w:ascii="Arial" w:cs="Arial" w:hAnsi="Arial"/>
-          <w:b w:val="true"/>
-          <w:sz w:val="22"/>
-        </w:rPr>
-        <w:t>Python 字典（Dict）</w:t>
-      </w:r>
-      <w:r>
-        <w:rPr>
-          <w:rFonts w:eastAsia="等线" w:ascii="Arial" w:cs="Arial" w:hAnsi="Arial"/>
-          <w:sz w:val="22"/>
-        </w:rPr>
-        <w:t xml:space="preserve"> 作为容器。字典包含四个顶层字段，各字段的名称、类型和取值范围均有严格规定。</w:t>
-      </w:r>
-    </w:p>
-    <w:p>
-      <w:pPr>
-        <w:spacing w:before="120" w:after="120" w:line="288" w:lineRule="auto"/>
-        <w:ind w:left="0"/>
-        <w:jc w:val="left"/>
-      </w:pPr>
-      <w:r>
-        <w:rPr>
-          <w:rFonts w:eastAsia="等线" w:ascii="Arial" w:cs="Arial" w:hAnsi="Arial"/>
-          <w:b w:val="true"/>
-          <w:sz w:val="22"/>
-        </w:rPr>
-        <w:t>顶层字段总览：</w:t>
-      </w:r>
-    </w:p>
-    <w:tbl>
-      <w:tblPr>
-        <w:tblW w:w="0" w:type="auto"/>
-        <w:tblInd w:w="0" w:type="dxa"/>
-        <w:tblBorders>
-          <w:top w:val="single" w:color="dee0e3"/>
-          <w:left w:val="single" w:color="dee0e3"/>
-          <w:bottom w:val="single" w:color="dee0e3"/>
-          <w:right w:val="single" w:color="dee0e3"/>
-          <w:insideH w:val="single" w:color="dee0e3"/>
-          <w:insideV w:val="single" w:color="dee0e3"/>
-        </w:tblBorders>
-        <w:tblLayout w:type="fixed"/>
-      </w:tblPr>
-      <w:tblGrid>
-        <w:gridCol w:w="1860"/>
-        <w:gridCol w:w="1425"/>
-        <w:gridCol w:w="960"/>
-        <w:gridCol w:w="4035"/>
-      </w:tblGrid>
-      <w:tr>
         <w:tc>
           <w:tcPr>
-            <w:tcW w:w="1860" w:type="dxa"/>
+            <w:tcW w:w="1425" w:type="dxa"/>
             <w:tcMar>
-              <w:top w:type="dxa" w:w="60"/>
-              <w:left w:type="dxa" w:w="120"/>
-              <w:bottom w:type="dxa" w:w="30"/>
-              <w:right w:type="dxa" w:w="120"/>
+              <w:top w:w="60" w:type="dxa"/>
+              <w:left w:w="120" w:type="dxa"/>
+              <w:bottom w:w="30" w:type="dxa"/>
+              <w:right w:w="120" w:type="dxa"/>
             </w:tcMar>
           </w:tcPr>
           <w:p>
@@ -338,21 +334,21 @@
             </w:pPr>
             <w:r>
               <w:rPr>
-                <w:rFonts w:eastAsia="等线" w:ascii="Arial" w:cs="Arial" w:hAnsi="Arial"/>
-                <w:sz w:val="22"/>
-              </w:rPr>
-              <w:t>字段名</w:t>
+                <w:rFonts w:ascii="Arial" w:hAnsi="Arial" w:eastAsia="等线" w:cs="Arial"/>
+                <w:sz w:val="22"/>
+              </w:rPr>
+              <w:t>类型</w:t>
             </w:r>
           </w:p>
         </w:tc>
         <w:tc>
           <w:tcPr>
-            <w:tcW w:w="1425" w:type="dxa"/>
+            <w:tcW w:w="960" w:type="dxa"/>
             <w:tcMar>
-              <w:top w:type="dxa" w:w="60"/>
-              <w:left w:type="dxa" w:w="120"/>
-              <w:bottom w:type="dxa" w:w="30"/>
-              <w:right w:type="dxa" w:w="120"/>
+              <w:top w:w="60" w:type="dxa"/>
+              <w:left w:w="120" w:type="dxa"/>
+              <w:bottom w:w="30" w:type="dxa"/>
+              <w:right w:w="120" w:type="dxa"/>
             </w:tcMar>
           </w:tcPr>
           <w:p>
@@ -363,21 +359,21 @@
             </w:pPr>
             <w:r>
               <w:rPr>
-                <w:rFonts w:eastAsia="等线" w:ascii="Arial" w:cs="Arial" w:hAnsi="Arial"/>
-                <w:sz w:val="22"/>
-              </w:rPr>
-              <w:t>类型</w:t>
+                <w:rFonts w:ascii="Arial" w:hAnsi="Arial" w:eastAsia="等线" w:cs="Arial"/>
+                <w:sz w:val="22"/>
+              </w:rPr>
+              <w:t>必填</w:t>
             </w:r>
           </w:p>
         </w:tc>
         <w:tc>
           <w:tcPr>
-            <w:tcW w:w="960" w:type="dxa"/>
+            <w:tcW w:w="4035" w:type="dxa"/>
             <w:tcMar>
-              <w:top w:type="dxa" w:w="60"/>
-              <w:left w:type="dxa" w:w="120"/>
-              <w:bottom w:type="dxa" w:w="30"/>
-              <w:right w:type="dxa" w:w="120"/>
+              <w:top w:w="60" w:type="dxa"/>
+              <w:left w:w="120" w:type="dxa"/>
+              <w:bottom w:w="30" w:type="dxa"/>
+              <w:right w:w="120" w:type="dxa"/>
             </w:tcMar>
           </w:tcPr>
           <w:p>
@@ -388,21 +384,39 @@
             </w:pPr>
             <w:r>
               <w:rPr>
-                <w:rFonts w:eastAsia="等线" w:ascii="Arial" w:cs="Arial" w:hAnsi="Arial"/>
-                <w:sz w:val="22"/>
-              </w:rPr>
-              <w:t>必填</w:t>
+                <w:rFonts w:ascii="Arial" w:hAnsi="Arial" w:eastAsia="等线" w:cs="Arial"/>
+                <w:sz w:val="22"/>
+              </w:rPr>
+              <w:t>说明</w:t>
             </w:r>
           </w:p>
         </w:tc>
+      </w:tr>
+      <w:tr>
+        <w:tblPrEx>
+          <w:tblBorders>
+            <w:top w:val="single" w:color="DEE0E3" w:sz="0" w:space="0"/>
+            <w:left w:val="single" w:color="DEE0E3" w:sz="0" w:space="0"/>
+            <w:bottom w:val="single" w:color="DEE0E3" w:sz="0" w:space="0"/>
+            <w:right w:val="single" w:color="DEE0E3" w:sz="0" w:space="0"/>
+            <w:insideH w:val="single" w:color="DEE0E3" w:sz="0" w:space="0"/>
+            <w:insideV w:val="single" w:color="DEE0E3" w:sz="0" w:space="0"/>
+          </w:tblBorders>
+          <w:tblCellMar>
+            <w:top w:w="0" w:type="dxa"/>
+            <w:left w:w="10" w:type="dxa"/>
+            <w:bottom w:w="0" w:type="dxa"/>
+            <w:right w:w="10" w:type="dxa"/>
+          </w:tblCellMar>
+        </w:tblPrEx>
         <w:tc>
           <w:tcPr>
-            <w:tcW w:w="4035" w:type="dxa"/>
+            <w:tcW w:w="1860" w:type="dxa"/>
             <w:tcMar>
-              <w:top w:type="dxa" w:w="60"/>
-              <w:left w:type="dxa" w:w="120"/>
-              <w:bottom w:type="dxa" w:w="30"/>
-              <w:right w:type="dxa" w:w="120"/>
+              <w:top w:w="60" w:type="dxa"/>
+              <w:left w:w="120" w:type="dxa"/>
+              <w:bottom w:w="30" w:type="dxa"/>
+              <w:right w:w="120" w:type="dxa"/>
             </w:tcMar>
           </w:tcPr>
           <w:p>
@@ -413,23 +427,22 @@
             </w:pPr>
             <w:r>
               <w:rPr>
-                <w:rFonts w:eastAsia="等线" w:ascii="Arial" w:cs="Arial" w:hAnsi="Arial"/>
-                <w:sz w:val="22"/>
-              </w:rPr>
-              <w:t>说明</w:t>
+                <w:rFonts w:ascii="Consolas" w:hAnsi="Consolas" w:eastAsia="Consolas" w:cs="Consolas"/>
+                <w:sz w:val="22"/>
+                <w:shd w:val="clear" w:fill="EFF0F1"/>
+              </w:rPr>
+              <w:t>timestamp</w:t>
             </w:r>
           </w:p>
         </w:tc>
-      </w:tr>
-      <w:tr>
         <w:tc>
           <w:tcPr>
-            <w:tcW w:w="1860" w:type="dxa"/>
+            <w:tcW w:w="1425" w:type="dxa"/>
             <w:tcMar>
-              <w:top w:type="dxa" w:w="60"/>
-              <w:left w:type="dxa" w:w="120"/>
-              <w:bottom w:type="dxa" w:w="30"/>
-              <w:right w:type="dxa" w:w="120"/>
+              <w:top w:w="60" w:type="dxa"/>
+              <w:left w:w="120" w:type="dxa"/>
+              <w:bottom w:w="30" w:type="dxa"/>
+              <w:right w:w="120" w:type="dxa"/>
             </w:tcMar>
           </w:tcPr>
           <w:p>
@@ -440,22 +453,21 @@
             </w:pPr>
             <w:r>
               <w:rPr>
-                <w:rFonts w:eastAsia="Consolas" w:ascii="Consolas" w:cs="Consolas" w:hAnsi="Consolas"/>
-                <w:sz w:val="22"/>
-                <w:shd w:fill="EFF0F1"/>
-              </w:rPr>
-              <w:t>timestamp</w:t>
+                <w:rFonts w:ascii="Arial" w:hAnsi="Arial" w:eastAsia="等线" w:cs="Arial"/>
+                <w:sz w:val="22"/>
+              </w:rPr>
+              <w:t>字符串</w:t>
             </w:r>
           </w:p>
         </w:tc>
         <w:tc>
           <w:tcPr>
-            <w:tcW w:w="1425" w:type="dxa"/>
+            <w:tcW w:w="960" w:type="dxa"/>
             <w:tcMar>
-              <w:top w:type="dxa" w:w="60"/>
-              <w:left w:type="dxa" w:w="120"/>
-              <w:bottom w:type="dxa" w:w="30"/>
-              <w:right w:type="dxa" w:w="120"/>
+              <w:top w:w="60" w:type="dxa"/>
+              <w:left w:w="120" w:type="dxa"/>
+              <w:bottom w:w="30" w:type="dxa"/>
+              <w:right w:w="120" w:type="dxa"/>
             </w:tcMar>
           </w:tcPr>
           <w:p>
@@ -466,21 +478,21 @@
             </w:pPr>
             <w:r>
               <w:rPr>
-                <w:rFonts w:eastAsia="等线" w:ascii="Arial" w:cs="Arial" w:hAnsi="Arial"/>
-                <w:sz w:val="22"/>
-              </w:rPr>
-              <w:t>字符串</w:t>
+                <w:rFonts w:ascii="Arial" w:hAnsi="Arial" w:eastAsia="等线" w:cs="Arial"/>
+                <w:sz w:val="22"/>
+              </w:rPr>
+              <w:t>是</w:t>
             </w:r>
           </w:p>
         </w:tc>
         <w:tc>
           <w:tcPr>
-            <w:tcW w:w="960" w:type="dxa"/>
+            <w:tcW w:w="4035" w:type="dxa"/>
             <w:tcMar>
-              <w:top w:type="dxa" w:w="60"/>
-              <w:left w:type="dxa" w:w="120"/>
-              <w:bottom w:type="dxa" w:w="30"/>
-              <w:right w:type="dxa" w:w="120"/>
+              <w:top w:w="60" w:type="dxa"/>
+              <w:left w:w="120" w:type="dxa"/>
+              <w:bottom w:w="30" w:type="dxa"/>
+              <w:right w:w="120" w:type="dxa"/>
             </w:tcMar>
           </w:tcPr>
           <w:p>
@@ -491,21 +503,39 @@
             </w:pPr>
             <w:r>
               <w:rPr>
-                <w:rFonts w:eastAsia="等线" w:ascii="Arial" w:cs="Arial" w:hAnsi="Arial"/>
-                <w:sz w:val="22"/>
-              </w:rPr>
-              <w:t>是</w:t>
+                <w:rFonts w:ascii="Arial" w:hAnsi="Arial" w:eastAsia="等线" w:cs="Arial"/>
+                <w:sz w:val="22"/>
+              </w:rPr>
+              <w:t>数据产生的时间戳</w:t>
             </w:r>
           </w:p>
         </w:tc>
+      </w:tr>
+      <w:tr>
+        <w:tblPrEx>
+          <w:tblBorders>
+            <w:top w:val="single" w:color="DEE0E3" w:sz="0" w:space="0"/>
+            <w:left w:val="single" w:color="DEE0E3" w:sz="0" w:space="0"/>
+            <w:bottom w:val="single" w:color="DEE0E3" w:sz="0" w:space="0"/>
+            <w:right w:val="single" w:color="DEE0E3" w:sz="0" w:space="0"/>
+            <w:insideH w:val="single" w:color="DEE0E3" w:sz="0" w:space="0"/>
+            <w:insideV w:val="single" w:color="DEE0E3" w:sz="0" w:space="0"/>
+          </w:tblBorders>
+          <w:tblCellMar>
+            <w:top w:w="0" w:type="dxa"/>
+            <w:left w:w="10" w:type="dxa"/>
+            <w:bottom w:w="0" w:type="dxa"/>
+            <w:right w:w="10" w:type="dxa"/>
+          </w:tblCellMar>
+        </w:tblPrEx>
         <w:tc>
           <w:tcPr>
-            <w:tcW w:w="4035" w:type="dxa"/>
+            <w:tcW w:w="1860" w:type="dxa"/>
             <w:tcMar>
-              <w:top w:type="dxa" w:w="60"/>
-              <w:left w:type="dxa" w:w="120"/>
-              <w:bottom w:type="dxa" w:w="30"/>
-              <w:right w:type="dxa" w:w="120"/>
+              <w:top w:w="60" w:type="dxa"/>
+              <w:left w:w="120" w:type="dxa"/>
+              <w:bottom w:w="30" w:type="dxa"/>
+              <w:right w:w="120" w:type="dxa"/>
             </w:tcMar>
           </w:tcPr>
           <w:p>
@@ -516,23 +546,22 @@
             </w:pPr>
             <w:r>
               <w:rPr>
-                <w:rFonts w:eastAsia="等线" w:ascii="Arial" w:cs="Arial" w:hAnsi="Arial"/>
-                <w:sz w:val="22"/>
-              </w:rPr>
-              <w:t>数据产生的时间戳</w:t>
+                <w:rFonts w:ascii="Consolas" w:hAnsi="Consolas" w:eastAsia="Consolas" w:cs="Consolas"/>
+                <w:sz w:val="22"/>
+                <w:shd w:val="clear" w:fill="EFF0F1"/>
+              </w:rPr>
+              <w:t>metrics</w:t>
             </w:r>
           </w:p>
         </w:tc>
-      </w:tr>
-      <w:tr>
         <w:tc>
           <w:tcPr>
-            <w:tcW w:w="1860" w:type="dxa"/>
+            <w:tcW w:w="1425" w:type="dxa"/>
             <w:tcMar>
-              <w:top w:type="dxa" w:w="60"/>
-              <w:left w:type="dxa" w:w="120"/>
-              <w:bottom w:type="dxa" w:w="30"/>
-              <w:right w:type="dxa" w:w="120"/>
+              <w:top w:w="60" w:type="dxa"/>
+              <w:left w:w="120" w:type="dxa"/>
+              <w:bottom w:w="30" w:type="dxa"/>
+              <w:right w:w="120" w:type="dxa"/>
             </w:tcMar>
           </w:tcPr>
           <w:p>
@@ -543,22 +572,21 @@
             </w:pPr>
             <w:r>
               <w:rPr>
-                <w:rFonts w:eastAsia="Consolas" w:ascii="Consolas" w:cs="Consolas" w:hAnsi="Consolas"/>
-                <w:sz w:val="22"/>
-                <w:shd w:fill="EFF0F1"/>
-              </w:rPr>
-              <w:t>metrics</w:t>
+                <w:rFonts w:ascii="Arial" w:hAnsi="Arial" w:eastAsia="等线" w:cs="Arial"/>
+                <w:sz w:val="22"/>
+              </w:rPr>
+              <w:t>嵌套字典</w:t>
             </w:r>
           </w:p>
         </w:tc>
         <w:tc>
           <w:tcPr>
-            <w:tcW w:w="1425" w:type="dxa"/>
+            <w:tcW w:w="960" w:type="dxa"/>
             <w:tcMar>
-              <w:top w:type="dxa" w:w="60"/>
-              <w:left w:type="dxa" w:w="120"/>
-              <w:bottom w:type="dxa" w:w="30"/>
-              <w:right w:type="dxa" w:w="120"/>
+              <w:top w:w="60" w:type="dxa"/>
+              <w:left w:w="120" w:type="dxa"/>
+              <w:bottom w:w="30" w:type="dxa"/>
+              <w:right w:w="120" w:type="dxa"/>
             </w:tcMar>
           </w:tcPr>
           <w:p>
@@ -569,21 +597,21 @@
             </w:pPr>
             <w:r>
               <w:rPr>
-                <w:rFonts w:eastAsia="等线" w:ascii="Arial" w:cs="Arial" w:hAnsi="Arial"/>
-                <w:sz w:val="22"/>
-              </w:rPr>
-              <w:t>嵌套字典</w:t>
+                <w:rFonts w:ascii="Arial" w:hAnsi="Arial" w:eastAsia="等线" w:cs="Arial"/>
+                <w:sz w:val="22"/>
+              </w:rPr>
+              <w:t>是</w:t>
             </w:r>
           </w:p>
         </w:tc>
         <w:tc>
           <w:tcPr>
-            <w:tcW w:w="960" w:type="dxa"/>
+            <w:tcW w:w="4035" w:type="dxa"/>
             <w:tcMar>
-              <w:top w:type="dxa" w:w="60"/>
-              <w:left w:type="dxa" w:w="120"/>
-              <w:bottom w:type="dxa" w:w="30"/>
-              <w:right w:type="dxa" w:w="120"/>
+              <w:top w:w="60" w:type="dxa"/>
+              <w:left w:w="120" w:type="dxa"/>
+              <w:bottom w:w="30" w:type="dxa"/>
+              <w:right w:w="120" w:type="dxa"/>
             </w:tcMar>
           </w:tcPr>
           <w:p>
@@ -594,21 +622,39 @@
             </w:pPr>
             <w:r>
               <w:rPr>
-                <w:rFonts w:eastAsia="等线" w:ascii="Arial" w:cs="Arial" w:hAnsi="Arial"/>
-                <w:sz w:val="22"/>
-              </w:rPr>
-              <w:t>是</w:t>
+                <w:rFonts w:ascii="Arial" w:hAnsi="Arial" w:eastAsia="等线" w:cs="Arial"/>
+                <w:sz w:val="22"/>
+              </w:rPr>
+              <w:t>工艺指标数据集合</w:t>
             </w:r>
           </w:p>
         </w:tc>
+      </w:tr>
+      <w:tr>
+        <w:tblPrEx>
+          <w:tblBorders>
+            <w:top w:val="single" w:color="DEE0E3" w:sz="0" w:space="0"/>
+            <w:left w:val="single" w:color="DEE0E3" w:sz="0" w:space="0"/>
+            <w:bottom w:val="single" w:color="DEE0E3" w:sz="0" w:space="0"/>
+            <w:right w:val="single" w:color="DEE0E3" w:sz="0" w:space="0"/>
+            <w:insideH w:val="single" w:color="DEE0E3" w:sz="0" w:space="0"/>
+            <w:insideV w:val="single" w:color="DEE0E3" w:sz="0" w:space="0"/>
+          </w:tblBorders>
+          <w:tblCellMar>
+            <w:top w:w="0" w:type="dxa"/>
+            <w:left w:w="10" w:type="dxa"/>
+            <w:bottom w:w="0" w:type="dxa"/>
+            <w:right w:w="10" w:type="dxa"/>
+          </w:tblCellMar>
+        </w:tblPrEx>
         <w:tc>
           <w:tcPr>
-            <w:tcW w:w="4035" w:type="dxa"/>
+            <w:tcW w:w="1860" w:type="dxa"/>
             <w:tcMar>
-              <w:top w:type="dxa" w:w="60"/>
-              <w:left w:type="dxa" w:w="120"/>
-              <w:bottom w:type="dxa" w:w="30"/>
-              <w:right w:type="dxa" w:w="120"/>
+              <w:top w:w="60" w:type="dxa"/>
+              <w:left w:w="120" w:type="dxa"/>
+              <w:bottom w:w="30" w:type="dxa"/>
+              <w:right w:w="120" w:type="dxa"/>
             </w:tcMar>
           </w:tcPr>
           <w:p>
@@ -619,23 +665,22 @@
             </w:pPr>
             <w:r>
               <w:rPr>
-                <w:rFonts w:eastAsia="等线" w:ascii="Arial" w:cs="Arial" w:hAnsi="Arial"/>
-                <w:sz w:val="22"/>
-              </w:rPr>
-              <w:t>工艺指标数据集合</w:t>
+                <w:rFonts w:ascii="Consolas" w:hAnsi="Consolas" w:eastAsia="Consolas" w:cs="Consolas"/>
+                <w:sz w:val="22"/>
+                <w:shd w:val="clear" w:fill="EFF0F1"/>
+              </w:rPr>
+              <w:t>data_type</w:t>
             </w:r>
           </w:p>
         </w:tc>
-      </w:tr>
-      <w:tr>
         <w:tc>
           <w:tcPr>
-            <w:tcW w:w="1860" w:type="dxa"/>
+            <w:tcW w:w="1425" w:type="dxa"/>
             <w:tcMar>
-              <w:top w:type="dxa" w:w="60"/>
-              <w:left w:type="dxa" w:w="120"/>
-              <w:bottom w:type="dxa" w:w="30"/>
-              <w:right w:type="dxa" w:w="120"/>
+              <w:top w:w="60" w:type="dxa"/>
+              <w:left w:w="120" w:type="dxa"/>
+              <w:bottom w:w="30" w:type="dxa"/>
+              <w:right w:w="120" w:type="dxa"/>
             </w:tcMar>
           </w:tcPr>
           <w:p>
@@ -646,22 +691,21 @@
             </w:pPr>
             <w:r>
               <w:rPr>
-                <w:rFonts w:eastAsia="Consolas" w:ascii="Consolas" w:cs="Consolas" w:hAnsi="Consolas"/>
-                <w:sz w:val="22"/>
-                <w:shd w:fill="EFF0F1"/>
-              </w:rPr>
-              <w:t>data_type</w:t>
+                <w:rFonts w:ascii="Arial" w:hAnsi="Arial" w:eastAsia="等线" w:cs="Arial"/>
+                <w:sz w:val="22"/>
+              </w:rPr>
+              <w:t>字符串</w:t>
             </w:r>
           </w:p>
         </w:tc>
         <w:tc>
           <w:tcPr>
-            <w:tcW w:w="1425" w:type="dxa"/>
+            <w:tcW w:w="960" w:type="dxa"/>
             <w:tcMar>
-              <w:top w:type="dxa" w:w="60"/>
-              <w:left w:type="dxa" w:w="120"/>
-              <w:bottom w:type="dxa" w:w="30"/>
-              <w:right w:type="dxa" w:w="120"/>
+              <w:top w:w="60" w:type="dxa"/>
+              <w:left w:w="120" w:type="dxa"/>
+              <w:bottom w:w="30" w:type="dxa"/>
+              <w:right w:w="120" w:type="dxa"/>
             </w:tcMar>
           </w:tcPr>
           <w:p>
@@ -672,21 +716,21 @@
             </w:pPr>
             <w:r>
               <w:rPr>
-                <w:rFonts w:eastAsia="等线" w:ascii="Arial" w:cs="Arial" w:hAnsi="Arial"/>
-                <w:sz w:val="22"/>
-              </w:rPr>
-              <w:t>字符串</w:t>
+                <w:rFonts w:ascii="Arial" w:hAnsi="Arial" w:eastAsia="等线" w:cs="Arial"/>
+                <w:sz w:val="22"/>
+              </w:rPr>
+              <w:t>是</w:t>
             </w:r>
           </w:p>
         </w:tc>
         <w:tc>
           <w:tcPr>
-            <w:tcW w:w="960" w:type="dxa"/>
+            <w:tcW w:w="4035" w:type="dxa"/>
             <w:tcMar>
-              <w:top w:type="dxa" w:w="60"/>
-              <w:left w:type="dxa" w:w="120"/>
-              <w:bottom w:type="dxa" w:w="30"/>
-              <w:right w:type="dxa" w:w="120"/>
+              <w:top w:w="60" w:type="dxa"/>
+              <w:left w:w="120" w:type="dxa"/>
+              <w:bottom w:w="30" w:type="dxa"/>
+              <w:right w:w="120" w:type="dxa"/>
             </w:tcMar>
           </w:tcPr>
           <w:p>
@@ -697,21 +741,39 @@
             </w:pPr>
             <w:r>
               <w:rPr>
-                <w:rFonts w:eastAsia="等线" w:ascii="Arial" w:cs="Arial" w:hAnsi="Arial"/>
-                <w:sz w:val="22"/>
-              </w:rPr>
-              <w:t>是</w:t>
+                <w:rFonts w:ascii="Arial" w:hAnsi="Arial" w:eastAsia="等线" w:cs="Arial"/>
+                <w:sz w:val="22"/>
+              </w:rPr>
+              <w:t>数据类型枚举，用于前端图层区分</w:t>
             </w:r>
           </w:p>
         </w:tc>
+      </w:tr>
+      <w:tr>
+        <w:tblPrEx>
+          <w:tblBorders>
+            <w:top w:val="single" w:color="DEE0E3" w:sz="0" w:space="0"/>
+            <w:left w:val="single" w:color="DEE0E3" w:sz="0" w:space="0"/>
+            <w:bottom w:val="single" w:color="DEE0E3" w:sz="0" w:space="0"/>
+            <w:right w:val="single" w:color="DEE0E3" w:sz="0" w:space="0"/>
+            <w:insideH w:val="single" w:color="DEE0E3" w:sz="0" w:space="0"/>
+            <w:insideV w:val="single" w:color="DEE0E3" w:sz="0" w:space="0"/>
+          </w:tblBorders>
+          <w:tblCellMar>
+            <w:top w:w="0" w:type="dxa"/>
+            <w:left w:w="10" w:type="dxa"/>
+            <w:bottom w:w="0" w:type="dxa"/>
+            <w:right w:w="10" w:type="dxa"/>
+          </w:tblCellMar>
+        </w:tblPrEx>
         <w:tc>
           <w:tcPr>
-            <w:tcW w:w="4035" w:type="dxa"/>
+            <w:tcW w:w="1860" w:type="dxa"/>
             <w:tcMar>
-              <w:top w:type="dxa" w:w="60"/>
-              <w:left w:type="dxa" w:w="120"/>
-              <w:bottom w:type="dxa" w:w="30"/>
-              <w:right w:type="dxa" w:w="120"/>
+              <w:top w:w="60" w:type="dxa"/>
+              <w:left w:w="120" w:type="dxa"/>
+              <w:bottom w:w="30" w:type="dxa"/>
+              <w:right w:w="120" w:type="dxa"/>
             </w:tcMar>
           </w:tcPr>
           <w:p>
@@ -722,23 +784,22 @@
             </w:pPr>
             <w:r>
               <w:rPr>
-                <w:rFonts w:eastAsia="等线" w:ascii="Arial" w:cs="Arial" w:hAnsi="Arial"/>
-                <w:sz w:val="22"/>
-              </w:rPr>
-              <w:t>数据类型枚举，用于前端图层区分</w:t>
+                <w:rFonts w:ascii="Consolas" w:hAnsi="Consolas" w:eastAsia="Consolas" w:cs="Consolas"/>
+                <w:sz w:val="22"/>
+                <w:shd w:val="clear" w:fill="EFF0F1"/>
+              </w:rPr>
+              <w:t>instruction</w:t>
             </w:r>
           </w:p>
         </w:tc>
-      </w:tr>
-      <w:tr>
         <w:tc>
           <w:tcPr>
-            <w:tcW w:w="1860" w:type="dxa"/>
+            <w:tcW w:w="1425" w:type="dxa"/>
             <w:tcMar>
-              <w:top w:type="dxa" w:w="60"/>
-              <w:left w:type="dxa" w:w="120"/>
-              <w:bottom w:type="dxa" w:w="30"/>
-              <w:right w:type="dxa" w:w="120"/>
+              <w:top w:w="60" w:type="dxa"/>
+              <w:left w:w="120" w:type="dxa"/>
+              <w:bottom w:w="30" w:type="dxa"/>
+              <w:right w:w="120" w:type="dxa"/>
             </w:tcMar>
           </w:tcPr>
           <w:p>
@@ -749,22 +810,21 @@
             </w:pPr>
             <w:r>
               <w:rPr>
-                <w:rFonts w:eastAsia="Consolas" w:ascii="Consolas" w:cs="Consolas" w:hAnsi="Consolas"/>
-                <w:sz w:val="22"/>
-                <w:shd w:fill="EFF0F1"/>
-              </w:rPr>
-              <w:t>instruction</w:t>
+                <w:rFonts w:ascii="Arial" w:hAnsi="Arial" w:eastAsia="等线" w:cs="Arial"/>
+                <w:sz w:val="22"/>
+              </w:rPr>
+              <w:t>字符串</w:t>
             </w:r>
           </w:p>
         </w:tc>
         <w:tc>
           <w:tcPr>
-            <w:tcW w:w="1425" w:type="dxa"/>
+            <w:tcW w:w="960" w:type="dxa"/>
             <w:tcMar>
-              <w:top w:type="dxa" w:w="60"/>
-              <w:left w:type="dxa" w:w="120"/>
-              <w:bottom w:type="dxa" w:w="30"/>
-              <w:right w:type="dxa" w:w="120"/>
+              <w:top w:w="60" w:type="dxa"/>
+              <w:left w:w="120" w:type="dxa"/>
+              <w:bottom w:w="30" w:type="dxa"/>
+              <w:right w:w="120" w:type="dxa"/>
             </w:tcMar>
           </w:tcPr>
           <w:p>
@@ -775,21 +835,21 @@
             </w:pPr>
             <w:r>
               <w:rPr>
-                <w:rFonts w:eastAsia="等线" w:ascii="Arial" w:cs="Arial" w:hAnsi="Arial"/>
-                <w:sz w:val="22"/>
-              </w:rPr>
-              <w:t>字符串</w:t>
+                <w:rFonts w:ascii="Arial" w:hAnsi="Arial" w:eastAsia="等线" w:cs="Arial"/>
+                <w:sz w:val="22"/>
+              </w:rPr>
+              <w:t>是</w:t>
             </w:r>
           </w:p>
         </w:tc>
         <w:tc>
           <w:tcPr>
-            <w:tcW w:w="960" w:type="dxa"/>
+            <w:tcW w:w="4035" w:type="dxa"/>
             <w:tcMar>
-              <w:top w:type="dxa" w:w="60"/>
-              <w:left w:type="dxa" w:w="120"/>
-              <w:bottom w:type="dxa" w:w="30"/>
-              <w:right w:type="dxa" w:w="120"/>
+              <w:top w:w="60" w:type="dxa"/>
+              <w:left w:w="120" w:type="dxa"/>
+              <w:bottom w:w="30" w:type="dxa"/>
+              <w:right w:w="120" w:type="dxa"/>
             </w:tcMar>
           </w:tcPr>
           <w:p>
@@ -800,32 +860,7 @@
             </w:pPr>
             <w:r>
               <w:rPr>
-                <w:rFonts w:eastAsia="等线" w:ascii="Arial" w:cs="Arial" w:hAnsi="Arial"/>
-                <w:sz w:val="22"/>
-              </w:rPr>
-              <w:t>是</w:t>
-            </w:r>
-          </w:p>
-        </w:tc>
-        <w:tc>
-          <w:tcPr>
-            <w:tcW w:w="4035" w:type="dxa"/>
-            <w:tcMar>
-              <w:top w:type="dxa" w:w="60"/>
-              <w:left w:type="dxa" w:w="120"/>
-              <w:bottom w:type="dxa" w:w="30"/>
-              <w:right w:type="dxa" w:w="120"/>
-            </w:tcMar>
-          </w:tcPr>
-          <w:p>
-            <w:pPr>
-              <w:spacing w:before="120" w:after="120" w:line="288" w:lineRule="auto"/>
-              <w:ind w:left="0"/>
-              <w:jc w:val="left"/>
-            </w:pPr>
-            <w:r>
-              <w:rPr>
-                <w:rFonts w:eastAsia="等线" w:ascii="Arial" w:cs="Arial" w:hAnsi="Arial"/>
+                <w:rFonts w:ascii="Arial" w:hAnsi="Arial" w:eastAsia="等线" w:cs="Arial"/>
                 <w:sz w:val="22"/>
               </w:rPr>
               <w:t>操作指令/预警建议，默认为空字符串</w:t>
@@ -837,8 +872,8 @@
     <w:p>
       <w:pPr>
         <w:pBdr>
-          <w:bottom w:val="single" w:color="dee0e3"/>
-          <w:between w:val="single" w:color="dee0e3"/>
+          <w:bottom w:val="single" w:color="DEE0E3" w:sz="2" w:space="0"/>
+          <w:between w:val="single" w:color="DEE0E3" w:sz="2" w:space="0"/>
         </w:pBdr>
         <w:spacing w:before="120" w:after="120" w:line="288" w:lineRule="auto"/>
         <w:ind w:left="0"/>
@@ -846,17 +881,16 @@
     </w:p>
     <w:p>
       <w:pPr>
-        <w:pStyle w:val="2"/>
         <w:spacing w:before="320" w:after="120" w:line="288" w:lineRule="auto"/>
         <w:ind w:left="0"/>
         <w:jc w:val="left"/>
         <w:outlineLvl w:val="1"/>
       </w:pPr>
-      <w:bookmarkStart w:name="heading_3" w:id="3"/>
-      <w:r>
-        <w:rPr>
-          <w:rFonts w:eastAsia="等线" w:ascii="Arial" w:cs="Arial" w:hAnsi="Arial"/>
-          <w:b w:val="true"/>
+      <w:bookmarkStart w:id="3" w:name="heading_3"/>
+      <w:r>
+        <w:rPr>
+          <w:rFonts w:ascii="Arial" w:hAnsi="Arial" w:eastAsia="等线" w:cs="Arial"/>
+          <w:b/>
           <w:sz w:val="32"/>
         </w:rPr>
         <w:t>3. 字段详细说明</w:t>
@@ -865,17 +899,16 @@
     </w:p>
     <w:p>
       <w:pPr>
-        <w:pStyle w:val="3"/>
         <w:spacing w:before="300" w:after="120" w:line="288" w:lineRule="auto"/>
         <w:ind w:left="0"/>
         <w:jc w:val="left"/>
         <w:outlineLvl w:val="2"/>
       </w:pPr>
-      <w:bookmarkStart w:name="heading_4" w:id="4"/>
-      <w:r>
-        <w:rPr>
-          <w:rFonts w:eastAsia="等线" w:ascii="Arial" w:cs="Arial" w:hAnsi="Arial"/>
-          <w:b w:val="true"/>
+      <w:bookmarkStart w:id="4" w:name="heading_4"/>
+      <w:r>
+        <w:rPr>
+          <w:rFonts w:ascii="Arial" w:hAnsi="Arial" w:eastAsia="等线" w:cs="Arial"/>
+          <w:b/>
           <w:sz w:val="30"/>
         </w:rPr>
         <w:t>3.1 timestamp</w:t>
@@ -885,6 +918,7 @@
     <w:p>
       <w:pPr>
         <w:numPr>
+          <w:ilvl w:val="0"/>
           <w:numId w:val="4"/>
         </w:numPr>
         <w:spacing w:before="120" w:after="120" w:line="288" w:lineRule="auto"/>
@@ -893,24 +927,24 @@
       </w:pPr>
       <w:r>
         <w:rPr>
-          <w:rFonts w:eastAsia="等线" w:ascii="Arial" w:cs="Arial" w:hAnsi="Arial"/>
-          <w:b w:val="true"/>
+          <w:rFonts w:ascii="Arial" w:hAnsi="Arial" w:eastAsia="等线" w:cs="Arial"/>
+          <w:b/>
           <w:sz w:val="22"/>
         </w:rPr>
         <w:t>字段名</w:t>
       </w:r>
       <w:r>
         <w:rPr>
-          <w:rFonts w:eastAsia="等线" w:ascii="Arial" w:cs="Arial" w:hAnsi="Arial"/>
+          <w:rFonts w:ascii="Arial" w:hAnsi="Arial" w:eastAsia="等线" w:cs="Arial"/>
           <w:sz w:val="22"/>
         </w:rPr>
         <w:t>：</w:t>
       </w:r>
       <w:r>
         <w:rPr>
-          <w:rFonts w:eastAsia="Consolas" w:ascii="Consolas" w:cs="Consolas" w:hAnsi="Consolas"/>
-          <w:sz w:val="22"/>
-          <w:shd w:fill="EFF0F1"/>
+          <w:rFonts w:ascii="Consolas" w:hAnsi="Consolas" w:eastAsia="Consolas" w:cs="Consolas"/>
+          <w:sz w:val="22"/>
+          <w:shd w:val="clear" w:fill="EFF0F1"/>
         </w:rPr>
         <w:t>timestamp</w:t>
       </w:r>
@@ -918,6 +952,7 @@
     <w:p>
       <w:pPr>
         <w:numPr>
+          <w:ilvl w:val="0"/>
           <w:numId w:val="5"/>
         </w:numPr>
         <w:spacing w:before="120" w:after="120" w:line="288" w:lineRule="auto"/>
@@ -926,15 +961,15 @@
       </w:pPr>
       <w:r>
         <w:rPr>
-          <w:rFonts w:eastAsia="等线" w:ascii="Arial" w:cs="Arial" w:hAnsi="Arial"/>
-          <w:b w:val="true"/>
+          <w:rFonts w:ascii="Arial" w:hAnsi="Arial" w:eastAsia="等线" w:cs="Arial"/>
+          <w:b/>
           <w:sz w:val="22"/>
         </w:rPr>
         <w:t>类型</w:t>
       </w:r>
       <w:r>
         <w:rPr>
-          <w:rFonts w:eastAsia="等线" w:ascii="Arial" w:cs="Arial" w:hAnsi="Arial"/>
+          <w:rFonts w:ascii="Arial" w:hAnsi="Arial" w:eastAsia="等线" w:cs="Arial"/>
           <w:sz w:val="22"/>
         </w:rPr>
         <w:t>：字符串（str）</w:t>
@@ -943,6 +978,7 @@
     <w:p>
       <w:pPr>
         <w:numPr>
+          <w:ilvl w:val="0"/>
           <w:numId w:val="6"/>
         </w:numPr>
         <w:spacing w:before="120" w:after="120" w:line="288" w:lineRule="auto"/>
@@ -951,30 +987,30 @@
       </w:pPr>
       <w:r>
         <w:rPr>
-          <w:rFonts w:eastAsia="等线" w:ascii="Arial" w:cs="Arial" w:hAnsi="Arial"/>
-          <w:b w:val="true"/>
+          <w:rFonts w:ascii="Arial" w:hAnsi="Arial" w:eastAsia="等线" w:cs="Arial"/>
+          <w:b/>
           <w:sz w:val="22"/>
         </w:rPr>
         <w:t>格式</w:t>
       </w:r>
       <w:r>
         <w:rPr>
-          <w:rFonts w:eastAsia="等线" w:ascii="Arial" w:cs="Arial" w:hAnsi="Arial"/>
+          <w:rFonts w:ascii="Arial" w:hAnsi="Arial" w:eastAsia="等线" w:cs="Arial"/>
           <w:sz w:val="22"/>
         </w:rPr>
         <w:t xml:space="preserve">：强制为 </w:t>
       </w:r>
       <w:r>
         <w:rPr>
-          <w:rFonts w:eastAsia="Consolas" w:ascii="Consolas" w:cs="Consolas" w:hAnsi="Consolas"/>
-          <w:sz w:val="22"/>
-          <w:shd w:fill="EFF0F1"/>
+          <w:rFonts w:ascii="Consolas" w:hAnsi="Consolas" w:eastAsia="Consolas" w:cs="Consolas"/>
+          <w:sz w:val="22"/>
+          <w:shd w:val="clear" w:fill="EFF0F1"/>
         </w:rPr>
         <w:t>"YYYY-MM-DD HH:MM:SS"</w:t>
       </w:r>
       <w:r>
         <w:rPr>
-          <w:rFonts w:eastAsia="等线" w:ascii="Arial" w:cs="Arial" w:hAnsi="Arial"/>
+          <w:rFonts w:ascii="Arial" w:hAnsi="Arial" w:eastAsia="等线" w:cs="Arial"/>
           <w:sz w:val="22"/>
         </w:rPr>
         <w:t>（24小时制）</w:t>
@@ -983,6 +1019,7 @@
     <w:p>
       <w:pPr>
         <w:numPr>
+          <w:ilvl w:val="0"/>
           <w:numId w:val="7"/>
         </w:numPr>
         <w:spacing w:before="120" w:after="120" w:line="288" w:lineRule="auto"/>
@@ -991,24 +1028,24 @@
       </w:pPr>
       <w:r>
         <w:rPr>
-          <w:rFonts w:eastAsia="等线" w:ascii="Arial" w:cs="Arial" w:hAnsi="Arial"/>
-          <w:b w:val="true"/>
+          <w:rFonts w:ascii="Arial" w:hAnsi="Arial" w:eastAsia="等线" w:cs="Arial"/>
+          <w:b/>
           <w:sz w:val="22"/>
         </w:rPr>
         <w:t>示例</w:t>
       </w:r>
       <w:r>
         <w:rPr>
-          <w:rFonts w:eastAsia="等线" w:ascii="Arial" w:cs="Arial" w:hAnsi="Arial"/>
+          <w:rFonts w:ascii="Arial" w:hAnsi="Arial" w:eastAsia="等线" w:cs="Arial"/>
           <w:sz w:val="22"/>
         </w:rPr>
         <w:t>：</w:t>
       </w:r>
       <w:r>
         <w:rPr>
-          <w:rFonts w:eastAsia="Consolas" w:ascii="Consolas" w:cs="Consolas" w:hAnsi="Consolas"/>
-          <w:sz w:val="22"/>
-          <w:shd w:fill="EFF0F1"/>
+          <w:rFonts w:ascii="Consolas" w:hAnsi="Consolas" w:eastAsia="Consolas" w:cs="Consolas"/>
+          <w:sz w:val="22"/>
+          <w:shd w:val="clear" w:fill="EFF0F1"/>
         </w:rPr>
         <w:t>"2026-07-06 14:30:05"</w:t>
       </w:r>
@@ -1016,6 +1053,7 @@
     <w:p>
       <w:pPr>
         <w:numPr>
+          <w:ilvl w:val="0"/>
           <w:numId w:val="8"/>
         </w:numPr>
         <w:spacing w:before="120" w:after="120" w:line="288" w:lineRule="auto"/>
@@ -1024,15 +1062,15 @@
       </w:pPr>
       <w:r>
         <w:rPr>
-          <w:rFonts w:eastAsia="等线" w:ascii="Arial" w:cs="Arial" w:hAnsi="Arial"/>
-          <w:b w:val="true"/>
+          <w:rFonts w:ascii="Arial" w:hAnsi="Arial" w:eastAsia="等线" w:cs="Arial"/>
+          <w:b/>
           <w:sz w:val="22"/>
         </w:rPr>
         <w:t>说明</w:t>
       </w:r>
       <w:r>
         <w:rPr>
-          <w:rFonts w:eastAsia="等线" w:ascii="Arial" w:cs="Arial" w:hAnsi="Arial"/>
+          <w:rFonts w:ascii="Arial" w:hAnsi="Arial" w:eastAsia="等线" w:cs="Arial"/>
           <w:sz w:val="22"/>
         </w:rPr>
         <w:t>：表示该条数据对应的采集或生成时间，精确到秒。</w:t>
@@ -1040,17 +1078,16 @@
     </w:p>
     <w:p>
       <w:pPr>
-        <w:pStyle w:val="3"/>
         <w:spacing w:before="300" w:after="120" w:line="288" w:lineRule="auto"/>
         <w:ind w:left="0"/>
         <w:jc w:val="left"/>
         <w:outlineLvl w:val="2"/>
       </w:pPr>
-      <w:bookmarkStart w:name="heading_5" w:id="5"/>
-      <w:r>
-        <w:rPr>
-          <w:rFonts w:eastAsia="等线" w:ascii="Arial" w:cs="Arial" w:hAnsi="Arial"/>
-          <w:b w:val="true"/>
+      <w:bookmarkStart w:id="5" w:name="heading_5"/>
+      <w:r>
+        <w:rPr>
+          <w:rFonts w:ascii="Arial" w:hAnsi="Arial" w:eastAsia="等线" w:cs="Arial"/>
+          <w:b/>
           <w:sz w:val="30"/>
         </w:rPr>
         <w:t>3.2 metrics</w:t>
@@ -1060,6 +1097,7 @@
     <w:p>
       <w:pPr>
         <w:numPr>
+          <w:ilvl w:val="0"/>
           <w:numId w:val="9"/>
         </w:numPr>
         <w:spacing w:before="120" w:after="120" w:line="288" w:lineRule="auto"/>
@@ -1068,24 +1106,24 @@
       </w:pPr>
       <w:r>
         <w:rPr>
-          <w:rFonts w:eastAsia="等线" w:ascii="Arial" w:cs="Arial" w:hAnsi="Arial"/>
-          <w:b w:val="true"/>
+          <w:rFonts w:ascii="Arial" w:hAnsi="Arial" w:eastAsia="等线" w:cs="Arial"/>
+          <w:b/>
           <w:sz w:val="22"/>
         </w:rPr>
         <w:t>字段名</w:t>
       </w:r>
       <w:r>
         <w:rPr>
-          <w:rFonts w:eastAsia="等线" w:ascii="Arial" w:cs="Arial" w:hAnsi="Arial"/>
+          <w:rFonts w:ascii="Arial" w:hAnsi="Arial" w:eastAsia="等线" w:cs="Arial"/>
           <w:sz w:val="22"/>
         </w:rPr>
         <w:t>：</w:t>
       </w:r>
       <w:r>
         <w:rPr>
-          <w:rFonts w:eastAsia="Consolas" w:ascii="Consolas" w:cs="Consolas" w:hAnsi="Consolas"/>
-          <w:sz w:val="22"/>
-          <w:shd w:fill="EFF0F1"/>
+          <w:rFonts w:ascii="Consolas" w:hAnsi="Consolas" w:eastAsia="Consolas" w:cs="Consolas"/>
+          <w:sz w:val="22"/>
+          <w:shd w:val="clear" w:fill="EFF0F1"/>
         </w:rPr>
         <w:t>metrics</w:t>
       </w:r>
@@ -1093,6 +1131,7 @@
     <w:p>
       <w:pPr>
         <w:numPr>
+          <w:ilvl w:val="0"/>
           <w:numId w:val="10"/>
         </w:numPr>
         <w:spacing w:before="120" w:after="120" w:line="288" w:lineRule="auto"/>
@@ -1101,15 +1140,15 @@
       </w:pPr>
       <w:r>
         <w:rPr>
-          <w:rFonts w:eastAsia="等线" w:ascii="Arial" w:cs="Arial" w:hAnsi="Arial"/>
-          <w:b w:val="true"/>
+          <w:rFonts w:ascii="Arial" w:hAnsi="Arial" w:eastAsia="等线" w:cs="Arial"/>
+          <w:b/>
           <w:sz w:val="22"/>
         </w:rPr>
         <w:t>类型</w:t>
       </w:r>
       <w:r>
         <w:rPr>
-          <w:rFonts w:eastAsia="等线" w:ascii="Arial" w:cs="Arial" w:hAnsi="Arial"/>
+          <w:rFonts w:ascii="Arial" w:hAnsi="Arial" w:eastAsia="等线" w:cs="Arial"/>
           <w:sz w:val="22"/>
         </w:rPr>
         <w:t>：嵌套字典（dict）</w:t>
@@ -1118,6 +1157,7 @@
     <w:p>
       <w:pPr>
         <w:numPr>
+          <w:ilvl w:val="0"/>
           <w:numId w:val="11"/>
         </w:numPr>
         <w:spacing w:before="120" w:after="120" w:line="288" w:lineRule="auto"/>
@@ -1126,15 +1166,15 @@
       </w:pPr>
       <w:r>
         <w:rPr>
-          <w:rFonts w:eastAsia="等线" w:ascii="Arial" w:cs="Arial" w:hAnsi="Arial"/>
-          <w:b w:val="true"/>
+          <w:rFonts w:ascii="Arial" w:hAnsi="Arial" w:eastAsia="等线" w:cs="Arial"/>
+          <w:b/>
           <w:sz w:val="22"/>
         </w:rPr>
         <w:t>说明</w:t>
       </w:r>
       <w:r>
         <w:rPr>
-          <w:rFonts w:eastAsia="等线" w:ascii="Arial" w:cs="Arial" w:hAnsi="Arial"/>
+          <w:rFonts w:ascii="Arial" w:hAnsi="Arial" w:eastAsia="等线" w:cs="Arial"/>
           <w:sz w:val="22"/>
         </w:rPr>
         <w:t>：包含高炉炼铁核心工艺指标的键值对集合。</w:t>
@@ -1142,17 +1182,16 @@
     </w:p>
     <w:p>
       <w:pPr>
-        <w:pStyle w:val="4"/>
         <w:spacing w:before="260" w:after="120" w:line="288" w:lineRule="auto"/>
         <w:ind w:left="0"/>
         <w:jc w:val="left"/>
         <w:outlineLvl w:val="3"/>
       </w:pPr>
-      <w:bookmarkStart w:name="heading_6" w:id="6"/>
-      <w:r>
-        <w:rPr>
-          <w:rFonts w:eastAsia="等线" w:ascii="Arial" w:cs="Arial" w:hAnsi="Arial"/>
-          <w:b w:val="true"/>
+      <w:bookmarkStart w:id="6" w:name="heading_6"/>
+      <w:r>
+        <w:rPr>
+          <w:rFonts w:ascii="Arial" w:hAnsi="Arial" w:eastAsia="等线" w:cs="Arial"/>
+          <w:b/>
           <w:sz w:val="28"/>
         </w:rPr>
         <w:t>metrics 内部字段</w:t>
@@ -1161,17 +1200,24 @@
     </w:p>
     <w:tbl>
       <w:tblPr>
+        <w:tblStyle w:val="2"/>
         <w:tblW w:w="0" w:type="auto"/>
         <w:tblInd w:w="0" w:type="dxa"/>
         <w:tblBorders>
-          <w:top w:val="single" w:color="dee0e3"/>
-          <w:left w:val="single" w:color="dee0e3"/>
-          <w:bottom w:val="single" w:color="dee0e3"/>
-          <w:right w:val="single" w:color="dee0e3"/>
-          <w:insideH w:val="single" w:color="dee0e3"/>
-          <w:insideV w:val="single" w:color="dee0e3"/>
+          <w:top w:val="single" w:color="DEE0E3" w:sz="0" w:space="0"/>
+          <w:left w:val="single" w:color="DEE0E3" w:sz="0" w:space="0"/>
+          <w:bottom w:val="single" w:color="DEE0E3" w:sz="0" w:space="0"/>
+          <w:right w:val="single" w:color="DEE0E3" w:sz="0" w:space="0"/>
+          <w:insideH w:val="single" w:color="DEE0E3" w:sz="0" w:space="0"/>
+          <w:insideV w:val="single" w:color="DEE0E3" w:sz="0" w:space="0"/>
         </w:tblBorders>
         <w:tblLayout w:type="fixed"/>
+        <w:tblCellMar>
+          <w:top w:w="0" w:type="dxa"/>
+          <w:left w:w="10" w:type="dxa"/>
+          <w:bottom w:w="0" w:type="dxa"/>
+          <w:right w:w="10" w:type="dxa"/>
+        </w:tblCellMar>
       </w:tblPr>
       <w:tblGrid>
         <w:gridCol w:w="1095"/>
@@ -1182,14 +1228,30 @@
         <w:gridCol w:w="1140"/>
       </w:tblGrid>
       <w:tr>
+        <w:tblPrEx>
+          <w:tblBorders>
+            <w:top w:val="single" w:color="DEE0E3" w:sz="0" w:space="0"/>
+            <w:left w:val="single" w:color="DEE0E3" w:sz="0" w:space="0"/>
+            <w:bottom w:val="single" w:color="DEE0E3" w:sz="0" w:space="0"/>
+            <w:right w:val="single" w:color="DEE0E3" w:sz="0" w:space="0"/>
+            <w:insideH w:val="single" w:color="DEE0E3" w:sz="0" w:space="0"/>
+            <w:insideV w:val="single" w:color="DEE0E3" w:sz="0" w:space="0"/>
+          </w:tblBorders>
+          <w:tblCellMar>
+            <w:top w:w="0" w:type="dxa"/>
+            <w:left w:w="10" w:type="dxa"/>
+            <w:bottom w:w="0" w:type="dxa"/>
+            <w:right w:w="10" w:type="dxa"/>
+          </w:tblCellMar>
+        </w:tblPrEx>
         <w:tc>
           <w:tcPr>
             <w:tcW w:w="1095" w:type="dxa"/>
             <w:tcMar>
-              <w:top w:type="dxa" w:w="60"/>
-              <w:left w:type="dxa" w:w="120"/>
-              <w:bottom w:type="dxa" w:w="30"/>
-              <w:right w:type="dxa" w:w="120"/>
+              <w:top w:w="60" w:type="dxa"/>
+              <w:left w:w="120" w:type="dxa"/>
+              <w:bottom w:w="30" w:type="dxa"/>
+              <w:right w:w="120" w:type="dxa"/>
             </w:tcMar>
           </w:tcPr>
           <w:p>
@@ -1200,7 +1262,7 @@
             </w:pPr>
             <w:r>
               <w:rPr>
-                <w:rFonts w:eastAsia="等线" w:ascii="Arial" w:cs="Arial" w:hAnsi="Arial"/>
+                <w:rFonts w:ascii="Arial" w:hAnsi="Arial" w:eastAsia="等线" w:cs="Arial"/>
                 <w:sz w:val="22"/>
               </w:rPr>
               <w:t>指标名称</w:t>
@@ -1211,10 +1273,10 @@
           <w:tcPr>
             <w:tcW w:w="1245" w:type="dxa"/>
             <w:tcMar>
-              <w:top w:type="dxa" w:w="60"/>
-              <w:left w:type="dxa" w:w="120"/>
-              <w:bottom w:type="dxa" w:w="30"/>
-              <w:right w:type="dxa" w:w="120"/>
+              <w:top w:w="60" w:type="dxa"/>
+              <w:left w:w="120" w:type="dxa"/>
+              <w:bottom w:w="30" w:type="dxa"/>
+              <w:right w:w="120" w:type="dxa"/>
             </w:tcMar>
           </w:tcPr>
           <w:p>
@@ -1225,7 +1287,7 @@
             </w:pPr>
             <w:r>
               <w:rPr>
-                <w:rFonts w:eastAsia="等线" w:ascii="Arial" w:cs="Arial" w:hAnsi="Arial"/>
+                <w:rFonts w:ascii="Arial" w:hAnsi="Arial" w:eastAsia="等线" w:cs="Arial"/>
                 <w:sz w:val="22"/>
               </w:rPr>
               <w:t>键名</w:t>
@@ -1236,10 +1298,10 @@
           <w:tcPr>
             <w:tcW w:w="2190" w:type="dxa"/>
             <w:tcMar>
-              <w:top w:type="dxa" w:w="60"/>
-              <w:left w:type="dxa" w:w="120"/>
-              <w:bottom w:type="dxa" w:w="30"/>
-              <w:right w:type="dxa" w:w="120"/>
+              <w:top w:w="60" w:type="dxa"/>
+              <w:left w:w="120" w:type="dxa"/>
+              <w:bottom w:w="30" w:type="dxa"/>
+              <w:right w:w="120" w:type="dxa"/>
             </w:tcMar>
           </w:tcPr>
           <w:p>
@@ -1250,7 +1312,7 @@
             </w:pPr>
             <w:r>
               <w:rPr>
-                <w:rFonts w:eastAsia="等线" w:ascii="Arial" w:cs="Arial" w:hAnsi="Arial"/>
+                <w:rFonts w:ascii="Arial" w:hAnsi="Arial" w:eastAsia="等线" w:cs="Arial"/>
                 <w:sz w:val="22"/>
               </w:rPr>
               <w:t>类型</w:t>
@@ -1261,10 +1323,10 @@
           <w:tcPr>
             <w:tcW w:w="1095" w:type="dxa"/>
             <w:tcMar>
-              <w:top w:type="dxa" w:w="60"/>
-              <w:left w:type="dxa" w:w="120"/>
-              <w:bottom w:type="dxa" w:w="30"/>
-              <w:right w:type="dxa" w:w="120"/>
+              <w:top w:w="60" w:type="dxa"/>
+              <w:left w:w="120" w:type="dxa"/>
+              <w:bottom w:w="30" w:type="dxa"/>
+              <w:right w:w="120" w:type="dxa"/>
             </w:tcMar>
           </w:tcPr>
           <w:p>
@@ -1275,7 +1337,7 @@
             </w:pPr>
             <w:r>
               <w:rPr>
-                <w:rFonts w:eastAsia="等线" w:ascii="Arial" w:cs="Arial" w:hAnsi="Arial"/>
+                <w:rFonts w:ascii="Arial" w:hAnsi="Arial" w:eastAsia="等线" w:cs="Arial"/>
                 <w:sz w:val="22"/>
               </w:rPr>
               <w:t>单位</w:t>
@@ -1286,10 +1348,10 @@
           <w:tcPr>
             <w:tcW w:w="1530" w:type="dxa"/>
             <w:tcMar>
-              <w:top w:type="dxa" w:w="60"/>
-              <w:left w:type="dxa" w:w="120"/>
-              <w:bottom w:type="dxa" w:w="30"/>
-              <w:right w:type="dxa" w:w="120"/>
+              <w:top w:w="60" w:type="dxa"/>
+              <w:left w:w="120" w:type="dxa"/>
+              <w:bottom w:w="30" w:type="dxa"/>
+              <w:right w:w="120" w:type="dxa"/>
             </w:tcMar>
           </w:tcPr>
           <w:p>
@@ -1300,7 +1362,7 @@
             </w:pPr>
             <w:r>
               <w:rPr>
-                <w:rFonts w:eastAsia="等线" w:ascii="Arial" w:cs="Arial" w:hAnsi="Arial"/>
+                <w:rFonts w:ascii="Arial" w:hAnsi="Arial" w:eastAsia="等线" w:cs="Arial"/>
                 <w:sz w:val="22"/>
               </w:rPr>
               <w:t>正常波动范围</w:t>
@@ -1311,10 +1373,10 @@
           <w:tcPr>
             <w:tcW w:w="1140" w:type="dxa"/>
             <w:tcMar>
-              <w:top w:type="dxa" w:w="60"/>
-              <w:left w:type="dxa" w:w="120"/>
-              <w:bottom w:type="dxa" w:w="30"/>
-              <w:right w:type="dxa" w:w="120"/>
+              <w:top w:w="60" w:type="dxa"/>
+              <w:left w:w="120" w:type="dxa"/>
+              <w:bottom w:w="30" w:type="dxa"/>
+              <w:right w:w="120" w:type="dxa"/>
             </w:tcMar>
           </w:tcPr>
           <w:p>
@@ -1325,7 +1387,7 @@
             </w:pPr>
             <w:r>
               <w:rPr>
-                <w:rFonts w:eastAsia="等线" w:ascii="Arial" w:cs="Arial" w:hAnsi="Arial"/>
+                <w:rFonts w:ascii="Arial" w:hAnsi="Arial" w:eastAsia="等线" w:cs="Arial"/>
                 <w:sz w:val="22"/>
               </w:rPr>
               <w:t>示例值</w:t>
@@ -1334,14 +1396,30 @@
         </w:tc>
       </w:tr>
       <w:tr>
+        <w:tblPrEx>
+          <w:tblBorders>
+            <w:top w:val="single" w:color="DEE0E3" w:sz="0" w:space="0"/>
+            <w:left w:val="single" w:color="DEE0E3" w:sz="0" w:space="0"/>
+            <w:bottom w:val="single" w:color="DEE0E3" w:sz="0" w:space="0"/>
+            <w:right w:val="single" w:color="DEE0E3" w:sz="0" w:space="0"/>
+            <w:insideH w:val="single" w:color="DEE0E3" w:sz="0" w:space="0"/>
+            <w:insideV w:val="single" w:color="DEE0E3" w:sz="0" w:space="0"/>
+          </w:tblBorders>
+          <w:tblCellMar>
+            <w:top w:w="0" w:type="dxa"/>
+            <w:left w:w="10" w:type="dxa"/>
+            <w:bottom w:w="0" w:type="dxa"/>
+            <w:right w:w="10" w:type="dxa"/>
+          </w:tblCellMar>
+        </w:tblPrEx>
         <w:tc>
           <w:tcPr>
             <w:tcW w:w="1095" w:type="dxa"/>
             <w:tcMar>
-              <w:top w:type="dxa" w:w="60"/>
-              <w:left w:type="dxa" w:w="120"/>
-              <w:bottom w:type="dxa" w:w="30"/>
-              <w:right w:type="dxa" w:w="120"/>
+              <w:top w:w="60" w:type="dxa"/>
+              <w:left w:w="120" w:type="dxa"/>
+              <w:bottom w:w="30" w:type="dxa"/>
+              <w:right w:w="120" w:type="dxa"/>
             </w:tcMar>
           </w:tcPr>
           <w:p>
@@ -1352,7 +1430,7 @@
             </w:pPr>
             <w:r>
               <w:rPr>
-                <w:rFonts w:eastAsia="等线" w:ascii="Arial" w:cs="Arial" w:hAnsi="Arial"/>
+                <w:rFonts w:ascii="Arial" w:hAnsi="Arial" w:eastAsia="等线" w:cs="Arial"/>
                 <w:sz w:val="22"/>
               </w:rPr>
               <w:t>风温</w:t>
@@ -1363,10 +1441,10 @@
           <w:tcPr>
             <w:tcW w:w="1245" w:type="dxa"/>
             <w:tcMar>
-              <w:top w:type="dxa" w:w="60"/>
-              <w:left w:type="dxa" w:w="120"/>
-              <w:bottom w:type="dxa" w:w="30"/>
-              <w:right w:type="dxa" w:w="120"/>
+              <w:top w:w="60" w:type="dxa"/>
+              <w:left w:w="120" w:type="dxa"/>
+              <w:bottom w:w="30" w:type="dxa"/>
+              <w:right w:w="120" w:type="dxa"/>
             </w:tcMar>
           </w:tcPr>
           <w:p>
@@ -1377,9 +1455,9 @@
             </w:pPr>
             <w:r>
               <w:rPr>
-                <w:rFonts w:eastAsia="Consolas" w:ascii="Consolas" w:cs="Consolas" w:hAnsi="Consolas"/>
-                <w:sz w:val="22"/>
-                <w:shd w:fill="EFF0F1"/>
+                <w:rFonts w:ascii="Consolas" w:hAnsi="Consolas" w:eastAsia="Consolas" w:cs="Consolas"/>
+                <w:sz w:val="22"/>
+                <w:shd w:val="clear" w:fill="EFF0F1"/>
               </w:rPr>
               <w:t>"风温"</w:t>
             </w:r>
@@ -1389,10 +1467,10 @@
           <w:tcPr>
             <w:tcW w:w="2190" w:type="dxa"/>
             <w:tcMar>
-              <w:top w:type="dxa" w:w="60"/>
-              <w:left w:type="dxa" w:w="120"/>
-              <w:bottom w:type="dxa" w:w="30"/>
-              <w:right w:type="dxa" w:w="120"/>
+              <w:top w:w="60" w:type="dxa"/>
+              <w:left w:w="120" w:type="dxa"/>
+              <w:bottom w:w="30" w:type="dxa"/>
+              <w:right w:w="120" w:type="dxa"/>
             </w:tcMar>
           </w:tcPr>
           <w:p>
@@ -1403,7 +1481,7 @@
             </w:pPr>
             <w:r>
               <w:rPr>
-                <w:rFonts w:eastAsia="等线" w:ascii="Arial" w:cs="Arial" w:hAnsi="Arial"/>
+                <w:rFonts w:ascii="Arial" w:hAnsi="Arial" w:eastAsia="等线" w:cs="Arial"/>
                 <w:sz w:val="22"/>
               </w:rPr>
               <w:t>浮点数（float）</w:t>
@@ -1414,10 +1492,10 @@
           <w:tcPr>
             <w:tcW w:w="1095" w:type="dxa"/>
             <w:tcMar>
-              <w:top w:type="dxa" w:w="60"/>
-              <w:left w:type="dxa" w:w="120"/>
-              <w:bottom w:type="dxa" w:w="30"/>
-              <w:right w:type="dxa" w:w="120"/>
+              <w:top w:w="60" w:type="dxa"/>
+              <w:left w:w="120" w:type="dxa"/>
+              <w:bottom w:w="30" w:type="dxa"/>
+              <w:right w:w="120" w:type="dxa"/>
             </w:tcMar>
           </w:tcPr>
           <w:p>
@@ -1428,7 +1506,7 @@
             </w:pPr>
             <w:r>
               <w:rPr>
-                <w:rFonts w:eastAsia="等线" w:ascii="Arial" w:cs="Arial" w:hAnsi="Arial"/>
+                <w:rFonts w:ascii="Arial" w:hAnsi="Arial" w:eastAsia="等线" w:cs="Arial"/>
                 <w:sz w:val="22"/>
               </w:rPr>
               <w:t>℃</w:t>
@@ -1439,10 +1517,10 @@
           <w:tcPr>
             <w:tcW w:w="1530" w:type="dxa"/>
             <w:tcMar>
-              <w:top w:type="dxa" w:w="60"/>
-              <w:left w:type="dxa" w:w="120"/>
-              <w:bottom w:type="dxa" w:w="30"/>
-              <w:right w:type="dxa" w:w="120"/>
+              <w:top w:w="60" w:type="dxa"/>
+              <w:left w:w="120" w:type="dxa"/>
+              <w:bottom w:w="30" w:type="dxa"/>
+              <w:right w:w="120" w:type="dxa"/>
             </w:tcMar>
           </w:tcPr>
           <w:p>
@@ -1453,7 +1531,7 @@
             </w:pPr>
             <w:r>
               <w:rPr>
-                <w:rFonts w:eastAsia="等线" w:ascii="Arial" w:cs="Arial" w:hAnsi="Arial"/>
+                <w:rFonts w:ascii="Arial" w:hAnsi="Arial" w:eastAsia="等线" w:cs="Arial"/>
                 <w:sz w:val="22"/>
               </w:rPr>
               <w:t>950 ~ 1150</w:t>
@@ -1464,10 +1542,10 @@
           <w:tcPr>
             <w:tcW w:w="1140" w:type="dxa"/>
             <w:tcMar>
-              <w:top w:type="dxa" w:w="60"/>
-              <w:left w:type="dxa" w:w="120"/>
-              <w:bottom w:type="dxa" w:w="30"/>
-              <w:right w:type="dxa" w:w="120"/>
+              <w:top w:w="60" w:type="dxa"/>
+              <w:left w:w="120" w:type="dxa"/>
+              <w:bottom w:w="30" w:type="dxa"/>
+              <w:right w:w="120" w:type="dxa"/>
             </w:tcMar>
           </w:tcPr>
           <w:p>
@@ -1478,9 +1556,9 @@
             </w:pPr>
             <w:r>
               <w:rPr>
-                <w:rFonts w:eastAsia="Consolas" w:ascii="Consolas" w:cs="Consolas" w:hAnsi="Consolas"/>
-                <w:sz w:val="22"/>
-                <w:shd w:fill="EFF0F1"/>
+                <w:rFonts w:ascii="Consolas" w:hAnsi="Consolas" w:eastAsia="Consolas" w:cs="Consolas"/>
+                <w:sz w:val="22"/>
+                <w:shd w:val="clear" w:fill="EFF0F1"/>
               </w:rPr>
               <w:t>1050.5</w:t>
             </w:r>
@@ -1488,14 +1566,30 @@
         </w:tc>
       </w:tr>
       <w:tr>
+        <w:tblPrEx>
+          <w:tblBorders>
+            <w:top w:val="single" w:color="DEE0E3" w:sz="0" w:space="0"/>
+            <w:left w:val="single" w:color="DEE0E3" w:sz="0" w:space="0"/>
+            <w:bottom w:val="single" w:color="DEE0E3" w:sz="0" w:space="0"/>
+            <w:right w:val="single" w:color="DEE0E3" w:sz="0" w:space="0"/>
+            <w:insideH w:val="single" w:color="DEE0E3" w:sz="0" w:space="0"/>
+            <w:insideV w:val="single" w:color="DEE0E3" w:sz="0" w:space="0"/>
+          </w:tblBorders>
+          <w:tblCellMar>
+            <w:top w:w="0" w:type="dxa"/>
+            <w:left w:w="10" w:type="dxa"/>
+            <w:bottom w:w="0" w:type="dxa"/>
+            <w:right w:w="10" w:type="dxa"/>
+          </w:tblCellMar>
+        </w:tblPrEx>
         <w:tc>
           <w:tcPr>
             <w:tcW w:w="1095" w:type="dxa"/>
             <w:tcMar>
-              <w:top w:type="dxa" w:w="60"/>
-              <w:left w:type="dxa" w:w="120"/>
-              <w:bottom w:type="dxa" w:w="30"/>
-              <w:right w:type="dxa" w:w="120"/>
+              <w:top w:w="60" w:type="dxa"/>
+              <w:left w:w="120" w:type="dxa"/>
+              <w:bottom w:w="30" w:type="dxa"/>
+              <w:right w:w="120" w:type="dxa"/>
             </w:tcMar>
           </w:tcPr>
           <w:p>
@@ -1506,7 +1600,7 @@
             </w:pPr>
             <w:r>
               <w:rPr>
-                <w:rFonts w:eastAsia="等线" w:ascii="Arial" w:cs="Arial" w:hAnsi="Arial"/>
+                <w:rFonts w:ascii="Arial" w:hAnsi="Arial" w:eastAsia="等线" w:cs="Arial"/>
                 <w:sz w:val="22"/>
               </w:rPr>
               <w:t>炉压</w:t>
@@ -1517,10 +1611,10 @@
           <w:tcPr>
             <w:tcW w:w="1245" w:type="dxa"/>
             <w:tcMar>
-              <w:top w:type="dxa" w:w="60"/>
-              <w:left w:type="dxa" w:w="120"/>
-              <w:bottom w:type="dxa" w:w="30"/>
-              <w:right w:type="dxa" w:w="120"/>
+              <w:top w:w="60" w:type="dxa"/>
+              <w:left w:w="120" w:type="dxa"/>
+              <w:bottom w:w="30" w:type="dxa"/>
+              <w:right w:w="120" w:type="dxa"/>
             </w:tcMar>
           </w:tcPr>
           <w:p>
@@ -1531,9 +1625,9 @@
             </w:pPr>
             <w:r>
               <w:rPr>
-                <w:rFonts w:eastAsia="Consolas" w:ascii="Consolas" w:cs="Consolas" w:hAnsi="Consolas"/>
-                <w:sz w:val="22"/>
-                <w:shd w:fill="EFF0F1"/>
+                <w:rFonts w:ascii="Consolas" w:hAnsi="Consolas" w:eastAsia="Consolas" w:cs="Consolas"/>
+                <w:sz w:val="22"/>
+                <w:shd w:val="clear" w:fill="EFF0F1"/>
               </w:rPr>
               <w:t>"炉压"</w:t>
             </w:r>
@@ -1543,10 +1637,10 @@
           <w:tcPr>
             <w:tcW w:w="2190" w:type="dxa"/>
             <w:tcMar>
-              <w:top w:type="dxa" w:w="60"/>
-              <w:left w:type="dxa" w:w="120"/>
-              <w:bottom w:type="dxa" w:w="30"/>
-              <w:right w:type="dxa" w:w="120"/>
+              <w:top w:w="60" w:type="dxa"/>
+              <w:left w:w="120" w:type="dxa"/>
+              <w:bottom w:w="30" w:type="dxa"/>
+              <w:right w:w="120" w:type="dxa"/>
             </w:tcMar>
           </w:tcPr>
           <w:p>
@@ -1557,7 +1651,7 @@
             </w:pPr>
             <w:r>
               <w:rPr>
-                <w:rFonts w:eastAsia="等线" w:ascii="Arial" w:cs="Arial" w:hAnsi="Arial"/>
+                <w:rFonts w:ascii="Arial" w:hAnsi="Arial" w:eastAsia="等线" w:cs="Arial"/>
                 <w:sz w:val="22"/>
               </w:rPr>
               <w:t>浮点数（float）</w:t>
@@ -1568,10 +1662,10 @@
           <w:tcPr>
             <w:tcW w:w="1095" w:type="dxa"/>
             <w:tcMar>
-              <w:top w:type="dxa" w:w="60"/>
-              <w:left w:type="dxa" w:w="120"/>
-              <w:bottom w:type="dxa" w:w="30"/>
-              <w:right w:type="dxa" w:w="120"/>
+              <w:top w:w="60" w:type="dxa"/>
+              <w:left w:w="120" w:type="dxa"/>
+              <w:bottom w:w="30" w:type="dxa"/>
+              <w:right w:w="120" w:type="dxa"/>
             </w:tcMar>
           </w:tcPr>
           <w:p>
@@ -1582,7 +1676,7 @@
             </w:pPr>
             <w:r>
               <w:rPr>
-                <w:rFonts w:eastAsia="等线" w:ascii="Arial" w:cs="Arial" w:hAnsi="Arial"/>
+                <w:rFonts w:ascii="Arial" w:hAnsi="Arial" w:eastAsia="等线" w:cs="Arial"/>
                 <w:sz w:val="22"/>
               </w:rPr>
               <w:t>kPa</w:t>
@@ -1593,10 +1687,10 @@
           <w:tcPr>
             <w:tcW w:w="1530" w:type="dxa"/>
             <w:tcMar>
-              <w:top w:type="dxa" w:w="60"/>
-              <w:left w:type="dxa" w:w="120"/>
-              <w:bottom w:type="dxa" w:w="30"/>
-              <w:right w:type="dxa" w:w="120"/>
+              <w:top w:w="60" w:type="dxa"/>
+              <w:left w:w="120" w:type="dxa"/>
+              <w:bottom w:w="30" w:type="dxa"/>
+              <w:right w:w="120" w:type="dxa"/>
             </w:tcMar>
           </w:tcPr>
           <w:p>
@@ -1607,7 +1701,7 @@
             </w:pPr>
             <w:r>
               <w:rPr>
-                <w:rFonts w:eastAsia="等线" w:ascii="Arial" w:cs="Arial" w:hAnsi="Arial"/>
+                <w:rFonts w:ascii="Arial" w:hAnsi="Arial" w:eastAsia="等线" w:cs="Arial"/>
                 <w:sz w:val="22"/>
               </w:rPr>
               <w:t>200 ~ 400</w:t>
@@ -1618,10 +1712,10 @@
           <w:tcPr>
             <w:tcW w:w="1140" w:type="dxa"/>
             <w:tcMar>
-              <w:top w:type="dxa" w:w="60"/>
-              <w:left w:type="dxa" w:w="120"/>
-              <w:bottom w:type="dxa" w:w="30"/>
-              <w:right w:type="dxa" w:w="120"/>
+              <w:top w:w="60" w:type="dxa"/>
+              <w:left w:w="120" w:type="dxa"/>
+              <w:bottom w:w="30" w:type="dxa"/>
+              <w:right w:w="120" w:type="dxa"/>
             </w:tcMar>
           </w:tcPr>
           <w:p>
@@ -1632,9 +1726,9 @@
             </w:pPr>
             <w:r>
               <w:rPr>
-                <w:rFonts w:eastAsia="Consolas" w:ascii="Consolas" w:cs="Consolas" w:hAnsi="Consolas"/>
-                <w:sz w:val="22"/>
-                <w:shd w:fill="EFF0F1"/>
+                <w:rFonts w:ascii="Consolas" w:hAnsi="Consolas" w:eastAsia="Consolas" w:cs="Consolas"/>
+                <w:sz w:val="22"/>
+                <w:shd w:val="clear" w:fill="EFF0F1"/>
               </w:rPr>
               <w:t>315.2</w:t>
             </w:r>
@@ -1642,14 +1736,30 @@
         </w:tc>
       </w:tr>
       <w:tr>
+        <w:tblPrEx>
+          <w:tblBorders>
+            <w:top w:val="single" w:color="DEE0E3" w:sz="0" w:space="0"/>
+            <w:left w:val="single" w:color="DEE0E3" w:sz="0" w:space="0"/>
+            <w:bottom w:val="single" w:color="DEE0E3" w:sz="0" w:space="0"/>
+            <w:right w:val="single" w:color="DEE0E3" w:sz="0" w:space="0"/>
+            <w:insideH w:val="single" w:color="DEE0E3" w:sz="0" w:space="0"/>
+            <w:insideV w:val="single" w:color="DEE0E3" w:sz="0" w:space="0"/>
+          </w:tblBorders>
+          <w:tblCellMar>
+            <w:top w:w="0" w:type="dxa"/>
+            <w:left w:w="10" w:type="dxa"/>
+            <w:bottom w:w="0" w:type="dxa"/>
+            <w:right w:w="10" w:type="dxa"/>
+          </w:tblCellMar>
+        </w:tblPrEx>
         <w:tc>
           <w:tcPr>
             <w:tcW w:w="1095" w:type="dxa"/>
             <w:tcMar>
-              <w:top w:type="dxa" w:w="60"/>
-              <w:left w:type="dxa" w:w="120"/>
-              <w:bottom w:type="dxa" w:w="30"/>
-              <w:right w:type="dxa" w:w="120"/>
+              <w:top w:w="60" w:type="dxa"/>
+              <w:left w:w="120" w:type="dxa"/>
+              <w:bottom w:w="30" w:type="dxa"/>
+              <w:right w:w="120" w:type="dxa"/>
             </w:tcMar>
           </w:tcPr>
           <w:p>
@@ -1660,7 +1770,7 @@
             </w:pPr>
             <w:r>
               <w:rPr>
-                <w:rFonts w:eastAsia="等线" w:ascii="Arial" w:cs="Arial" w:hAnsi="Arial"/>
+                <w:rFonts w:ascii="Arial" w:hAnsi="Arial" w:eastAsia="等线" w:cs="Arial"/>
                 <w:sz w:val="22"/>
               </w:rPr>
               <w:t>透气性</w:t>
@@ -1671,10 +1781,10 @@
           <w:tcPr>
             <w:tcW w:w="1245" w:type="dxa"/>
             <w:tcMar>
-              <w:top w:type="dxa" w:w="60"/>
-              <w:left w:type="dxa" w:w="120"/>
-              <w:bottom w:type="dxa" w:w="30"/>
-              <w:right w:type="dxa" w:w="120"/>
+              <w:top w:w="60" w:type="dxa"/>
+              <w:left w:w="120" w:type="dxa"/>
+              <w:bottom w:w="30" w:type="dxa"/>
+              <w:right w:w="120" w:type="dxa"/>
             </w:tcMar>
           </w:tcPr>
           <w:p>
@@ -1685,9 +1795,9 @@
             </w:pPr>
             <w:r>
               <w:rPr>
-                <w:rFonts w:eastAsia="Consolas" w:ascii="Consolas" w:cs="Consolas" w:hAnsi="Consolas"/>
-                <w:sz w:val="22"/>
-                <w:shd w:fill="EFF0F1"/>
+                <w:rFonts w:ascii="Consolas" w:hAnsi="Consolas" w:eastAsia="Consolas" w:cs="Consolas"/>
+                <w:sz w:val="22"/>
+                <w:shd w:val="clear" w:fill="EFF0F1"/>
               </w:rPr>
               <w:t>"透气性"</w:t>
             </w:r>
@@ -1697,10 +1807,10 @@
           <w:tcPr>
             <w:tcW w:w="2190" w:type="dxa"/>
             <w:tcMar>
-              <w:top w:type="dxa" w:w="60"/>
-              <w:left w:type="dxa" w:w="120"/>
-              <w:bottom w:type="dxa" w:w="30"/>
-              <w:right w:type="dxa" w:w="120"/>
+              <w:top w:w="60" w:type="dxa"/>
+              <w:left w:w="120" w:type="dxa"/>
+              <w:bottom w:w="30" w:type="dxa"/>
+              <w:right w:w="120" w:type="dxa"/>
             </w:tcMar>
           </w:tcPr>
           <w:p>
@@ -1711,7 +1821,7 @@
             </w:pPr>
             <w:r>
               <w:rPr>
-                <w:rFonts w:eastAsia="等线" w:ascii="Arial" w:cs="Arial" w:hAnsi="Arial"/>
+                <w:rFonts w:ascii="Arial" w:hAnsi="Arial" w:eastAsia="等线" w:cs="Arial"/>
                 <w:sz w:val="22"/>
               </w:rPr>
               <w:t>浮点数（float）</w:t>
@@ -1722,10 +1832,10 @@
           <w:tcPr>
             <w:tcW w:w="1095" w:type="dxa"/>
             <w:tcMar>
-              <w:top w:type="dxa" w:w="60"/>
-              <w:left w:type="dxa" w:w="120"/>
-              <w:bottom w:type="dxa" w:w="30"/>
-              <w:right w:type="dxa" w:w="120"/>
+              <w:top w:w="60" w:type="dxa"/>
+              <w:left w:w="120" w:type="dxa"/>
+              <w:bottom w:w="30" w:type="dxa"/>
+              <w:right w:w="120" w:type="dxa"/>
             </w:tcMar>
           </w:tcPr>
           <w:p>
@@ -1736,7 +1846,7 @@
             </w:pPr>
             <w:r>
               <w:rPr>
-                <w:rFonts w:eastAsia="等线" w:ascii="Arial" w:cs="Arial" w:hAnsi="Arial"/>
+                <w:rFonts w:ascii="Arial" w:hAnsi="Arial" w:eastAsia="等线" w:cs="Arial"/>
                 <w:sz w:val="22"/>
               </w:rPr>
               <w:t>无量纲</w:t>
@@ -1747,10 +1857,10 @@
           <w:tcPr>
             <w:tcW w:w="1530" w:type="dxa"/>
             <w:tcMar>
-              <w:top w:type="dxa" w:w="60"/>
-              <w:left w:type="dxa" w:w="120"/>
-              <w:bottom w:type="dxa" w:w="30"/>
-              <w:right w:type="dxa" w:w="120"/>
+              <w:top w:w="60" w:type="dxa"/>
+              <w:left w:w="120" w:type="dxa"/>
+              <w:bottom w:w="30" w:type="dxa"/>
+              <w:right w:w="120" w:type="dxa"/>
             </w:tcMar>
           </w:tcPr>
           <w:p>
@@ -1761,7 +1871,7 @@
             </w:pPr>
             <w:r>
               <w:rPr>
-                <w:rFonts w:eastAsia="等线" w:ascii="Arial" w:cs="Arial" w:hAnsi="Arial"/>
+                <w:rFonts w:ascii="Arial" w:hAnsi="Arial" w:eastAsia="等线" w:cs="Arial"/>
                 <w:sz w:val="22"/>
               </w:rPr>
               <w:t>0.5 ~ 1.5</w:t>
@@ -1772,10 +1882,10 @@
           <w:tcPr>
             <w:tcW w:w="1140" w:type="dxa"/>
             <w:tcMar>
-              <w:top w:type="dxa" w:w="60"/>
-              <w:left w:type="dxa" w:w="120"/>
-              <w:bottom w:type="dxa" w:w="30"/>
-              <w:right w:type="dxa" w:w="120"/>
+              <w:top w:w="60" w:type="dxa"/>
+              <w:left w:w="120" w:type="dxa"/>
+              <w:bottom w:w="30" w:type="dxa"/>
+              <w:right w:w="120" w:type="dxa"/>
             </w:tcMar>
           </w:tcPr>
           <w:p>
@@ -1786,9 +1896,9 @@
             </w:pPr>
             <w:r>
               <w:rPr>
-                <w:rFonts w:eastAsia="Consolas" w:ascii="Consolas" w:cs="Consolas" w:hAnsi="Consolas"/>
-                <w:sz w:val="22"/>
-                <w:shd w:fill="EFF0F1"/>
+                <w:rFonts w:ascii="Consolas" w:hAnsi="Consolas" w:eastAsia="Consolas" w:cs="Consolas"/>
+                <w:sz w:val="22"/>
+                <w:shd w:val="clear" w:fill="EFF0F1"/>
               </w:rPr>
               <w:t>1.02</w:t>
             </w:r>
@@ -1804,8 +1914,8 @@
       </w:pPr>
       <w:r>
         <w:rPr>
-          <w:rFonts w:eastAsia="等线" w:ascii="Arial" w:cs="Arial" w:hAnsi="Arial"/>
-          <w:b w:val="true"/>
+          <w:rFonts w:ascii="Arial" w:hAnsi="Arial" w:eastAsia="等线" w:cs="Arial"/>
+          <w:b/>
           <w:sz w:val="22"/>
         </w:rPr>
         <w:t>各指标说明：</w:t>
@@ -1814,6 +1924,7 @@
     <w:p>
       <w:pPr>
         <w:numPr>
+          <w:ilvl w:val="0"/>
           <w:numId w:val="12"/>
         </w:numPr>
         <w:spacing w:before="120" w:after="120" w:line="288" w:lineRule="auto"/>
@@ -1822,15 +1933,15 @@
       </w:pPr>
       <w:r>
         <w:rPr>
-          <w:rFonts w:eastAsia="等线" w:ascii="Arial" w:cs="Arial" w:hAnsi="Arial"/>
-          <w:b w:val="true"/>
+          <w:rFonts w:ascii="Arial" w:hAnsi="Arial" w:eastAsia="等线" w:cs="Arial"/>
+          <w:b/>
           <w:sz w:val="22"/>
         </w:rPr>
         <w:t>风温</w:t>
       </w:r>
       <w:r>
         <w:rPr>
-          <w:rFonts w:eastAsia="等线" w:ascii="Arial" w:cs="Arial" w:hAnsi="Arial"/>
+          <w:rFonts w:ascii="Arial" w:hAnsi="Arial" w:eastAsia="等线" w:cs="Arial"/>
           <w:sz w:val="22"/>
         </w:rPr>
         <w:t>：高炉热风炉送入高炉的热风温度，是影响高炉冶炼效率的关键参数。</w:t>
@@ -1839,6 +1950,7 @@
     <w:p>
       <w:pPr>
         <w:numPr>
+          <w:ilvl w:val="0"/>
           <w:numId w:val="13"/>
         </w:numPr>
         <w:spacing w:before="120" w:after="120" w:line="288" w:lineRule="auto"/>
@@ -1847,15 +1959,15 @@
       </w:pPr>
       <w:r>
         <w:rPr>
-          <w:rFonts w:eastAsia="等线" w:ascii="Arial" w:cs="Arial" w:hAnsi="Arial"/>
-          <w:b w:val="true"/>
+          <w:rFonts w:ascii="Arial" w:hAnsi="Arial" w:eastAsia="等线" w:cs="Arial"/>
+          <w:b/>
           <w:sz w:val="22"/>
         </w:rPr>
         <w:t>炉压</w:t>
       </w:r>
       <w:r>
         <w:rPr>
-          <w:rFonts w:eastAsia="等线" w:ascii="Arial" w:cs="Arial" w:hAnsi="Arial"/>
+          <w:rFonts w:ascii="Arial" w:hAnsi="Arial" w:eastAsia="等线" w:cs="Arial"/>
           <w:sz w:val="22"/>
         </w:rPr>
         <w:t>：高炉炉顶压力，反映炉内煤气压力状况，与炉况稳定性密切相关。</w:t>
@@ -1864,6 +1976,7 @@
     <w:p>
       <w:pPr>
         <w:numPr>
+          <w:ilvl w:val="0"/>
           <w:numId w:val="14"/>
         </w:numPr>
         <w:spacing w:before="120" w:after="120" w:line="288" w:lineRule="auto"/>
@@ -1872,15 +1985,15 @@
       </w:pPr>
       <w:r>
         <w:rPr>
-          <w:rFonts w:eastAsia="等线" w:ascii="Arial" w:cs="Arial" w:hAnsi="Arial"/>
-          <w:b w:val="true"/>
+          <w:rFonts w:ascii="Arial" w:hAnsi="Arial" w:eastAsia="等线" w:cs="Arial"/>
+          <w:b/>
           <w:sz w:val="22"/>
         </w:rPr>
         <w:t>透气性</w:t>
       </w:r>
       <w:r>
         <w:rPr>
-          <w:rFonts w:eastAsia="等线" w:ascii="Arial" w:cs="Arial" w:hAnsi="Arial"/>
+          <w:rFonts w:ascii="Arial" w:hAnsi="Arial" w:eastAsia="等线" w:cs="Arial"/>
           <w:sz w:val="22"/>
         </w:rPr>
         <w:t>：高炉料柱透气性指数，反映炉料下降和煤气上升的通畅程度，是判断炉况顺行的重要指标。</w:t>
@@ -1888,17 +2001,16 @@
     </w:p>
     <w:p>
       <w:pPr>
-        <w:pStyle w:val="3"/>
         <w:spacing w:before="300" w:after="120" w:line="288" w:lineRule="auto"/>
         <w:ind w:left="0"/>
         <w:jc w:val="left"/>
         <w:outlineLvl w:val="2"/>
       </w:pPr>
-      <w:bookmarkStart w:name="heading_7" w:id="7"/>
-      <w:r>
-        <w:rPr>
-          <w:rFonts w:eastAsia="等线" w:ascii="Arial" w:cs="Arial" w:hAnsi="Arial"/>
-          <w:b w:val="true"/>
+      <w:bookmarkStart w:id="7" w:name="heading_7"/>
+      <w:r>
+        <w:rPr>
+          <w:rFonts w:ascii="Arial" w:hAnsi="Arial" w:eastAsia="等线" w:cs="Arial"/>
+          <w:b/>
           <w:sz w:val="30"/>
         </w:rPr>
         <w:t>3.3 data_type</w:t>
@@ -1908,6 +2020,7 @@
     <w:p>
       <w:pPr>
         <w:numPr>
+          <w:ilvl w:val="0"/>
           <w:numId w:val="15"/>
         </w:numPr>
         <w:spacing w:before="120" w:after="120" w:line="288" w:lineRule="auto"/>
@@ -1916,24 +2029,24 @@
       </w:pPr>
       <w:r>
         <w:rPr>
-          <w:rFonts w:eastAsia="等线" w:ascii="Arial" w:cs="Arial" w:hAnsi="Arial"/>
-          <w:b w:val="true"/>
+          <w:rFonts w:ascii="Arial" w:hAnsi="Arial" w:eastAsia="等线" w:cs="Arial"/>
+          <w:b/>
           <w:sz w:val="22"/>
         </w:rPr>
         <w:t>字段名</w:t>
       </w:r>
       <w:r>
         <w:rPr>
-          <w:rFonts w:eastAsia="等线" w:ascii="Arial" w:cs="Arial" w:hAnsi="Arial"/>
+          <w:rFonts w:ascii="Arial" w:hAnsi="Arial" w:eastAsia="等线" w:cs="Arial"/>
           <w:sz w:val="22"/>
         </w:rPr>
         <w:t>：</w:t>
       </w:r>
       <w:r>
         <w:rPr>
-          <w:rFonts w:eastAsia="Consolas" w:ascii="Consolas" w:cs="Consolas" w:hAnsi="Consolas"/>
-          <w:sz w:val="22"/>
-          <w:shd w:fill="EFF0F1"/>
+          <w:rFonts w:ascii="Consolas" w:hAnsi="Consolas" w:eastAsia="Consolas" w:cs="Consolas"/>
+          <w:sz w:val="22"/>
+          <w:shd w:val="clear" w:fill="EFF0F1"/>
         </w:rPr>
         <w:t>data_type</w:t>
       </w:r>
@@ -1941,6 +2054,7 @@
     <w:p>
       <w:pPr>
         <w:numPr>
+          <w:ilvl w:val="0"/>
           <w:numId w:val="16"/>
         </w:numPr>
         <w:spacing w:before="120" w:after="120" w:line="288" w:lineRule="auto"/>
@@ -1949,15 +2063,15 @@
       </w:pPr>
       <w:r>
         <w:rPr>
-          <w:rFonts w:eastAsia="等线" w:ascii="Arial" w:cs="Arial" w:hAnsi="Arial"/>
-          <w:b w:val="true"/>
+          <w:rFonts w:ascii="Arial" w:hAnsi="Arial" w:eastAsia="等线" w:cs="Arial"/>
+          <w:b/>
           <w:sz w:val="22"/>
         </w:rPr>
         <w:t>类型</w:t>
       </w:r>
       <w:r>
         <w:rPr>
-          <w:rFonts w:eastAsia="等线" w:ascii="Arial" w:cs="Arial" w:hAnsi="Arial"/>
+          <w:rFonts w:ascii="Arial" w:hAnsi="Arial" w:eastAsia="等线" w:cs="Arial"/>
           <w:sz w:val="22"/>
         </w:rPr>
         <w:t>：字符串（str）</w:t>
@@ -1966,6 +2080,7 @@
     <w:p>
       <w:pPr>
         <w:numPr>
+          <w:ilvl w:val="0"/>
           <w:numId w:val="17"/>
         </w:numPr>
         <w:spacing w:before="120" w:after="120" w:line="288" w:lineRule="auto"/>
@@ -1974,15 +2089,15 @@
       </w:pPr>
       <w:r>
         <w:rPr>
-          <w:rFonts w:eastAsia="等线" w:ascii="Arial" w:cs="Arial" w:hAnsi="Arial"/>
-          <w:b w:val="true"/>
+          <w:rFonts w:ascii="Arial" w:hAnsi="Arial" w:eastAsia="等线" w:cs="Arial"/>
+          <w:b/>
           <w:sz w:val="22"/>
         </w:rPr>
         <w:t>枚举值</w:t>
       </w:r>
       <w:r>
         <w:rPr>
-          <w:rFonts w:eastAsia="等线" w:ascii="Arial" w:cs="Arial" w:hAnsi="Arial"/>
+          <w:rFonts w:ascii="Arial" w:hAnsi="Arial" w:eastAsia="等线" w:cs="Arial"/>
           <w:sz w:val="22"/>
         </w:rPr>
         <w:t>：</w:t>
@@ -1991,6 +2106,7 @@
     <w:p>
       <w:pPr>
         <w:numPr>
+          <w:ilvl w:val="0"/>
           <w:numId w:val="18"/>
         </w:numPr>
         <w:spacing w:before="120" w:after="120" w:line="288" w:lineRule="auto"/>
@@ -1999,15 +2115,15 @@
       </w:pPr>
       <w:r>
         <w:rPr>
-          <w:rFonts w:eastAsia="Consolas" w:ascii="Consolas" w:cs="Consolas" w:hAnsi="Consolas"/>
-          <w:sz w:val="22"/>
-          <w:shd w:fill="EFF0F1"/>
+          <w:rFonts w:ascii="Consolas" w:hAnsi="Consolas" w:eastAsia="Consolas" w:cs="Consolas"/>
+          <w:sz w:val="22"/>
+          <w:shd w:val="clear" w:fill="EFF0F1"/>
         </w:rPr>
         <w:t>"realtime"</w:t>
       </w:r>
       <w:r>
         <w:rPr>
-          <w:rFonts w:eastAsia="等线" w:ascii="Arial" w:cs="Arial" w:hAnsi="Arial"/>
+          <w:rFonts w:ascii="Arial" w:hAnsi="Arial" w:eastAsia="等线" w:cs="Arial"/>
           <w:sz w:val="22"/>
         </w:rPr>
         <w:t xml:space="preserve"> — 实时数据</w:t>
@@ -2016,6 +2132,7 @@
     <w:p>
       <w:pPr>
         <w:numPr>
+          <w:ilvl w:val="0"/>
           <w:numId w:val="19"/>
         </w:numPr>
         <w:spacing w:before="120" w:after="120" w:line="288" w:lineRule="auto"/>
@@ -2024,15 +2141,15 @@
       </w:pPr>
       <w:r>
         <w:rPr>
-          <w:rFonts w:eastAsia="Consolas" w:ascii="Consolas" w:cs="Consolas" w:hAnsi="Consolas"/>
-          <w:sz w:val="22"/>
-          <w:shd w:fill="EFF0F1"/>
+          <w:rFonts w:ascii="Consolas" w:hAnsi="Consolas" w:eastAsia="Consolas" w:cs="Consolas"/>
+          <w:sz w:val="22"/>
+          <w:shd w:val="clear" w:fill="EFF0F1"/>
         </w:rPr>
         <w:t>"history"</w:t>
       </w:r>
       <w:r>
         <w:rPr>
-          <w:rFonts w:eastAsia="等线" w:ascii="Arial" w:cs="Arial" w:hAnsi="Arial"/>
+          <w:rFonts w:ascii="Arial" w:hAnsi="Arial" w:eastAsia="等线" w:cs="Arial"/>
           <w:sz w:val="22"/>
         </w:rPr>
         <w:t xml:space="preserve"> — 历史回放数据</w:t>
@@ -2041,6 +2158,7 @@
     <w:p>
       <w:pPr>
         <w:numPr>
+          <w:ilvl w:val="0"/>
           <w:numId w:val="20"/>
         </w:numPr>
         <w:spacing w:before="120" w:after="120" w:line="288" w:lineRule="auto"/>
@@ -2049,15 +2167,15 @@
       </w:pPr>
       <w:r>
         <w:rPr>
-          <w:rFonts w:eastAsia="Consolas" w:ascii="Consolas" w:cs="Consolas" w:hAnsi="Consolas"/>
-          <w:sz w:val="22"/>
-          <w:shd w:fill="EFF0F1"/>
+          <w:rFonts w:ascii="Consolas" w:hAnsi="Consolas" w:eastAsia="Consolas" w:cs="Consolas"/>
+          <w:sz w:val="22"/>
+          <w:shd w:val="clear" w:fill="EFF0F1"/>
         </w:rPr>
         <w:t>"prediction"</w:t>
       </w:r>
       <w:r>
         <w:rPr>
-          <w:rFonts w:eastAsia="等线" w:ascii="Arial" w:cs="Arial" w:hAnsi="Arial"/>
+          <w:rFonts w:ascii="Arial" w:hAnsi="Arial" w:eastAsia="等线" w:cs="Arial"/>
           <w:sz w:val="22"/>
         </w:rPr>
         <w:t xml:space="preserve"> — 算法预测数据</w:t>
@@ -2066,6 +2184,7 @@
     <w:p>
       <w:pPr>
         <w:numPr>
+          <w:ilvl w:val="0"/>
           <w:numId w:val="21"/>
         </w:numPr>
         <w:spacing w:before="120" w:after="120" w:line="288" w:lineRule="auto"/>
@@ -2074,15 +2193,15 @@
       </w:pPr>
       <w:r>
         <w:rPr>
-          <w:rFonts w:eastAsia="等线" w:ascii="Arial" w:cs="Arial" w:hAnsi="Arial"/>
-          <w:b w:val="true"/>
+          <w:rFonts w:ascii="Arial" w:hAnsi="Arial" w:eastAsia="等线" w:cs="Arial"/>
+          <w:b/>
           <w:sz w:val="22"/>
         </w:rPr>
         <w:t>说明</w:t>
       </w:r>
       <w:r>
         <w:rPr>
-          <w:rFonts w:eastAsia="等线" w:ascii="Arial" w:cs="Arial" w:hAnsi="Arial"/>
+          <w:rFonts w:ascii="Arial" w:hAnsi="Arial" w:eastAsia="等线" w:cs="Arial"/>
           <w:sz w:val="22"/>
         </w:rPr>
         <w:t>：该字段用于前端区分"三线图"的图层归属。前端展示层根据此值将数据绘制到对应的时间序列曲线上。</w:t>
@@ -2090,17 +2209,16 @@
     </w:p>
     <w:p>
       <w:pPr>
-        <w:pStyle w:val="3"/>
         <w:spacing w:before="300" w:after="120" w:line="288" w:lineRule="auto"/>
         <w:ind w:left="0"/>
         <w:jc w:val="left"/>
         <w:outlineLvl w:val="2"/>
       </w:pPr>
-      <w:bookmarkStart w:name="heading_8" w:id="8"/>
-      <w:r>
-        <w:rPr>
-          <w:rFonts w:eastAsia="等线" w:ascii="Arial" w:cs="Arial" w:hAnsi="Arial"/>
-          <w:b w:val="true"/>
+      <w:bookmarkStart w:id="8" w:name="heading_8"/>
+      <w:r>
+        <w:rPr>
+          <w:rFonts w:ascii="Arial" w:hAnsi="Arial" w:eastAsia="等线" w:cs="Arial"/>
+          <w:b/>
           <w:sz w:val="30"/>
         </w:rPr>
         <w:t>3.4 instruction</w:t>
@@ -2110,6 +2228,7 @@
     <w:p>
       <w:pPr>
         <w:numPr>
+          <w:ilvl w:val="0"/>
           <w:numId w:val="22"/>
         </w:numPr>
         <w:spacing w:before="120" w:after="120" w:line="288" w:lineRule="auto"/>
@@ -2118,24 +2237,24 @@
       </w:pPr>
       <w:r>
         <w:rPr>
-          <w:rFonts w:eastAsia="等线" w:ascii="Arial" w:cs="Arial" w:hAnsi="Arial"/>
-          <w:b w:val="true"/>
+          <w:rFonts w:ascii="Arial" w:hAnsi="Arial" w:eastAsia="等线" w:cs="Arial"/>
+          <w:b/>
           <w:sz w:val="22"/>
         </w:rPr>
         <w:t>字段名</w:t>
       </w:r>
       <w:r>
         <w:rPr>
-          <w:rFonts w:eastAsia="等线" w:ascii="Arial" w:cs="Arial" w:hAnsi="Arial"/>
+          <w:rFonts w:ascii="Arial" w:hAnsi="Arial" w:eastAsia="等线" w:cs="Arial"/>
           <w:sz w:val="22"/>
         </w:rPr>
         <w:t>：</w:t>
       </w:r>
       <w:r>
         <w:rPr>
-          <w:rFonts w:eastAsia="Consolas" w:ascii="Consolas" w:cs="Consolas" w:hAnsi="Consolas"/>
-          <w:sz w:val="22"/>
-          <w:shd w:fill="EFF0F1"/>
+          <w:rFonts w:ascii="Consolas" w:hAnsi="Consolas" w:eastAsia="Consolas" w:cs="Consolas"/>
+          <w:sz w:val="22"/>
+          <w:shd w:val="clear" w:fill="EFF0F1"/>
         </w:rPr>
         <w:t>instruction</w:t>
       </w:r>
@@ -2143,6 +2262,7 @@
     <w:p>
       <w:pPr>
         <w:numPr>
+          <w:ilvl w:val="0"/>
           <w:numId w:val="23"/>
         </w:numPr>
         <w:spacing w:before="120" w:after="120" w:line="288" w:lineRule="auto"/>
@@ -2151,15 +2271,15 @@
       </w:pPr>
       <w:r>
         <w:rPr>
-          <w:rFonts w:eastAsia="等线" w:ascii="Arial" w:cs="Arial" w:hAnsi="Arial"/>
-          <w:b w:val="true"/>
+          <w:rFonts w:ascii="Arial" w:hAnsi="Arial" w:eastAsia="等线" w:cs="Arial"/>
+          <w:b/>
           <w:sz w:val="22"/>
         </w:rPr>
         <w:t>类型</w:t>
       </w:r>
       <w:r>
         <w:rPr>
-          <w:rFonts w:eastAsia="等线" w:ascii="Arial" w:cs="Arial" w:hAnsi="Arial"/>
+          <w:rFonts w:ascii="Arial" w:hAnsi="Arial" w:eastAsia="等线" w:cs="Arial"/>
           <w:sz w:val="22"/>
         </w:rPr>
         <w:t>：字符串（str）</w:t>
@@ -2168,6 +2288,7 @@
     <w:p>
       <w:pPr>
         <w:numPr>
+          <w:ilvl w:val="0"/>
           <w:numId w:val="24"/>
         </w:numPr>
         <w:spacing w:before="120" w:after="120" w:line="288" w:lineRule="auto"/>
@@ -2176,24 +2297,24 @@
       </w:pPr>
       <w:r>
         <w:rPr>
-          <w:rFonts w:eastAsia="等线" w:ascii="Arial" w:cs="Arial" w:hAnsi="Arial"/>
-          <w:b w:val="true"/>
+          <w:rFonts w:ascii="Arial" w:hAnsi="Arial" w:eastAsia="等线" w:cs="Arial"/>
+          <w:b/>
           <w:sz w:val="22"/>
         </w:rPr>
         <w:t>默认值</w:t>
       </w:r>
       <w:r>
         <w:rPr>
-          <w:rFonts w:eastAsia="等线" w:ascii="Arial" w:cs="Arial" w:hAnsi="Arial"/>
+          <w:rFonts w:ascii="Arial" w:hAnsi="Arial" w:eastAsia="等线" w:cs="Arial"/>
           <w:sz w:val="22"/>
         </w:rPr>
         <w:t xml:space="preserve">：空字符串 </w:t>
       </w:r>
       <w:r>
         <w:rPr>
-          <w:rFonts w:eastAsia="Consolas" w:ascii="Consolas" w:cs="Consolas" w:hAnsi="Consolas"/>
-          <w:sz w:val="22"/>
-          <w:shd w:fill="EFF0F1"/>
+          <w:rFonts w:ascii="Consolas" w:hAnsi="Consolas" w:eastAsia="Consolas" w:cs="Consolas"/>
+          <w:sz w:val="22"/>
+          <w:shd w:val="clear" w:fill="EFF0F1"/>
         </w:rPr>
         <w:t>""</w:t>
       </w:r>
@@ -2201,6 +2322,7 @@
     <w:p>
       <w:pPr>
         <w:numPr>
+          <w:ilvl w:val="0"/>
           <w:numId w:val="25"/>
         </w:numPr>
         <w:spacing w:before="120" w:after="120" w:line="288" w:lineRule="auto"/>
@@ -2209,15 +2331,15 @@
       </w:pPr>
       <w:r>
         <w:rPr>
-          <w:rFonts w:eastAsia="等线" w:ascii="Arial" w:cs="Arial" w:hAnsi="Arial"/>
-          <w:b w:val="true"/>
+          <w:rFonts w:ascii="Arial" w:hAnsi="Arial" w:eastAsia="等线" w:cs="Arial"/>
+          <w:b/>
           <w:sz w:val="22"/>
         </w:rPr>
         <w:t>说明</w:t>
       </w:r>
       <w:r>
         <w:rPr>
-          <w:rFonts w:eastAsia="等线" w:ascii="Arial" w:cs="Arial" w:hAnsi="Arial"/>
+          <w:rFonts w:ascii="Arial" w:hAnsi="Arial" w:eastAsia="等线" w:cs="Arial"/>
           <w:sz w:val="22"/>
         </w:rPr>
         <w:t>：当模拟逻辑触发预警条件时，填入具体的中文操作建议。正常工况下为空字符串。</w:t>
@@ -2231,8 +2353,8 @@
       </w:pPr>
       <w:r>
         <w:rPr>
-          <w:rFonts w:eastAsia="等线" w:ascii="Arial" w:cs="Arial" w:hAnsi="Arial"/>
-          <w:b w:val="true"/>
+          <w:rFonts w:ascii="Arial" w:hAnsi="Arial" w:eastAsia="等线" w:cs="Arial"/>
+          <w:b/>
           <w:sz w:val="22"/>
         </w:rPr>
         <w:t>示例指令：</w:t>
@@ -2241,6 +2363,7 @@
     <w:p>
       <w:pPr>
         <w:numPr>
+          <w:ilvl w:val="0"/>
           <w:numId w:val="26"/>
         </w:numPr>
         <w:spacing w:before="120" w:after="120" w:line="288" w:lineRule="auto"/>
@@ -2249,9 +2372,9 @@
       </w:pPr>
       <w:r>
         <w:rPr>
-          <w:rFonts w:eastAsia="Consolas" w:ascii="Consolas" w:cs="Consolas" w:hAnsi="Consolas"/>
-          <w:sz w:val="22"/>
-          <w:shd w:fill="EFF0F1"/>
+          <w:rFonts w:ascii="Consolas" w:hAnsi="Consolas" w:eastAsia="Consolas" w:cs="Consolas"/>
+          <w:sz w:val="22"/>
+          <w:shd w:val="clear" w:fill="EFF0F1"/>
         </w:rPr>
         <w:t>"炉压过高，建议减风压"</w:t>
       </w:r>
@@ -2259,6 +2382,7 @@
     <w:p>
       <w:pPr>
         <w:numPr>
+          <w:ilvl w:val="0"/>
           <w:numId w:val="27"/>
         </w:numPr>
         <w:spacing w:before="120" w:after="120" w:line="288" w:lineRule="auto"/>
@@ -2267,9 +2391,9 @@
       </w:pPr>
       <w:r>
         <w:rPr>
-          <w:rFonts w:eastAsia="Consolas" w:ascii="Consolas" w:cs="Consolas" w:hAnsi="Consolas"/>
-          <w:sz w:val="22"/>
-          <w:shd w:fill="EFF0F1"/>
+          <w:rFonts w:ascii="Consolas" w:hAnsi="Consolas" w:eastAsia="Consolas" w:cs="Consolas"/>
+          <w:sz w:val="22"/>
+          <w:shd w:val="clear" w:fill="EFF0F1"/>
         </w:rPr>
         <w:t>"风温偏低，建议提高热风温度"</w:t>
       </w:r>
@@ -2277,6 +2401,7 @@
     <w:p>
       <w:pPr>
         <w:numPr>
+          <w:ilvl w:val="0"/>
           <w:numId w:val="28"/>
         </w:numPr>
         <w:spacing w:before="120" w:after="120" w:line="288" w:lineRule="auto"/>
@@ -2285,9 +2410,9 @@
       </w:pPr>
       <w:r>
         <w:rPr>
-          <w:rFonts w:eastAsia="Consolas" w:ascii="Consolas" w:cs="Consolas" w:hAnsi="Consolas"/>
-          <w:sz w:val="22"/>
-          <w:shd w:fill="EFF0F1"/>
+          <w:rFonts w:ascii="Consolas" w:hAnsi="Consolas" w:eastAsia="Consolas" w:cs="Consolas"/>
+          <w:sz w:val="22"/>
+          <w:shd w:val="clear" w:fill="EFF0F1"/>
         </w:rPr>
         <w:t>"透气性下降，注意检查炉况"</w:t>
       </w:r>
@@ -2295,8 +2420,8 @@
     <w:p>
       <w:pPr>
         <w:pBdr>
-          <w:bottom w:val="single" w:color="dee0e3"/>
-          <w:between w:val="single" w:color="dee0e3"/>
+          <w:bottom w:val="single" w:color="DEE0E3" w:sz="2" w:space="0"/>
+          <w:between w:val="single" w:color="DEE0E3" w:sz="2" w:space="0"/>
         </w:pBdr>
         <w:spacing w:before="120" w:after="120" w:line="288" w:lineRule="auto"/>
         <w:ind w:left="0"/>
@@ -2304,17 +2429,16 @@
     </w:p>
     <w:p>
       <w:pPr>
-        <w:pStyle w:val="2"/>
         <w:spacing w:before="320" w:after="120" w:line="288" w:lineRule="auto"/>
         <w:ind w:left="0"/>
         <w:jc w:val="left"/>
         <w:outlineLvl w:val="1"/>
       </w:pPr>
-      <w:bookmarkStart w:name="heading_9" w:id="9"/>
-      <w:r>
-        <w:rPr>
-          <w:rFonts w:eastAsia="等线" w:ascii="Arial" w:cs="Arial" w:hAnsi="Arial"/>
-          <w:b w:val="true"/>
+      <w:bookmarkStart w:id="9" w:name="heading_9"/>
+      <w:r>
+        <w:rPr>
+          <w:rFonts w:ascii="Arial" w:hAnsi="Arial" w:eastAsia="等线" w:cs="Arial"/>
+          <w:b/>
           <w:sz w:val="32"/>
         </w:rPr>
         <w:t>4. 完整示例</w:t>
@@ -2329,7 +2453,7 @@
       </w:pPr>
       <w:r>
         <w:rPr>
-          <w:rFonts w:eastAsia="等线" w:ascii="Arial" w:cs="Arial" w:hAnsi="Arial"/>
+          <w:rFonts w:ascii="Arial" w:hAnsi="Arial" w:eastAsia="等线" w:cs="Arial"/>
           <w:sz w:val="22"/>
         </w:rPr>
         <w:t>以下为一个完整的 JSON 格式示例对象，展示了所有字段填好值的样子：</w:t>
@@ -2337,31 +2461,54 @@
     </w:p>
     <w:tbl>
       <w:tblPr>
+        <w:tblStyle w:val="2"/>
         <w:tblW w:w="0" w:type="auto"/>
         <w:tblInd w:w="0" w:type="dxa"/>
         <w:tblBorders>
-          <w:top w:val="single" w:color="dee0e3"/>
-          <w:left w:val="single" w:color="dee0e3"/>
-          <w:bottom w:val="single" w:color="dee0e3"/>
-          <w:right w:val="single" w:color="dee0e3"/>
-          <w:insideH w:val="single" w:color="dee0e3"/>
-          <w:insideV w:val="single" w:color="dee0e3"/>
+          <w:top w:val="single" w:color="DEE0E3" w:sz="0" w:space="0"/>
+          <w:left w:val="single" w:color="DEE0E3" w:sz="0" w:space="0"/>
+          <w:bottom w:val="single" w:color="DEE0E3" w:sz="0" w:space="0"/>
+          <w:right w:val="single" w:color="DEE0E3" w:sz="0" w:space="0"/>
+          <w:insideH w:val="single" w:color="DEE0E3" w:sz="0" w:space="0"/>
+          <w:insideV w:val="single" w:color="DEE0E3" w:sz="0" w:space="0"/>
         </w:tblBorders>
         <w:tblLayout w:type="fixed"/>
+        <w:tblCellMar>
+          <w:top w:w="0" w:type="dxa"/>
+          <w:left w:w="10" w:type="dxa"/>
+          <w:bottom w:w="0" w:type="dxa"/>
+          <w:right w:w="10" w:type="dxa"/>
+        </w:tblCellMar>
       </w:tblPr>
       <w:tblGrid>
         <w:gridCol w:w="8280"/>
       </w:tblGrid>
       <w:tr>
+        <w:tblPrEx>
+          <w:tblBorders>
+            <w:top w:val="single" w:color="DEE0E3" w:sz="0" w:space="0"/>
+            <w:left w:val="single" w:color="DEE0E3" w:sz="0" w:space="0"/>
+            <w:bottom w:val="single" w:color="DEE0E3" w:sz="0" w:space="0"/>
+            <w:right w:val="single" w:color="DEE0E3" w:sz="0" w:space="0"/>
+            <w:insideH w:val="single" w:color="DEE0E3" w:sz="0" w:space="0"/>
+            <w:insideV w:val="single" w:color="DEE0E3" w:sz="0" w:space="0"/>
+          </w:tblBorders>
+          <w:tblCellMar>
+            <w:top w:w="0" w:type="dxa"/>
+            <w:left w:w="10" w:type="dxa"/>
+            <w:bottom w:w="0" w:type="dxa"/>
+            <w:right w:w="10" w:type="dxa"/>
+          </w:tblCellMar>
+        </w:tblPrEx>
         <w:tc>
           <w:tcPr>
             <w:tcW w:w="8280" w:type="dxa"/>
-            <w:shd w:color="auto" w:val="clear" w:fill="f5f6f7"/>
+            <w:shd w:val="clear" w:color="auto" w:fill="F5F6F7"/>
             <w:tcMar>
-              <w:top w:type="dxa" w:w="60"/>
-              <w:left w:type="dxa" w:w="120"/>
-              <w:bottom w:type="dxa" w:w="30"/>
-              <w:right w:type="dxa" w:w="120"/>
+              <w:top w:w="60" w:type="dxa"/>
+              <w:left w:w="120" w:type="dxa"/>
+              <w:bottom w:w="30" w:type="dxa"/>
+              <w:right w:w="120" w:type="dxa"/>
             </w:tcMar>
           </w:tcPr>
           <w:p>
@@ -2371,40 +2518,149 @@
             </w:pPr>
             <w:r>
               <w:rPr>
-                <w:rFonts w:eastAsia="Consolas" w:ascii="Consolas" w:cs="Consolas" w:hAnsi="Consolas"/>
-                <w:color w:val="646a73"/>
+                <w:rFonts w:ascii="Consolas" w:hAnsi="Consolas" w:eastAsia="Consolas" w:cs="Consolas"/>
+                <w:color w:val="646A73"/>
                 <w:sz w:val="22"/>
               </w:rPr>
               <w:t>json</w:t>
+            </w:r>
+            <w:r>
+              <w:rPr>
+                <w:rFonts w:ascii="Consolas" w:hAnsi="Consolas" w:eastAsia="Consolas" w:cs="Consolas"/>
+                <w:color w:val="646A73"/>
+                <w:sz w:val="22"/>
+              </w:rPr>
               <w:br w:type="textWrapping"/>
             </w:r>
             <w:r>
               <w:rPr>
-                <w:rFonts w:eastAsia="Consolas" w:ascii="Consolas" w:cs="Consolas" w:hAnsi="Consolas"/>
+                <w:rFonts w:ascii="Consolas" w:hAnsi="Consolas" w:eastAsia="Consolas" w:cs="Consolas"/>
                 <w:sz w:val="22"/>
               </w:rPr>
               <w:t>{</w:t>
-              <w:br/>
+            </w:r>
+            <w:r>
+              <w:rPr>
+                <w:rFonts w:ascii="Consolas" w:hAnsi="Consolas" w:eastAsia="Consolas" w:cs="Consolas"/>
+                <w:sz w:val="22"/>
+              </w:rPr>
+              <w:br w:type="textWrapping"/>
+            </w:r>
+            <w:r>
+              <w:rPr>
+                <w:rFonts w:ascii="Consolas" w:hAnsi="Consolas" w:eastAsia="Consolas" w:cs="Consolas"/>
+                <w:sz w:val="22"/>
+              </w:rPr>
               <w:t xml:space="preserve">  "timestamp": "2026-07-06 14:30:05",</w:t>
-              <w:br/>
+            </w:r>
+            <w:r>
+              <w:rPr>
+                <w:rFonts w:ascii="Consolas" w:hAnsi="Consolas" w:eastAsia="Consolas" w:cs="Consolas"/>
+                <w:sz w:val="22"/>
+              </w:rPr>
+              <w:br w:type="textWrapping"/>
+            </w:r>
+            <w:r>
+              <w:rPr>
+                <w:rFonts w:ascii="Consolas" w:hAnsi="Consolas" w:eastAsia="Consolas" w:cs="Consolas"/>
+                <w:sz w:val="22"/>
+              </w:rPr>
               <w:t xml:space="preserve">  "metrics": {</w:t>
-              <w:br/>
+            </w:r>
+            <w:r>
+              <w:rPr>
+                <w:rFonts w:ascii="Consolas" w:hAnsi="Consolas" w:eastAsia="Consolas" w:cs="Consolas"/>
+                <w:sz w:val="22"/>
+              </w:rPr>
+              <w:br w:type="textWrapping"/>
+            </w:r>
+            <w:r>
+              <w:rPr>
+                <w:rFonts w:ascii="Consolas" w:hAnsi="Consolas" w:eastAsia="Consolas" w:cs="Consolas"/>
+                <w:sz w:val="22"/>
+              </w:rPr>
               <w:t xml:space="preserve">    "风温": 1050.5,</w:t>
-              <w:br/>
+            </w:r>
+            <w:r>
+              <w:rPr>
+                <w:rFonts w:ascii="Consolas" w:hAnsi="Consolas" w:eastAsia="Consolas" w:cs="Consolas"/>
+                <w:sz w:val="22"/>
+              </w:rPr>
+              <w:br w:type="textWrapping"/>
+            </w:r>
+            <w:r>
+              <w:rPr>
+                <w:rFonts w:ascii="Consolas" w:hAnsi="Consolas" w:eastAsia="Consolas" w:cs="Consolas"/>
+                <w:sz w:val="22"/>
+              </w:rPr>
               <w:t xml:space="preserve">    "炉压": 315.2,</w:t>
-              <w:br/>
+            </w:r>
+            <w:r>
+              <w:rPr>
+                <w:rFonts w:ascii="Consolas" w:hAnsi="Consolas" w:eastAsia="Consolas" w:cs="Consolas"/>
+                <w:sz w:val="22"/>
+              </w:rPr>
+              <w:br w:type="textWrapping"/>
+            </w:r>
+            <w:r>
+              <w:rPr>
+                <w:rFonts w:ascii="Consolas" w:hAnsi="Consolas" w:eastAsia="Consolas" w:cs="Consolas"/>
+                <w:sz w:val="22"/>
+              </w:rPr>
               <w:t xml:space="preserve">    "透气性": 1.02</w:t>
-              <w:br/>
+            </w:r>
+            <w:r>
+              <w:rPr>
+                <w:rFonts w:ascii="Consolas" w:hAnsi="Consolas" w:eastAsia="Consolas" w:cs="Consolas"/>
+                <w:sz w:val="22"/>
+              </w:rPr>
+              <w:br w:type="textWrapping"/>
+            </w:r>
+            <w:r>
+              <w:rPr>
+                <w:rFonts w:ascii="Consolas" w:hAnsi="Consolas" w:eastAsia="Consolas" w:cs="Consolas"/>
+                <w:sz w:val="22"/>
+              </w:rPr>
               <w:t xml:space="preserve">  },</w:t>
-              <w:br/>
+            </w:r>
+            <w:r>
+              <w:rPr>
+                <w:rFonts w:ascii="Consolas" w:hAnsi="Consolas" w:eastAsia="Consolas" w:cs="Consolas"/>
+                <w:sz w:val="22"/>
+              </w:rPr>
+              <w:br w:type="textWrapping"/>
+            </w:r>
+            <w:r>
+              <w:rPr>
+                <w:rFonts w:ascii="Consolas" w:hAnsi="Consolas" w:eastAsia="Consolas" w:cs="Consolas"/>
+                <w:sz w:val="22"/>
+              </w:rPr>
               <w:t xml:space="preserve">  "data_type": "realtime",</w:t>
-              <w:br/>
+            </w:r>
+            <w:r>
+              <w:rPr>
+                <w:rFonts w:ascii="Consolas" w:hAnsi="Consolas" w:eastAsia="Consolas" w:cs="Consolas"/>
+                <w:sz w:val="22"/>
+              </w:rPr>
+              <w:br w:type="textWrapping"/>
+            </w:r>
+            <w:r>
+              <w:rPr>
+                <w:rFonts w:ascii="Consolas" w:hAnsi="Consolas" w:eastAsia="Consolas" w:cs="Consolas"/>
+                <w:sz w:val="22"/>
+              </w:rPr>
               <w:t xml:space="preserve">  "instruction": ""</w:t>
-              <w:br/>
-            </w:r>
-            <w:r>
-              <w:rPr>
-                <w:rFonts w:eastAsia="Consolas" w:ascii="Consolas" w:cs="Consolas" w:hAnsi="Consolas"/>
+            </w:r>
+            <w:r>
+              <w:rPr>
+                <w:rFonts w:ascii="Consolas" w:hAnsi="Consolas" w:eastAsia="Consolas" w:cs="Consolas"/>
+                <w:sz w:val="22"/>
+              </w:rPr>
+              <w:br w:type="textWrapping"/>
+            </w:r>
+            <w:r>
+              <w:rPr>
+                <w:rFonts w:ascii="Consolas" w:hAnsi="Consolas" w:eastAsia="Consolas" w:cs="Consolas"/>
                 <w:sz w:val="22"/>
               </w:rPr>
               <w:t>}</w:t>
@@ -2421,8 +2677,8 @@
       </w:pPr>
       <w:r>
         <w:rPr>
-          <w:rFonts w:eastAsia="等线" w:ascii="Arial" w:cs="Arial" w:hAnsi="Arial"/>
-          <w:b w:val="true"/>
+          <w:rFonts w:ascii="Arial" w:hAnsi="Arial" w:eastAsia="等线" w:cs="Arial"/>
+          <w:b/>
           <w:sz w:val="22"/>
         </w:rPr>
         <w:t>带预警指令的示例：</w:t>
@@ -2430,31 +2686,54 @@
     </w:p>
     <w:tbl>
       <w:tblPr>
+        <w:tblStyle w:val="2"/>
         <w:tblW w:w="0" w:type="auto"/>
         <w:tblInd w:w="0" w:type="dxa"/>
         <w:tblBorders>
-          <w:top w:val="single" w:color="dee0e3"/>
-          <w:left w:val="single" w:color="dee0e3"/>
-          <w:bottom w:val="single" w:color="dee0e3"/>
-          <w:right w:val="single" w:color="dee0e3"/>
-          <w:insideH w:val="single" w:color="dee0e3"/>
-          <w:insideV w:val="single" w:color="dee0e3"/>
+          <w:top w:val="single" w:color="DEE0E3" w:sz="0" w:space="0"/>
+          <w:left w:val="single" w:color="DEE0E3" w:sz="0" w:space="0"/>
+          <w:bottom w:val="single" w:color="DEE0E3" w:sz="0" w:space="0"/>
+          <w:right w:val="single" w:color="DEE0E3" w:sz="0" w:space="0"/>
+          <w:insideH w:val="single" w:color="DEE0E3" w:sz="0" w:space="0"/>
+          <w:insideV w:val="single" w:color="DEE0E3" w:sz="0" w:space="0"/>
         </w:tblBorders>
         <w:tblLayout w:type="fixed"/>
+        <w:tblCellMar>
+          <w:top w:w="0" w:type="dxa"/>
+          <w:left w:w="10" w:type="dxa"/>
+          <w:bottom w:w="0" w:type="dxa"/>
+          <w:right w:w="10" w:type="dxa"/>
+        </w:tblCellMar>
       </w:tblPr>
       <w:tblGrid>
         <w:gridCol w:w="8280"/>
       </w:tblGrid>
       <w:tr>
+        <w:tblPrEx>
+          <w:tblBorders>
+            <w:top w:val="single" w:color="DEE0E3" w:sz="0" w:space="0"/>
+            <w:left w:val="single" w:color="DEE0E3" w:sz="0" w:space="0"/>
+            <w:bottom w:val="single" w:color="DEE0E3" w:sz="0" w:space="0"/>
+            <w:right w:val="single" w:color="DEE0E3" w:sz="0" w:space="0"/>
+            <w:insideH w:val="single" w:color="DEE0E3" w:sz="0" w:space="0"/>
+            <w:insideV w:val="single" w:color="DEE0E3" w:sz="0" w:space="0"/>
+          </w:tblBorders>
+          <w:tblCellMar>
+            <w:top w:w="0" w:type="dxa"/>
+            <w:left w:w="10" w:type="dxa"/>
+            <w:bottom w:w="0" w:type="dxa"/>
+            <w:right w:w="10" w:type="dxa"/>
+          </w:tblCellMar>
+        </w:tblPrEx>
         <w:tc>
           <w:tcPr>
             <w:tcW w:w="8280" w:type="dxa"/>
-            <w:shd w:color="auto" w:val="clear" w:fill="f5f6f7"/>
+            <w:shd w:val="clear" w:color="auto" w:fill="F5F6F7"/>
             <w:tcMar>
-              <w:top w:type="dxa" w:w="60"/>
-              <w:left w:type="dxa" w:w="120"/>
-              <w:bottom w:type="dxa" w:w="30"/>
-              <w:right w:type="dxa" w:w="120"/>
+              <w:top w:w="60" w:type="dxa"/>
+              <w:left w:w="120" w:type="dxa"/>
+              <w:bottom w:w="30" w:type="dxa"/>
+              <w:right w:w="120" w:type="dxa"/>
             </w:tcMar>
           </w:tcPr>
           <w:p>
@@ -2464,40 +2743,149 @@
             </w:pPr>
             <w:r>
               <w:rPr>
-                <w:rFonts w:eastAsia="Consolas" w:ascii="Consolas" w:cs="Consolas" w:hAnsi="Consolas"/>
-                <w:color w:val="646a73"/>
+                <w:rFonts w:ascii="Consolas" w:hAnsi="Consolas" w:eastAsia="Consolas" w:cs="Consolas"/>
+                <w:color w:val="646A73"/>
                 <w:sz w:val="22"/>
               </w:rPr>
               <w:t>json</w:t>
+            </w:r>
+            <w:r>
+              <w:rPr>
+                <w:rFonts w:ascii="Consolas" w:hAnsi="Consolas" w:eastAsia="Consolas" w:cs="Consolas"/>
+                <w:color w:val="646A73"/>
+                <w:sz w:val="22"/>
+              </w:rPr>
               <w:br w:type="textWrapping"/>
             </w:r>
             <w:r>
               <w:rPr>
-                <w:rFonts w:eastAsia="Consolas" w:ascii="Consolas" w:cs="Consolas" w:hAnsi="Consolas"/>
+                <w:rFonts w:ascii="Consolas" w:hAnsi="Consolas" w:eastAsia="Consolas" w:cs="Consolas"/>
                 <w:sz w:val="22"/>
               </w:rPr>
               <w:t>{</w:t>
-              <w:br/>
+            </w:r>
+            <w:r>
+              <w:rPr>
+                <w:rFonts w:ascii="Consolas" w:hAnsi="Consolas" w:eastAsia="Consolas" w:cs="Consolas"/>
+                <w:sz w:val="22"/>
+              </w:rPr>
+              <w:br w:type="textWrapping"/>
+            </w:r>
+            <w:r>
+              <w:rPr>
+                <w:rFonts w:ascii="Consolas" w:hAnsi="Consolas" w:eastAsia="Consolas" w:cs="Consolas"/>
+                <w:sz w:val="22"/>
+              </w:rPr>
               <w:t xml:space="preserve">  "timestamp": "2026-07-06 14:35:12",</w:t>
-              <w:br/>
+            </w:r>
+            <w:r>
+              <w:rPr>
+                <w:rFonts w:ascii="Consolas" w:hAnsi="Consolas" w:eastAsia="Consolas" w:cs="Consolas"/>
+                <w:sz w:val="22"/>
+              </w:rPr>
+              <w:br w:type="textWrapping"/>
+            </w:r>
+            <w:r>
+              <w:rPr>
+                <w:rFonts w:ascii="Consolas" w:hAnsi="Consolas" w:eastAsia="Consolas" w:cs="Consolas"/>
+                <w:sz w:val="22"/>
+              </w:rPr>
               <w:t xml:space="preserve">  "metrics": {</w:t>
-              <w:br/>
+            </w:r>
+            <w:r>
+              <w:rPr>
+                <w:rFonts w:ascii="Consolas" w:hAnsi="Consolas" w:eastAsia="Consolas" w:cs="Consolas"/>
+                <w:sz w:val="22"/>
+              </w:rPr>
+              <w:br w:type="textWrapping"/>
+            </w:r>
+            <w:r>
+              <w:rPr>
+                <w:rFonts w:ascii="Consolas" w:hAnsi="Consolas" w:eastAsia="Consolas" w:cs="Consolas"/>
+                <w:sz w:val="22"/>
+              </w:rPr>
               <w:t xml:space="preserve">    "风温": 980.3,</w:t>
-              <w:br/>
+            </w:r>
+            <w:r>
+              <w:rPr>
+                <w:rFonts w:ascii="Consolas" w:hAnsi="Consolas" w:eastAsia="Consolas" w:cs="Consolas"/>
+                <w:sz w:val="22"/>
+              </w:rPr>
+              <w:br w:type="textWrapping"/>
+            </w:r>
+            <w:r>
+              <w:rPr>
+                <w:rFonts w:ascii="Consolas" w:hAnsi="Consolas" w:eastAsia="Consolas" w:cs="Consolas"/>
+                <w:sz w:val="22"/>
+              </w:rPr>
               <w:t xml:space="preserve">    "炉压": 412.8,</w:t>
-              <w:br/>
+            </w:r>
+            <w:r>
+              <w:rPr>
+                <w:rFonts w:ascii="Consolas" w:hAnsi="Consolas" w:eastAsia="Consolas" w:cs="Consolas"/>
+                <w:sz w:val="22"/>
+              </w:rPr>
+              <w:br w:type="textWrapping"/>
+            </w:r>
+            <w:r>
+              <w:rPr>
+                <w:rFonts w:ascii="Consolas" w:hAnsi="Consolas" w:eastAsia="Consolas" w:cs="Consolas"/>
+                <w:sz w:val="22"/>
+              </w:rPr>
               <w:t xml:space="preserve">    "透气性": 0.78</w:t>
-              <w:br/>
+            </w:r>
+            <w:r>
+              <w:rPr>
+                <w:rFonts w:ascii="Consolas" w:hAnsi="Consolas" w:eastAsia="Consolas" w:cs="Consolas"/>
+                <w:sz w:val="22"/>
+              </w:rPr>
+              <w:br w:type="textWrapping"/>
+            </w:r>
+            <w:r>
+              <w:rPr>
+                <w:rFonts w:ascii="Consolas" w:hAnsi="Consolas" w:eastAsia="Consolas" w:cs="Consolas"/>
+                <w:sz w:val="22"/>
+              </w:rPr>
               <w:t xml:space="preserve">  },</w:t>
-              <w:br/>
+            </w:r>
+            <w:r>
+              <w:rPr>
+                <w:rFonts w:ascii="Consolas" w:hAnsi="Consolas" w:eastAsia="Consolas" w:cs="Consolas"/>
+                <w:sz w:val="22"/>
+              </w:rPr>
+              <w:br w:type="textWrapping"/>
+            </w:r>
+            <w:r>
+              <w:rPr>
+                <w:rFonts w:ascii="Consolas" w:hAnsi="Consolas" w:eastAsia="Consolas" w:cs="Consolas"/>
+                <w:sz w:val="22"/>
+              </w:rPr>
               <w:t xml:space="preserve">  "data_type": "realtime",</w:t>
-              <w:br/>
+            </w:r>
+            <w:r>
+              <w:rPr>
+                <w:rFonts w:ascii="Consolas" w:hAnsi="Consolas" w:eastAsia="Consolas" w:cs="Consolas"/>
+                <w:sz w:val="22"/>
+              </w:rPr>
+              <w:br w:type="textWrapping"/>
+            </w:r>
+            <w:r>
+              <w:rPr>
+                <w:rFonts w:ascii="Consolas" w:hAnsi="Consolas" w:eastAsia="Consolas" w:cs="Consolas"/>
+                <w:sz w:val="22"/>
+              </w:rPr>
               <w:t xml:space="preserve">  "instruction": "炉压过高，建议减风压"</w:t>
-              <w:br/>
-            </w:r>
-            <w:r>
-              <w:rPr>
-                <w:rFonts w:eastAsia="Consolas" w:ascii="Consolas" w:cs="Consolas" w:hAnsi="Consolas"/>
+            </w:r>
+            <w:r>
+              <w:rPr>
+                <w:rFonts w:ascii="Consolas" w:hAnsi="Consolas" w:eastAsia="Consolas" w:cs="Consolas"/>
+                <w:sz w:val="22"/>
+              </w:rPr>
+              <w:br w:type="textWrapping"/>
+            </w:r>
+            <w:r>
+              <w:rPr>
+                <w:rFonts w:ascii="Consolas" w:hAnsi="Consolas" w:eastAsia="Consolas" w:cs="Consolas"/>
                 <w:sz w:val="22"/>
               </w:rPr>
               <w:t>}</w:t>
@@ -2509,8 +2897,8 @@
     <w:p>
       <w:pPr>
         <w:pBdr>
-          <w:bottom w:val="single" w:color="dee0e3"/>
-          <w:between w:val="single" w:color="dee0e3"/>
+          <w:bottom w:val="single" w:color="DEE0E3" w:sz="2" w:space="0"/>
+          <w:between w:val="single" w:color="DEE0E3" w:sz="2" w:space="0"/>
         </w:pBdr>
         <w:spacing w:before="120" w:after="120" w:line="288" w:lineRule="auto"/>
         <w:ind w:left="0"/>
@@ -2518,17 +2906,16 @@
     </w:p>
     <w:p>
       <w:pPr>
-        <w:pStyle w:val="2"/>
         <w:spacing w:before="320" w:after="120" w:line="288" w:lineRule="auto"/>
         <w:ind w:left="0"/>
         <w:jc w:val="left"/>
         <w:outlineLvl w:val="1"/>
       </w:pPr>
-      <w:bookmarkStart w:name="heading_10" w:id="10"/>
-      <w:r>
-        <w:rPr>
-          <w:rFonts w:eastAsia="等线" w:ascii="Arial" w:cs="Arial" w:hAnsi="Arial"/>
-          <w:b w:val="true"/>
+      <w:bookmarkStart w:id="10" w:name="heading_10"/>
+      <w:r>
+        <w:rPr>
+          <w:rFonts w:ascii="Arial" w:hAnsi="Arial" w:eastAsia="等线" w:cs="Arial"/>
+          <w:b/>
           <w:sz w:val="32"/>
         </w:rPr>
         <w:t>5. 字段约束与规范</w:t>
@@ -2537,17 +2924,16 @@
     </w:p>
     <w:p>
       <w:pPr>
-        <w:pStyle w:val="3"/>
         <w:spacing w:before="300" w:after="120" w:line="288" w:lineRule="auto"/>
         <w:ind w:left="0"/>
         <w:jc w:val="left"/>
         <w:outlineLvl w:val="2"/>
       </w:pPr>
-      <w:bookmarkStart w:name="heading_11" w:id="11"/>
-      <w:r>
-        <w:rPr>
-          <w:rFonts w:eastAsia="等线" w:ascii="Arial" w:cs="Arial" w:hAnsi="Arial"/>
-          <w:b w:val="true"/>
+      <w:bookmarkStart w:id="11" w:name="heading_11"/>
+      <w:r>
+        <w:rPr>
+          <w:rFonts w:ascii="Arial" w:hAnsi="Arial" w:eastAsia="等线" w:cs="Arial"/>
+          <w:b/>
           <w:sz w:val="30"/>
         </w:rPr>
         <w:t>5.1 空字符串的含义</w:t>
@@ -2562,38 +2948,38 @@
       </w:pPr>
       <w:r>
         <w:rPr>
-          <w:rFonts w:eastAsia="Consolas" w:ascii="Consolas" w:cs="Consolas" w:hAnsi="Consolas"/>
-          <w:sz w:val="22"/>
-          <w:shd w:fill="EFF0F1"/>
+          <w:rFonts w:ascii="Consolas" w:hAnsi="Consolas" w:eastAsia="Consolas" w:cs="Consolas"/>
+          <w:sz w:val="22"/>
+          <w:shd w:val="clear" w:fill="EFF0F1"/>
         </w:rPr>
         <w:t>instruction</w:t>
       </w:r>
       <w:r>
         <w:rPr>
-          <w:rFonts w:eastAsia="等线" w:ascii="Arial" w:cs="Arial" w:hAnsi="Arial"/>
+          <w:rFonts w:ascii="Arial" w:hAnsi="Arial" w:eastAsia="等线" w:cs="Arial"/>
           <w:sz w:val="22"/>
         </w:rPr>
         <w:t xml:space="preserve"> 字段为空字符串 </w:t>
       </w:r>
       <w:r>
         <w:rPr>
-          <w:rFonts w:eastAsia="Consolas" w:ascii="Consolas" w:cs="Consolas" w:hAnsi="Consolas"/>
-          <w:sz w:val="22"/>
-          <w:shd w:fill="EFF0F1"/>
+          <w:rFonts w:ascii="Consolas" w:hAnsi="Consolas" w:eastAsia="Consolas" w:cs="Consolas"/>
+          <w:sz w:val="22"/>
+          <w:shd w:val="clear" w:fill="EFF0F1"/>
         </w:rPr>
         <w:t>""</w:t>
       </w:r>
       <w:r>
         <w:rPr>
-          <w:rFonts w:eastAsia="等线" w:ascii="Arial" w:cs="Arial" w:hAnsi="Arial"/>
-          <w:b w:val="true"/>
+          <w:rFonts w:ascii="Arial" w:hAnsi="Arial" w:eastAsia="等线" w:cs="Arial"/>
+          <w:b/>
           <w:sz w:val="22"/>
         </w:rPr>
         <w:t>不代表错误</w:t>
       </w:r>
       <w:r>
         <w:rPr>
-          <w:rFonts w:eastAsia="等线" w:ascii="Arial" w:cs="Arial" w:hAnsi="Arial"/>
+          <w:rFonts w:ascii="Arial" w:hAnsi="Arial" w:eastAsia="等线" w:cs="Arial"/>
           <w:sz w:val="22"/>
         </w:rPr>
         <w:t>，而是代表"无指令"的正常状态。</w:t>
@@ -2602,6 +2988,7 @@
     <w:p>
       <w:pPr>
         <w:numPr>
+          <w:ilvl w:val="0"/>
           <w:numId w:val="29"/>
         </w:numPr>
         <w:spacing w:before="120" w:after="120" w:line="288" w:lineRule="auto"/>
@@ -2610,22 +2997,22 @@
       </w:pPr>
       <w:r>
         <w:rPr>
-          <w:rFonts w:eastAsia="等线" w:ascii="Arial" w:cs="Arial" w:hAnsi="Arial"/>
+          <w:rFonts w:ascii="Arial" w:hAnsi="Arial" w:eastAsia="等线" w:cs="Arial"/>
           <w:sz w:val="22"/>
         </w:rPr>
         <w:t>当模拟数据处于正常工况范围内时，</w:t>
       </w:r>
       <w:r>
         <w:rPr>
-          <w:rFonts w:eastAsia="Consolas" w:ascii="Consolas" w:cs="Consolas" w:hAnsi="Consolas"/>
-          <w:sz w:val="22"/>
-          <w:shd w:fill="EFF0F1"/>
+          <w:rFonts w:ascii="Consolas" w:hAnsi="Consolas" w:eastAsia="Consolas" w:cs="Consolas"/>
+          <w:sz w:val="22"/>
+          <w:shd w:val="clear" w:fill="EFF0F1"/>
         </w:rPr>
         <w:t>instruction</w:t>
       </w:r>
       <w:r>
         <w:rPr>
-          <w:rFonts w:eastAsia="等线" w:ascii="Arial" w:cs="Arial" w:hAnsi="Arial"/>
+          <w:rFonts w:ascii="Arial" w:hAnsi="Arial" w:eastAsia="等线" w:cs="Arial"/>
           <w:sz w:val="22"/>
         </w:rPr>
         <w:t xml:space="preserve"> 应保持为空字符串。</w:t>
@@ -2634,6 +3021,7 @@
     <w:p>
       <w:pPr>
         <w:numPr>
+          <w:ilvl w:val="0"/>
           <w:numId w:val="30"/>
         </w:numPr>
         <w:spacing w:before="120" w:after="120" w:line="288" w:lineRule="auto"/>
@@ -2642,7 +3030,7 @@
       </w:pPr>
       <w:r>
         <w:rPr>
-          <w:rFonts w:eastAsia="等线" w:ascii="Arial" w:cs="Arial" w:hAnsi="Arial"/>
+          <w:rFonts w:ascii="Arial" w:hAnsi="Arial" w:eastAsia="等线" w:cs="Arial"/>
           <w:sz w:val="22"/>
         </w:rPr>
         <w:t>前端展示层在接收到空字符串时，不应展示任何预警提示或操作建议。</w:t>
@@ -2651,6 +3039,7 @@
     <w:p>
       <w:pPr>
         <w:numPr>
+          <w:ilvl w:val="0"/>
           <w:numId w:val="31"/>
         </w:numPr>
         <w:spacing w:before="120" w:after="120" w:line="288" w:lineRule="auto"/>
@@ -2659,7 +3048,7 @@
       </w:pPr>
       <w:r>
         <w:rPr>
-          <w:rFonts w:eastAsia="等线" w:ascii="Arial" w:cs="Arial" w:hAnsi="Arial"/>
+          <w:rFonts w:ascii="Arial" w:hAnsi="Arial" w:eastAsia="等线" w:cs="Arial"/>
           <w:sz w:val="22"/>
         </w:rPr>
         <w:t>空字符串是该字段的合法默认值，数据模拟器应始终输出该字段，不得省略。</w:t>
@@ -2667,17 +3056,16 @@
     </w:p>
     <w:p>
       <w:pPr>
-        <w:pStyle w:val="3"/>
         <w:spacing w:before="300" w:after="120" w:line="288" w:lineRule="auto"/>
         <w:ind w:left="0"/>
         <w:jc w:val="left"/>
         <w:outlineLvl w:val="2"/>
       </w:pPr>
-      <w:bookmarkStart w:name="heading_12" w:id="12"/>
-      <w:r>
-        <w:rPr>
-          <w:rFonts w:eastAsia="等线" w:ascii="Arial" w:cs="Arial" w:hAnsi="Arial"/>
-          <w:b w:val="true"/>
+      <w:bookmarkStart w:id="12" w:name="heading_12"/>
+      <w:r>
+        <w:rPr>
+          <w:rFonts w:ascii="Arial" w:hAnsi="Arial" w:eastAsia="等线" w:cs="Arial"/>
+          <w:b/>
           <w:sz w:val="30"/>
         </w:rPr>
         <w:t>5.2 数据类型约束</w:t>
@@ -2687,6 +3075,7 @@
     <w:p>
       <w:pPr>
         <w:numPr>
+          <w:ilvl w:val="0"/>
           <w:numId w:val="32"/>
         </w:numPr>
         <w:spacing w:before="120" w:after="120" w:line="288" w:lineRule="auto"/>
@@ -2695,37 +3084,37 @@
       </w:pPr>
       <w:r>
         <w:rPr>
-          <w:rFonts w:eastAsia="等线" w:ascii="Arial" w:cs="Arial" w:hAnsi="Arial"/>
+          <w:rFonts w:ascii="Arial" w:hAnsi="Arial" w:eastAsia="等线" w:cs="Arial"/>
           <w:sz w:val="22"/>
         </w:rPr>
         <w:t xml:space="preserve">所有数值型指标（风温、炉压、透气性）必须为浮点数，即使数值为整数也应以浮点形式表示（如 </w:t>
       </w:r>
       <w:r>
         <w:rPr>
-          <w:rFonts w:eastAsia="Consolas" w:ascii="Consolas" w:cs="Consolas" w:hAnsi="Consolas"/>
-          <w:sz w:val="22"/>
-          <w:shd w:fill="EFF0F1"/>
+          <w:rFonts w:ascii="Consolas" w:hAnsi="Consolas" w:eastAsia="Consolas" w:cs="Consolas"/>
+          <w:sz w:val="22"/>
+          <w:shd w:val="clear" w:fill="EFF0F1"/>
         </w:rPr>
         <w:t>1000.0</w:t>
       </w:r>
       <w:r>
         <w:rPr>
-          <w:rFonts w:eastAsia="等线" w:ascii="Arial" w:cs="Arial" w:hAnsi="Arial"/>
+          <w:rFonts w:ascii="Arial" w:hAnsi="Arial" w:eastAsia="等线" w:cs="Arial"/>
           <w:sz w:val="22"/>
         </w:rPr>
         <w:t xml:space="preserve"> 而非 </w:t>
       </w:r>
       <w:r>
         <w:rPr>
-          <w:rFonts w:eastAsia="Consolas" w:ascii="Consolas" w:cs="Consolas" w:hAnsi="Consolas"/>
-          <w:sz w:val="22"/>
-          <w:shd w:fill="EFF0F1"/>
+          <w:rFonts w:ascii="Consolas" w:hAnsi="Consolas" w:eastAsia="Consolas" w:cs="Consolas"/>
+          <w:sz w:val="22"/>
+          <w:shd w:val="clear" w:fill="EFF0F1"/>
         </w:rPr>
         <w:t>1000</w:t>
       </w:r>
       <w:r>
         <w:rPr>
-          <w:rFonts w:eastAsia="等线" w:ascii="Arial" w:cs="Arial" w:hAnsi="Arial"/>
+          <w:rFonts w:ascii="Arial" w:hAnsi="Arial" w:eastAsia="等线" w:cs="Arial"/>
           <w:sz w:val="22"/>
         </w:rPr>
         <w:t>）。</w:t>
@@ -2734,6 +3123,7 @@
     <w:p>
       <w:pPr>
         <w:numPr>
+          <w:ilvl w:val="0"/>
           <w:numId w:val="33"/>
         </w:numPr>
         <w:spacing w:before="120" w:after="120" w:line="288" w:lineRule="auto"/>
@@ -2742,15 +3132,15 @@
       </w:pPr>
       <w:r>
         <w:rPr>
-          <w:rFonts w:eastAsia="Consolas" w:ascii="Consolas" w:cs="Consolas" w:hAnsi="Consolas"/>
-          <w:sz w:val="22"/>
-          <w:shd w:fill="EFF0F1"/>
+          <w:rFonts w:ascii="Consolas" w:hAnsi="Consolas" w:eastAsia="Consolas" w:cs="Consolas"/>
+          <w:sz w:val="22"/>
+          <w:shd w:val="clear" w:fill="EFF0F1"/>
         </w:rPr>
         <w:t>data_type</w:t>
       </w:r>
       <w:r>
         <w:rPr>
-          <w:rFonts w:eastAsia="等线" w:ascii="Arial" w:cs="Arial" w:hAnsi="Arial"/>
+          <w:rFonts w:ascii="Arial" w:hAnsi="Arial" w:eastAsia="等线" w:cs="Arial"/>
           <w:sz w:val="22"/>
         </w:rPr>
         <w:t xml:space="preserve"> 字段必须严格使用枚举值，不得传入枚举外的任意字符串。</w:t>
@@ -2759,6 +3149,7 @@
     <w:p>
       <w:pPr>
         <w:numPr>
+          <w:ilvl w:val="0"/>
           <w:numId w:val="34"/>
         </w:numPr>
         <w:spacing w:before="120" w:after="120" w:line="288" w:lineRule="auto"/>
@@ -2767,30 +3158,30 @@
       </w:pPr>
       <w:r>
         <w:rPr>
-          <w:rFonts w:eastAsia="Consolas" w:ascii="Consolas" w:cs="Consolas" w:hAnsi="Consolas"/>
-          <w:sz w:val="22"/>
-          <w:shd w:fill="EFF0F1"/>
+          <w:rFonts w:ascii="Consolas" w:hAnsi="Consolas" w:eastAsia="Consolas" w:cs="Consolas"/>
+          <w:sz w:val="22"/>
+          <w:shd w:val="clear" w:fill="EFF0F1"/>
         </w:rPr>
         <w:t>timestamp</w:t>
       </w:r>
       <w:r>
         <w:rPr>
-          <w:rFonts w:eastAsia="等线" w:ascii="Arial" w:cs="Arial" w:hAnsi="Arial"/>
+          <w:rFonts w:ascii="Arial" w:hAnsi="Arial" w:eastAsia="等线" w:cs="Arial"/>
           <w:sz w:val="22"/>
         </w:rPr>
         <w:t xml:space="preserve"> 格式必须严格符合 </w:t>
       </w:r>
       <w:r>
         <w:rPr>
-          <w:rFonts w:eastAsia="Consolas" w:ascii="Consolas" w:cs="Consolas" w:hAnsi="Consolas"/>
-          <w:sz w:val="22"/>
-          <w:shd w:fill="EFF0F1"/>
+          <w:rFonts w:ascii="Consolas" w:hAnsi="Consolas" w:eastAsia="Consolas" w:cs="Consolas"/>
+          <w:sz w:val="22"/>
+          <w:shd w:val="clear" w:fill="EFF0F1"/>
         </w:rPr>
         <w:t>"YYYY-MM-DD HH:MM:SS"</w:t>
       </w:r>
       <w:r>
         <w:rPr>
-          <w:rFonts w:eastAsia="等线" w:ascii="Arial" w:cs="Arial" w:hAnsi="Arial"/>
+          <w:rFonts w:ascii="Arial" w:hAnsi="Arial" w:eastAsia="等线" w:cs="Arial"/>
           <w:sz w:val="22"/>
         </w:rPr>
         <w:t>，不足位补零。</w:t>
@@ -2798,17 +3189,16 @@
     </w:p>
     <w:p>
       <w:pPr>
-        <w:pStyle w:val="3"/>
         <w:spacing w:before="300" w:after="120" w:line="288" w:lineRule="auto"/>
         <w:ind w:left="0"/>
         <w:jc w:val="left"/>
         <w:outlineLvl w:val="2"/>
       </w:pPr>
-      <w:bookmarkStart w:name="heading_13" w:id="13"/>
-      <w:r>
-        <w:rPr>
-          <w:rFonts w:eastAsia="等线" w:ascii="Arial" w:cs="Arial" w:hAnsi="Arial"/>
-          <w:b w:val="true"/>
+      <w:bookmarkStart w:id="13" w:name="heading_13"/>
+      <w:r>
+        <w:rPr>
+          <w:rFonts w:ascii="Arial" w:hAnsi="Arial" w:eastAsia="等线" w:cs="Arial"/>
+          <w:b/>
           <w:sz w:val="30"/>
         </w:rPr>
         <w:t>5.3 字段完整性</w:t>
@@ -2823,22 +3213,22 @@
       </w:pPr>
       <w:r>
         <w:rPr>
-          <w:rFonts w:eastAsia="等线" w:ascii="Arial" w:cs="Arial" w:hAnsi="Arial"/>
+          <w:rFonts w:ascii="Arial" w:hAnsi="Arial" w:eastAsia="等线" w:cs="Arial"/>
           <w:sz w:val="22"/>
         </w:rPr>
         <w:t xml:space="preserve">每一条推送数据必须包含全部四个顶层字段，不得缺省或省略。即使 </w:t>
       </w:r>
       <w:r>
         <w:rPr>
-          <w:rFonts w:eastAsia="Consolas" w:ascii="Consolas" w:cs="Consolas" w:hAnsi="Consolas"/>
-          <w:sz w:val="22"/>
-          <w:shd w:fill="EFF0F1"/>
+          <w:rFonts w:ascii="Consolas" w:hAnsi="Consolas" w:eastAsia="Consolas" w:cs="Consolas"/>
+          <w:sz w:val="22"/>
+          <w:shd w:val="clear" w:fill="EFF0F1"/>
         </w:rPr>
         <w:t>instruction</w:t>
       </w:r>
       <w:r>
         <w:rPr>
-          <w:rFonts w:eastAsia="等线" w:ascii="Arial" w:cs="Arial" w:hAnsi="Arial"/>
+          <w:rFonts w:ascii="Arial" w:hAnsi="Arial" w:eastAsia="等线" w:cs="Arial"/>
           <w:sz w:val="22"/>
         </w:rPr>
         <w:t xml:space="preserve"> 为空，也必须显式输出该字段。</w:t>
@@ -2846,17 +3236,16 @@
     </w:p>
     <w:p>
       <w:pPr>
-        <w:pStyle w:val="3"/>
         <w:spacing w:before="300" w:after="120" w:line="288" w:lineRule="auto"/>
         <w:ind w:left="0"/>
         <w:jc w:val="left"/>
         <w:outlineLvl w:val="2"/>
       </w:pPr>
-      <w:bookmarkStart w:name="heading_14" w:id="14"/>
-      <w:r>
-        <w:rPr>
-          <w:rFonts w:eastAsia="等线" w:ascii="Arial" w:cs="Arial" w:hAnsi="Arial"/>
-          <w:b w:val="true"/>
+      <w:bookmarkStart w:id="14" w:name="heading_14"/>
+      <w:r>
+        <w:rPr>
+          <w:rFonts w:ascii="Arial" w:hAnsi="Arial" w:eastAsia="等线" w:cs="Arial"/>
+          <w:b/>
           <w:sz w:val="30"/>
         </w:rPr>
         <w:t>5.4 编码规范</w:t>
@@ -2866,6 +3255,7 @@
     <w:p>
       <w:pPr>
         <w:numPr>
+          <w:ilvl w:val="0"/>
           <w:numId w:val="35"/>
         </w:numPr>
         <w:spacing w:before="120" w:after="120" w:line="288" w:lineRule="auto"/>
@@ -2874,7 +3264,7 @@
       </w:pPr>
       <w:r>
         <w:rPr>
-          <w:rFonts w:eastAsia="等线" w:ascii="Arial" w:cs="Arial" w:hAnsi="Arial"/>
+          <w:rFonts w:ascii="Arial" w:hAnsi="Arial" w:eastAsia="等线" w:cs="Arial"/>
           <w:sz w:val="22"/>
         </w:rPr>
         <w:t>所有中文字符使用 UTF-8 编码。</w:t>
@@ -2883,6 +3273,7 @@
     <w:p>
       <w:pPr>
         <w:numPr>
+          <w:ilvl w:val="0"/>
           <w:numId w:val="36"/>
         </w:numPr>
         <w:spacing w:before="120" w:after="120" w:line="288" w:lineRule="auto"/>
@@ -2891,37 +3282,37 @@
       </w:pPr>
       <w:r>
         <w:rPr>
-          <w:rFonts w:eastAsia="等线" w:ascii="Arial" w:cs="Arial" w:hAnsi="Arial"/>
+          <w:rFonts w:ascii="Arial" w:hAnsi="Arial" w:eastAsia="等线" w:cs="Arial"/>
           <w:sz w:val="22"/>
         </w:rPr>
         <w:t xml:space="preserve">字典键名严格使用本文档规定的中文名称（如 </w:t>
       </w:r>
       <w:r>
         <w:rPr>
-          <w:rFonts w:eastAsia="Consolas" w:ascii="Consolas" w:cs="Consolas" w:hAnsi="Consolas"/>
-          <w:sz w:val="22"/>
-          <w:shd w:fill="EFF0F1"/>
+          <w:rFonts w:ascii="Consolas" w:hAnsi="Consolas" w:eastAsia="Consolas" w:cs="Consolas"/>
+          <w:sz w:val="22"/>
+          <w:shd w:val="clear" w:fill="EFF0F1"/>
         </w:rPr>
         <w:t>"风温"</w:t>
       </w:r>
       <w:r>
         <w:rPr>
-          <w:rFonts w:eastAsia="等线" w:ascii="Arial" w:cs="Arial" w:hAnsi="Arial"/>
+          <w:rFonts w:ascii="Arial" w:hAnsi="Arial" w:eastAsia="等线" w:cs="Arial"/>
           <w:sz w:val="22"/>
         </w:rPr>
         <w:t>、</w:t>
       </w:r>
       <w:r>
         <w:rPr>
-          <w:rFonts w:eastAsia="Consolas" w:ascii="Consolas" w:cs="Consolas" w:hAnsi="Consolas"/>
-          <w:sz w:val="22"/>
-          <w:shd w:fill="EFF0F1"/>
+          <w:rFonts w:ascii="Consolas" w:hAnsi="Consolas" w:eastAsia="Consolas" w:cs="Consolas"/>
+          <w:sz w:val="22"/>
+          <w:shd w:val="clear" w:fill="EFF0F1"/>
         </w:rPr>
         <w:t>"炉压"</w:t>
       </w:r>
       <w:r>
         <w:rPr>
-          <w:rFonts w:eastAsia="等线" w:ascii="Arial" w:cs="Arial" w:hAnsi="Arial"/>
+          <w:rFonts w:ascii="Arial" w:hAnsi="Arial" w:eastAsia="等线" w:cs="Arial"/>
           <w:sz w:val="22"/>
         </w:rPr>
         <w:t>），不得使用拼音或英文别名。</w:t>
@@ -2933,508 +3324,1223 @@
         <w:ind w:left="0"/>
         <w:jc w:val="left"/>
       </w:pPr>
-      <w:r>
-        <w:rPr>
-          <w:rFonts w:eastAsia="等线" w:ascii="Arial" w:cs="Arial" w:hAnsi="Arial"/>
-          <w:sz w:val="22"/>
-        </w:rPr>
-        <w:t>|（注：部分内容可能由 AI 生成）</w:t>
-      </w:r>
+      <w:bookmarkStart w:id="15" w:name="_GoBack"/>
+      <w:bookmarkEnd w:id="15"/>
     </w:p>
     <w:sectPr>
-      <w:footerReference w:type="default" r:id="rId3"/>
-      <w:headerReference w:type="default" r:id="rId5"/>
-      <w:pgSz w:orient="portrait" w:h="16840" w:w="11905"/>
+      <w:headerReference r:id="rId3" w:type="default"/>
+      <w:footerReference r:id="rId4" w:type="default"/>
+      <w:pgSz w:w="11905" w:h="16840"/>
+      <w:cols w:space="720" w:num="1"/>
     </w:sectPr>
   </w:body>
 </w:document>
 </file>
 
 <file path=word/footer1.xml><?xml version="1.0" encoding="utf-8"?>
-<w:ftr xmlns:w="http://schemas.openxmlformats.org/wordprocessingml/2006/main">
+<w:ftr xmlns:wpc="http://schemas.microsoft.com/office/word/2010/wordprocessingCanvas" xmlns:mc="http://schemas.openxmlformats.org/markup-compatibility/2006" xmlns:o="urn:schemas-microsoft-com:office:office" xmlns:r="http://schemas.openxmlformats.org/officeDocument/2006/relationships" xmlns:m="http://schemas.openxmlformats.org/officeDocument/2006/math" xmlns:v="urn:schemas-microsoft-com:vml" xmlns:wp14="http://schemas.microsoft.com/office/word/2010/wordprocessingDrawing" xmlns:wp="http://schemas.openxmlformats.org/drawingml/2006/wordprocessingDrawing" xmlns:w10="urn:schemas-microsoft-com:office:word" xmlns:w="http://schemas.openxmlformats.org/wordprocessingml/2006/main" xmlns:w14="http://schemas.microsoft.com/office/word/2010/wordml" xmlns:w15="http://schemas.microsoft.com/office/word/2012/wordml" xmlns:wpg="http://schemas.microsoft.com/office/word/2010/wordprocessingGroup" xmlns:wpi="http://schemas.microsoft.com/office/word/2010/wordprocessingInk" xmlns:wne="http://schemas.microsoft.com/office/word/2006/wordml" xmlns:wps="http://schemas.microsoft.com/office/word/2010/wordprocessingShape" xmlns:wpsCustomData="http://www.wps.cn/officeDocument/2013/wpsCustomData" mc:Ignorable="w14 w15 wp14">
   <w:p/>
 </w:ftr>
 </file>
 
 <file path=word/header1.xml><?xml version="1.0" encoding="utf-8"?>
-<w:hdr xmlns:w="http://schemas.openxmlformats.org/wordprocessingml/2006/main">
+<w:hdr xmlns:wpc="http://schemas.microsoft.com/office/word/2010/wordprocessingCanvas" xmlns:mc="http://schemas.openxmlformats.org/markup-compatibility/2006" xmlns:o="urn:schemas-microsoft-com:office:office" xmlns:r="http://schemas.openxmlformats.org/officeDocument/2006/relationships" xmlns:m="http://schemas.openxmlformats.org/officeDocument/2006/math" xmlns:v="urn:schemas-microsoft-com:vml" xmlns:wp14="http://schemas.microsoft.com/office/word/2010/wordprocessingDrawing" xmlns:wp="http://schemas.openxmlformats.org/drawingml/2006/wordprocessingDrawing" xmlns:w10="urn:schemas-microsoft-com:office:word" xmlns:w="http://schemas.openxmlformats.org/wordprocessingml/2006/main" xmlns:w14="http://schemas.microsoft.com/office/word/2010/wordml" xmlns:w15="http://schemas.microsoft.com/office/word/2012/wordml" xmlns:wpg="http://schemas.microsoft.com/office/word/2010/wordprocessingGroup" xmlns:wpi="http://schemas.microsoft.com/office/word/2010/wordprocessingInk" xmlns:wne="http://schemas.microsoft.com/office/word/2006/wordml" xmlns:wps="http://schemas.microsoft.com/office/word/2010/wordprocessingShape" xmlns:wpsCustomData="http://www.wps.cn/officeDocument/2013/wpsCustomData" mc:Ignorable="w14 w15 wp14">
   <w:p/>
 </w:hdr>
 </file>
 
 <file path=word/numbering.xml><?xml version="1.0" encoding="utf-8"?>
-<w:numbering xmlns:w="http://schemas.openxmlformats.org/wordprocessingml/2006/main">
-  <w:abstractNum w:abstractNumId="516475">
-    <w:lvl>
+<w:numbering xmlns:wpc="http://schemas.microsoft.com/office/word/2010/wordprocessingCanvas" xmlns:mc="http://schemas.openxmlformats.org/markup-compatibility/2006" xmlns:o="urn:schemas-microsoft-com:office:office" xmlns:r="http://schemas.openxmlformats.org/officeDocument/2006/relationships" xmlns:m="http://schemas.openxmlformats.org/officeDocument/2006/math" xmlns:v="urn:schemas-microsoft-com:vml" xmlns:wp14="http://schemas.microsoft.com/office/word/2010/wordprocessingDrawing" xmlns:wp="http://schemas.openxmlformats.org/drawingml/2006/wordprocessingDrawing" xmlns:w10="urn:schemas-microsoft-com:office:word" xmlns:w="http://schemas.openxmlformats.org/wordprocessingml/2006/main" xmlns:w14="http://schemas.microsoft.com/office/word/2010/wordml" xmlns:wpg="http://schemas.microsoft.com/office/word/2010/wordprocessingGroup" xmlns:wpi="http://schemas.microsoft.com/office/word/2010/wordprocessingInk" xmlns:wne="http://schemas.microsoft.com/office/word/2006/wordml" xmlns:wps="http://schemas.microsoft.com/office/word/2010/wordprocessingShape" xmlns:wpsCustomData="http://www.wps.cn/officeDocument/2013/wpsCustomData" mc:Ignorable="w14 wp14">
+  <w:abstractNum w:abstractNumId="0">
+    <w:nsid w:val="813A4B87"/>
+    <w:multiLevelType w:val="singleLevel"/>
+    <w:tmpl w:val="813A4B87"/>
+    <w:lvl w:ilvl="0" w:tentative="0">
+      <w:start w:val="0"/>
       <w:numFmt w:val="bullet"/>
-      <w:suff w:val="tab"/>
       <w:lvlText w:val="•"/>
+      <w:lvlJc w:val="left"/>
       <w:rPr>
-        <w:color w:val="3370ff"/>
+        <w:color w:val="3370FF"/>
       </w:rPr>
     </w:lvl>
   </w:abstractNum>
-  <w:abstractNum w:abstractNumId="516476">
-    <w:lvl>
+  <w:abstractNum w:abstractNumId="1">
+    <w:nsid w:val="8461FADE"/>
+    <w:multiLevelType w:val="singleLevel"/>
+    <w:tmpl w:val="8461FADE"/>
+    <w:lvl w:ilvl="0" w:tentative="0">
+      <w:start w:val="0"/>
       <w:numFmt w:val="bullet"/>
-      <w:suff w:val="tab"/>
       <w:lvlText w:val="•"/>
+      <w:lvlJc w:val="left"/>
       <w:rPr>
-        <w:color w:val="3370ff"/>
+        <w:color w:val="3370FF"/>
       </w:rPr>
     </w:lvl>
   </w:abstractNum>
-  <w:abstractNum w:abstractNumId="516477">
-    <w:lvl>
+  <w:abstractNum w:abstractNumId="2">
+    <w:nsid w:val="9239341B"/>
+    <w:multiLevelType w:val="singleLevel"/>
+    <w:tmpl w:val="9239341B"/>
+    <w:lvl w:ilvl="0" w:tentative="0">
+      <w:start w:val="0"/>
       <w:numFmt w:val="bullet"/>
-      <w:suff w:val="tab"/>
       <w:lvlText w:val="•"/>
+      <w:lvlJc w:val="left"/>
       <w:rPr>
-        <w:color w:val="3370ff"/>
+        <w:color w:val="3370FF"/>
       </w:rPr>
     </w:lvl>
   </w:abstractNum>
-  <w:abstractNum w:abstractNumId="516478">
-    <w:lvl>
+  <w:abstractNum w:abstractNumId="3">
+    <w:nsid w:val="9288B902"/>
+    <w:multiLevelType w:val="singleLevel"/>
+    <w:tmpl w:val="9288B902"/>
+    <w:lvl w:ilvl="0" w:tentative="0">
+      <w:start w:val="0"/>
       <w:numFmt w:val="bullet"/>
-      <w:suff w:val="tab"/>
       <w:lvlText w:val="•"/>
+      <w:lvlJc w:val="left"/>
       <w:rPr>
-        <w:color w:val="3370ff"/>
+        <w:color w:val="3370FF"/>
       </w:rPr>
     </w:lvl>
   </w:abstractNum>
-  <w:abstractNum w:abstractNumId="516479">
-    <w:lvl>
+  <w:abstractNum w:abstractNumId="4">
+    <w:nsid w:val="9C8AC8EF"/>
+    <w:multiLevelType w:val="singleLevel"/>
+    <w:tmpl w:val="9C8AC8EF"/>
+    <w:lvl w:ilvl="0" w:tentative="0">
+      <w:start w:val="0"/>
       <w:numFmt w:val="bullet"/>
-      <w:suff w:val="tab"/>
-      <w:lvlText w:val="•"/>
+      <w:lvlText w:val="￮"/>
+      <w:lvlJc w:val="left"/>
       <w:rPr>
-        <w:color w:val="3370ff"/>
+        <w:color w:val="3370FF"/>
       </w:rPr>
     </w:lvl>
   </w:abstractNum>
-  <w:abstractNum w:abstractNumId="516480">
-    <w:lvl>
+  <w:abstractNum w:abstractNumId="5">
+    <w:nsid w:val="B0F1ACD9"/>
+    <w:multiLevelType w:val="singleLevel"/>
+    <w:tmpl w:val="B0F1ACD9"/>
+    <w:lvl w:ilvl="0" w:tentative="0">
+      <w:start w:val="0"/>
       <w:numFmt w:val="bullet"/>
-      <w:suff w:val="tab"/>
       <w:lvlText w:val="•"/>
+      <w:lvlJc w:val="left"/>
       <w:rPr>
-        <w:color w:val="3370ff"/>
+        <w:color w:val="3370FF"/>
       </w:rPr>
     </w:lvl>
   </w:abstractNum>
-  <w:abstractNum w:abstractNumId="516481">
-    <w:lvl>
+  <w:abstractNum w:abstractNumId="6">
+    <w:nsid w:val="B5E306ED"/>
+    <w:multiLevelType w:val="singleLevel"/>
+    <w:tmpl w:val="B5E306ED"/>
+    <w:lvl w:ilvl="0" w:tentative="0">
+      <w:start w:val="0"/>
       <w:numFmt w:val="bullet"/>
-      <w:suff w:val="tab"/>
       <w:lvlText w:val="•"/>
+      <w:lvlJc w:val="left"/>
       <w:rPr>
-        <w:color w:val="3370ff"/>
+        <w:color w:val="3370FF"/>
       </w:rPr>
     </w:lvl>
   </w:abstractNum>
-  <w:abstractNum w:abstractNumId="516482">
-    <w:lvl>
+  <w:abstractNum w:abstractNumId="7">
+    <w:nsid w:val="BE923771"/>
+    <w:multiLevelType w:val="singleLevel"/>
+    <w:tmpl w:val="BE923771"/>
+    <w:lvl w:ilvl="0" w:tentative="0">
+      <w:start w:val="0"/>
       <w:numFmt w:val="bullet"/>
-      <w:suff w:val="tab"/>
       <w:lvlText w:val="•"/>
+      <w:lvlJc w:val="left"/>
       <w:rPr>
-        <w:color w:val="3370ff"/>
+        <w:color w:val="3370FF"/>
       </w:rPr>
     </w:lvl>
   </w:abstractNum>
-  <w:abstractNum w:abstractNumId="516483">
-    <w:lvl>
+  <w:abstractNum w:abstractNumId="8">
+    <w:nsid w:val="BF205925"/>
+    <w:multiLevelType w:val="singleLevel"/>
+    <w:tmpl w:val="BF205925"/>
+    <w:lvl w:ilvl="0" w:tentative="0">
+      <w:start w:val="0"/>
       <w:numFmt w:val="bullet"/>
-      <w:suff w:val="tab"/>
       <w:lvlText w:val="•"/>
+      <w:lvlJc w:val="left"/>
       <w:rPr>
-        <w:color w:val="3370ff"/>
+        <w:color w:val="3370FF"/>
       </w:rPr>
     </w:lvl>
   </w:abstractNum>
-  <w:abstractNum w:abstractNumId="516484">
-    <w:lvl>
+  <w:abstractNum w:abstractNumId="9">
+    <w:nsid w:val="C8879AEF"/>
+    <w:multiLevelType w:val="singleLevel"/>
+    <w:tmpl w:val="C8879AEF"/>
+    <w:lvl w:ilvl="0" w:tentative="0">
+      <w:start w:val="0"/>
       <w:numFmt w:val="bullet"/>
-      <w:suff w:val="tab"/>
       <w:lvlText w:val="•"/>
+      <w:lvlJc w:val="left"/>
       <w:rPr>
-        <w:color w:val="3370ff"/>
+        <w:color w:val="3370FF"/>
       </w:rPr>
     </w:lvl>
   </w:abstractNum>
-  <w:abstractNum w:abstractNumId="516485">
-    <w:lvl>
+  <w:abstractNum w:abstractNumId="10">
+    <w:nsid w:val="CF092B84"/>
+    <w:multiLevelType w:val="singleLevel"/>
+    <w:tmpl w:val="CF092B84"/>
+    <w:lvl w:ilvl="0" w:tentative="0">
+      <w:start w:val="0"/>
       <w:numFmt w:val="bullet"/>
-      <w:suff w:val="tab"/>
       <w:lvlText w:val="•"/>
+      <w:lvlJc w:val="left"/>
       <w:rPr>
-        <w:color w:val="3370ff"/>
+        <w:color w:val="3370FF"/>
       </w:rPr>
     </w:lvl>
   </w:abstractNum>
-  <w:abstractNum w:abstractNumId="516486">
-    <w:lvl>
+  <w:abstractNum w:abstractNumId="11">
+    <w:nsid w:val="D7F9FE59"/>
+    <w:multiLevelType w:val="singleLevel"/>
+    <w:tmpl w:val="D7F9FE59"/>
+    <w:lvl w:ilvl="0" w:tentative="0">
+      <w:start w:val="0"/>
       <w:numFmt w:val="bullet"/>
-      <w:suff w:val="tab"/>
-      <w:lvlText w:val="•"/>
+      <w:lvlText w:val="￮"/>
+      <w:lvlJc w:val="left"/>
       <w:rPr>
-        <w:color w:val="3370ff"/>
+        <w:color w:val="3370FF"/>
       </w:rPr>
     </w:lvl>
   </w:abstractNum>
-  <w:abstractNum w:abstractNumId="516487">
-    <w:lvl>
+  <w:abstractNum w:abstractNumId="12">
+    <w:nsid w:val="DCBA6B53"/>
+    <w:multiLevelType w:val="singleLevel"/>
+    <w:tmpl w:val="DCBA6B53"/>
+    <w:lvl w:ilvl="0" w:tentative="0">
+      <w:start w:val="0"/>
       <w:numFmt w:val="bullet"/>
-      <w:suff w:val="tab"/>
       <w:lvlText w:val="•"/>
+      <w:lvlJc w:val="left"/>
       <w:rPr>
-        <w:color w:val="3370ff"/>
+        <w:color w:val="3370FF"/>
       </w:rPr>
     </w:lvl>
   </w:abstractNum>
-  <w:abstractNum w:abstractNumId="516488">
-    <w:lvl>
+  <w:abstractNum w:abstractNumId="13">
+    <w:nsid w:val="F4B5D9F5"/>
+    <w:multiLevelType w:val="singleLevel"/>
+    <w:tmpl w:val="F4B5D9F5"/>
+    <w:lvl w:ilvl="0" w:tentative="0">
+      <w:start w:val="0"/>
       <w:numFmt w:val="bullet"/>
-      <w:suff w:val="tab"/>
       <w:lvlText w:val="•"/>
+      <w:lvlJc w:val="left"/>
       <w:rPr>
-        <w:color w:val="3370ff"/>
+        <w:color w:val="3370FF"/>
       </w:rPr>
     </w:lvl>
   </w:abstractNum>
-  <w:abstractNum w:abstractNumId="516489">
-    <w:lvl>
+  <w:abstractNum w:abstractNumId="14">
+    <w:nsid w:val="0053208E"/>
+    <w:multiLevelType w:val="singleLevel"/>
+    <w:tmpl w:val="0053208E"/>
+    <w:lvl w:ilvl="0" w:tentative="0">
+      <w:start w:val="0"/>
       <w:numFmt w:val="bullet"/>
-      <w:suff w:val="tab"/>
       <w:lvlText w:val="•"/>
+      <w:lvlJc w:val="left"/>
       <w:rPr>
-        <w:color w:val="3370ff"/>
+        <w:color w:val="3370FF"/>
       </w:rPr>
     </w:lvl>
   </w:abstractNum>
-  <w:abstractNum w:abstractNumId="516490">
-    <w:lvl>
+  <w:abstractNum w:abstractNumId="15">
+    <w:nsid w:val="0248C179"/>
+    <w:multiLevelType w:val="singleLevel"/>
+    <w:tmpl w:val="0248C179"/>
+    <w:lvl w:ilvl="0" w:tentative="0">
+      <w:start w:val="0"/>
       <w:numFmt w:val="bullet"/>
-      <w:suff w:val="tab"/>
       <w:lvlText w:val="•"/>
+      <w:lvlJc w:val="left"/>
       <w:rPr>
-        <w:color w:val="3370ff"/>
+        <w:color w:val="3370FF"/>
       </w:rPr>
     </w:lvl>
   </w:abstractNum>
-  <w:abstractNum w:abstractNumId="516491">
-    <w:lvl>
+  <w:abstractNum w:abstractNumId="16">
+    <w:nsid w:val="03D62ECE"/>
+    <w:multiLevelType w:val="singleLevel"/>
+    <w:tmpl w:val="03D62ECE"/>
+    <w:lvl w:ilvl="0" w:tentative="0">
+      <w:start w:val="0"/>
       <w:numFmt w:val="bullet"/>
-      <w:suff w:val="tab"/>
       <w:lvlText w:val="•"/>
+      <w:lvlJc w:val="left"/>
       <w:rPr>
-        <w:color w:val="3370ff"/>
+        <w:color w:val="3370FF"/>
       </w:rPr>
     </w:lvl>
   </w:abstractNum>
-  <w:abstractNum w:abstractNumId="516492">
-    <w:lvl>
+  <w:abstractNum w:abstractNumId="17">
+    <w:nsid w:val="0E640482"/>
+    <w:multiLevelType w:val="singleLevel"/>
+    <w:tmpl w:val="0E640482"/>
+    <w:lvl w:ilvl="0" w:tentative="0">
+      <w:start w:val="0"/>
       <w:numFmt w:val="bullet"/>
-      <w:suff w:val="tab"/>
-      <w:lvlText w:val="￮"/>
+      <w:lvlText w:val="•"/>
+      <w:lvlJc w:val="left"/>
       <w:rPr>
-        <w:color w:val="3370ff"/>
+        <w:color w:val="3370FF"/>
       </w:rPr>
     </w:lvl>
   </w:abstractNum>
-  <w:abstractNum w:abstractNumId="516493">
-    <w:lvl>
+  <w:abstractNum w:abstractNumId="18">
+    <w:nsid w:val="243FCF68"/>
+    <w:multiLevelType w:val="singleLevel"/>
+    <w:tmpl w:val="243FCF68"/>
+    <w:lvl w:ilvl="0" w:tentative="0">
+      <w:start w:val="0"/>
       <w:numFmt w:val="bullet"/>
-      <w:suff w:val="tab"/>
-      <w:lvlText w:val="￮"/>
+      <w:lvlText w:val="•"/>
+      <w:lvlJc w:val="left"/>
       <w:rPr>
-        <w:color w:val="3370ff"/>
+        <w:color w:val="3370FF"/>
       </w:rPr>
     </w:lvl>
   </w:abstractNum>
-  <w:abstractNum w:abstractNumId="516494">
-    <w:lvl>
+  <w:abstractNum w:abstractNumId="19">
+    <w:nsid w:val="2470EC97"/>
+    <w:multiLevelType w:val="singleLevel"/>
+    <w:tmpl w:val="2470EC97"/>
+    <w:lvl w:ilvl="0" w:tentative="0">
+      <w:start w:val="0"/>
       <w:numFmt w:val="bullet"/>
-      <w:suff w:val="tab"/>
-      <w:lvlText w:val="￮"/>
+      <w:lvlText w:val="•"/>
+      <w:lvlJc w:val="left"/>
       <w:rPr>
-        <w:color w:val="3370ff"/>
+        <w:color w:val="3370FF"/>
       </w:rPr>
     </w:lvl>
   </w:abstractNum>
-  <w:abstractNum w:abstractNumId="516495">
-    <w:lvl>
+  <w:abstractNum w:abstractNumId="20">
+    <w:nsid w:val="25B654F3"/>
+    <w:multiLevelType w:val="singleLevel"/>
+    <w:tmpl w:val="25B654F3"/>
+    <w:lvl w:ilvl="0" w:tentative="0">
+      <w:start w:val="0"/>
       <w:numFmt w:val="bullet"/>
-      <w:suff w:val="tab"/>
       <w:lvlText w:val="•"/>
+      <w:lvlJc w:val="left"/>
       <w:rPr>
-        <w:color w:val="3370ff"/>
+        <w:color w:val="3370FF"/>
       </w:rPr>
     </w:lvl>
   </w:abstractNum>
-  <w:abstractNum w:abstractNumId="516496">
-    <w:lvl>
+  <w:abstractNum w:abstractNumId="21">
+    <w:nsid w:val="2A8F537B"/>
+    <w:multiLevelType w:val="singleLevel"/>
+    <w:tmpl w:val="2A8F537B"/>
+    <w:lvl w:ilvl="0" w:tentative="0">
+      <w:start w:val="0"/>
       <w:numFmt w:val="bullet"/>
-      <w:suff w:val="tab"/>
       <w:lvlText w:val="•"/>
+      <w:lvlJc w:val="left"/>
       <w:rPr>
-        <w:color w:val="3370ff"/>
+        <w:color w:val="3370FF"/>
       </w:rPr>
     </w:lvl>
   </w:abstractNum>
-  <w:abstractNum w:abstractNumId="516497">
-    <w:lvl>
+  <w:abstractNum w:abstractNumId="22">
+    <w:nsid w:val="39A0D9AC"/>
+    <w:multiLevelType w:val="singleLevel"/>
+    <w:tmpl w:val="39A0D9AC"/>
+    <w:lvl w:ilvl="0" w:tentative="0">
+      <w:start w:val="0"/>
       <w:numFmt w:val="bullet"/>
-      <w:suff w:val="tab"/>
       <w:lvlText w:val="•"/>
+      <w:lvlJc w:val="left"/>
       <w:rPr>
-        <w:color w:val="3370ff"/>
+        <w:color w:val="3370FF"/>
       </w:rPr>
     </w:lvl>
   </w:abstractNum>
-  <w:abstractNum w:abstractNumId="516498">
-    <w:lvl>
+  <w:abstractNum w:abstractNumId="23">
+    <w:nsid w:val="46A08BB8"/>
+    <w:multiLevelType w:val="singleLevel"/>
+    <w:tmpl w:val="46A08BB8"/>
+    <w:lvl w:ilvl="0" w:tentative="0">
+      <w:start w:val="0"/>
       <w:numFmt w:val="bullet"/>
-      <w:suff w:val="tab"/>
       <w:lvlText w:val="•"/>
+      <w:lvlJc w:val="left"/>
       <w:rPr>
-        <w:color w:val="3370ff"/>
+        <w:color w:val="3370FF"/>
       </w:rPr>
     </w:lvl>
   </w:abstractNum>
-  <w:abstractNum w:abstractNumId="516499">
-    <w:lvl>
+  <w:abstractNum w:abstractNumId="24">
+    <w:nsid w:val="4C1BAE26"/>
+    <w:multiLevelType w:val="singleLevel"/>
+    <w:tmpl w:val="4C1BAE26"/>
+    <w:lvl w:ilvl="0" w:tentative="0">
+      <w:start w:val="0"/>
       <w:numFmt w:val="bullet"/>
-      <w:suff w:val="tab"/>
-      <w:lvlText w:val="•"/>
+      <w:lvlText w:val="￮"/>
+      <w:lvlJc w:val="left"/>
       <w:rPr>
-        <w:color w:val="3370ff"/>
+        <w:color w:val="3370FF"/>
       </w:rPr>
     </w:lvl>
   </w:abstractNum>
-  <w:abstractNum w:abstractNumId="516500">
-    <w:lvl>
+  <w:abstractNum w:abstractNumId="25">
+    <w:nsid w:val="4D4DC07F"/>
+    <w:multiLevelType w:val="singleLevel"/>
+    <w:tmpl w:val="4D4DC07F"/>
+    <w:lvl w:ilvl="0" w:tentative="0">
+      <w:start w:val="0"/>
       <w:numFmt w:val="bullet"/>
-      <w:suff w:val="tab"/>
       <w:lvlText w:val="•"/>
+      <w:lvlJc w:val="left"/>
       <w:rPr>
-        <w:color w:val="3370ff"/>
+        <w:color w:val="3370FF"/>
       </w:rPr>
     </w:lvl>
   </w:abstractNum>
-  <w:abstractNum w:abstractNumId="516501">
-    <w:lvl>
+  <w:abstractNum w:abstractNumId="26">
+    <w:nsid w:val="4D94DA66"/>
+    <w:multiLevelType w:val="singleLevel"/>
+    <w:tmpl w:val="4D94DA66"/>
+    <w:lvl w:ilvl="0" w:tentative="0">
+      <w:start w:val="0"/>
       <w:numFmt w:val="bullet"/>
-      <w:suff w:val="tab"/>
       <w:lvlText w:val="•"/>
+      <w:lvlJc w:val="left"/>
       <w:rPr>
-        <w:color w:val="3370ff"/>
+        <w:color w:val="3370FF"/>
       </w:rPr>
     </w:lvl>
   </w:abstractNum>
-  <w:abstractNum w:abstractNumId="516502">
-    <w:lvl>
+  <w:abstractNum w:abstractNumId="27">
+    <w:nsid w:val="58765686"/>
+    <w:multiLevelType w:val="singleLevel"/>
+    <w:tmpl w:val="58765686"/>
+    <w:lvl w:ilvl="0" w:tentative="0">
+      <w:start w:val="0"/>
       <w:numFmt w:val="bullet"/>
-      <w:suff w:val="tab"/>
       <w:lvlText w:val="•"/>
+      <w:lvlJc w:val="left"/>
       <w:rPr>
-        <w:color w:val="3370ff"/>
+        <w:color w:val="3370FF"/>
       </w:rPr>
     </w:lvl>
   </w:abstractNum>
-  <w:abstractNum w:abstractNumId="516503">
-    <w:lvl>
+  <w:abstractNum w:abstractNumId="28">
+    <w:nsid w:val="59ADCABA"/>
+    <w:multiLevelType w:val="singleLevel"/>
+    <w:tmpl w:val="59ADCABA"/>
+    <w:lvl w:ilvl="0" w:tentative="0">
+      <w:start w:val="0"/>
       <w:numFmt w:val="bullet"/>
-      <w:suff w:val="tab"/>
       <w:lvlText w:val="•"/>
+      <w:lvlJc w:val="left"/>
       <w:rPr>
-        <w:color w:val="3370ff"/>
+        <w:color w:val="3370FF"/>
       </w:rPr>
     </w:lvl>
   </w:abstractNum>
-  <w:abstractNum w:abstractNumId="516504">
-    <w:lvl>
+  <w:abstractNum w:abstractNumId="29">
+    <w:nsid w:val="5A241D34"/>
+    <w:multiLevelType w:val="singleLevel"/>
+    <w:tmpl w:val="5A241D34"/>
+    <w:lvl w:ilvl="0" w:tentative="0">
+      <w:start w:val="0"/>
       <w:numFmt w:val="bullet"/>
-      <w:suff w:val="tab"/>
       <w:lvlText w:val="•"/>
+      <w:lvlJc w:val="left"/>
       <w:rPr>
-        <w:color w:val="3370ff"/>
+        <w:color w:val="3370FF"/>
       </w:rPr>
     </w:lvl>
   </w:abstractNum>
-  <w:abstractNum w:abstractNumId="516505">
-    <w:lvl>
+  <w:abstractNum w:abstractNumId="30">
+    <w:nsid w:val="60382F6E"/>
+    <w:multiLevelType w:val="singleLevel"/>
+    <w:tmpl w:val="60382F6E"/>
+    <w:lvl w:ilvl="0" w:tentative="0">
+      <w:start w:val="0"/>
       <w:numFmt w:val="bullet"/>
-      <w:suff w:val="tab"/>
       <w:lvlText w:val="•"/>
+      <w:lvlJc w:val="left"/>
       <w:rPr>
-        <w:color w:val="3370ff"/>
+        <w:color w:val="3370FF"/>
       </w:rPr>
     </w:lvl>
   </w:abstractNum>
-  <w:abstractNum w:abstractNumId="516506">
-    <w:lvl>
+  <w:abstractNum w:abstractNumId="31">
+    <w:nsid w:val="629F7852"/>
+    <w:multiLevelType w:val="singleLevel"/>
+    <w:tmpl w:val="629F7852"/>
+    <w:lvl w:ilvl="0" w:tentative="0">
+      <w:start w:val="0"/>
       <w:numFmt w:val="bullet"/>
-      <w:suff w:val="tab"/>
       <w:lvlText w:val="•"/>
+      <w:lvlJc w:val="left"/>
       <w:rPr>
-        <w:color w:val="3370ff"/>
+        <w:color w:val="3370FF"/>
       </w:rPr>
     </w:lvl>
   </w:abstractNum>
-  <w:abstractNum w:abstractNumId="516507">
-    <w:lvl>
+  <w:abstractNum w:abstractNumId="32">
+    <w:nsid w:val="72183CF9"/>
+    <w:multiLevelType w:val="singleLevel"/>
+    <w:tmpl w:val="72183CF9"/>
+    <w:lvl w:ilvl="0" w:tentative="0">
+      <w:start w:val="0"/>
       <w:numFmt w:val="bullet"/>
-      <w:suff w:val="tab"/>
       <w:lvlText w:val="•"/>
+      <w:lvlJc w:val="left"/>
       <w:rPr>
-        <w:color w:val="3370ff"/>
+        <w:color w:val="3370FF"/>
       </w:rPr>
     </w:lvl>
   </w:abstractNum>
-  <w:abstractNum w:abstractNumId="516508">
-    <w:lvl>
+  <w:abstractNum w:abstractNumId="33">
+    <w:nsid w:val="77ECEA79"/>
+    <w:multiLevelType w:val="singleLevel"/>
+    <w:tmpl w:val="77ECEA79"/>
+    <w:lvl w:ilvl="0" w:tentative="0">
+      <w:start w:val="0"/>
       <w:numFmt w:val="bullet"/>
-      <w:suff w:val="tab"/>
       <w:lvlText w:val="•"/>
+      <w:lvlJc w:val="left"/>
       <w:rPr>
-        <w:color w:val="3370ff"/>
+        <w:color w:val="3370FF"/>
       </w:rPr>
     </w:lvl>
   </w:abstractNum>
-  <w:abstractNum w:abstractNumId="516509">
-    <w:lvl>
+  <w:abstractNum w:abstractNumId="34">
+    <w:nsid w:val="7C246926"/>
+    <w:multiLevelType w:val="singleLevel"/>
+    <w:tmpl w:val="7C246926"/>
+    <w:lvl w:ilvl="0" w:tentative="0">
+      <w:start w:val="0"/>
       <w:numFmt w:val="bullet"/>
-      <w:suff w:val="tab"/>
       <w:lvlText w:val="•"/>
+      <w:lvlJc w:val="left"/>
       <w:rPr>
-        <w:color w:val="3370ff"/>
+        <w:color w:val="3370FF"/>
       </w:rPr>
     </w:lvl>
   </w:abstractNum>
-  <w:abstractNum w:abstractNumId="516510">
-    <w:lvl>
+  <w:abstractNum w:abstractNumId="35">
+    <w:nsid w:val="7DEC2089"/>
+    <w:multiLevelType w:val="singleLevel"/>
+    <w:tmpl w:val="7DEC2089"/>
+    <w:lvl w:ilvl="0" w:tentative="0">
+      <w:start w:val="0"/>
       <w:numFmt w:val="bullet"/>
-      <w:suff w:val="tab"/>
       <w:lvlText w:val="•"/>
+      <w:lvlJc w:val="left"/>
       <w:rPr>
-        <w:color w:val="3370ff"/>
+        <w:color w:val="3370FF"/>
       </w:rPr>
     </w:lvl>
   </w:abstractNum>
   <w:num w:numId="1">
-    <w:abstractNumId w:val="516475"/>
+    <w:abstractNumId w:val="14"/>
   </w:num>
   <w:num w:numId="2">
-    <w:abstractNumId w:val="516476"/>
+    <w:abstractNumId w:val="10"/>
   </w:num>
   <w:num w:numId="3">
-    <w:abstractNumId w:val="516477"/>
+    <w:abstractNumId w:val="28"/>
   </w:num>
   <w:num w:numId="4">
-    <w:abstractNumId w:val="516478"/>
+    <w:abstractNumId w:val="8"/>
   </w:num>
   <w:num w:numId="5">
-    <w:abstractNumId w:val="516479"/>
+    <w:abstractNumId w:val="6"/>
   </w:num>
   <w:num w:numId="6">
-    <w:abstractNumId w:val="516480"/>
+    <w:abstractNumId w:val="16"/>
   </w:num>
   <w:num w:numId="7">
-    <w:abstractNumId w:val="516481"/>
+    <w:abstractNumId w:val="20"/>
   </w:num>
   <w:num w:numId="8">
-    <w:abstractNumId w:val="516482"/>
+    <w:abstractNumId w:val="32"/>
   </w:num>
   <w:num w:numId="9">
-    <w:abstractNumId w:val="516483"/>
+    <w:abstractNumId w:val="15"/>
   </w:num>
   <w:num w:numId="10">
-    <w:abstractNumId w:val="516484"/>
+    <w:abstractNumId w:val="2"/>
   </w:num>
   <w:num w:numId="11">
-    <w:abstractNumId w:val="516485"/>
+    <w:abstractNumId w:val="21"/>
   </w:num>
   <w:num w:numId="12">
-    <w:abstractNumId w:val="516486"/>
+    <w:abstractNumId w:val="29"/>
   </w:num>
   <w:num w:numId="13">
-    <w:abstractNumId w:val="516487"/>
+    <w:abstractNumId w:val="9"/>
   </w:num>
   <w:num w:numId="14">
-    <w:abstractNumId w:val="516488"/>
+    <w:abstractNumId w:val="25"/>
   </w:num>
   <w:num w:numId="15">
-    <w:abstractNumId w:val="516489"/>
+    <w:abstractNumId w:val="13"/>
   </w:num>
   <w:num w:numId="16">
-    <w:abstractNumId w:val="516490"/>
+    <w:abstractNumId w:val="19"/>
   </w:num>
   <w:num w:numId="17">
-    <w:abstractNumId w:val="516491"/>
+    <w:abstractNumId w:val="12"/>
   </w:num>
   <w:num w:numId="18">
-    <w:abstractNumId w:val="516492"/>
+    <w:abstractNumId w:val="11"/>
   </w:num>
   <w:num w:numId="19">
-    <w:abstractNumId w:val="516493"/>
+    <w:abstractNumId w:val="4"/>
   </w:num>
   <w:num w:numId="20">
-    <w:abstractNumId w:val="516494"/>
+    <w:abstractNumId w:val="24"/>
   </w:num>
   <w:num w:numId="21">
-    <w:abstractNumId w:val="516495"/>
+    <w:abstractNumId w:val="30"/>
   </w:num>
   <w:num w:numId="22">
-    <w:abstractNumId w:val="516496"/>
+    <w:abstractNumId w:val="17"/>
   </w:num>
   <w:num w:numId="23">
-    <w:abstractNumId w:val="516497"/>
+    <w:abstractNumId w:val="23"/>
   </w:num>
   <w:num w:numId="24">
-    <w:abstractNumId w:val="516498"/>
+    <w:abstractNumId w:val="5"/>
   </w:num>
   <w:num w:numId="25">
-    <w:abstractNumId w:val="516499"/>
+    <w:abstractNumId w:val="34"/>
   </w:num>
   <w:num w:numId="26">
-    <w:abstractNumId w:val="516500"/>
+    <w:abstractNumId w:val="33"/>
   </w:num>
   <w:num w:numId="27">
-    <w:abstractNumId w:val="516501"/>
+    <w:abstractNumId w:val="7"/>
   </w:num>
   <w:num w:numId="28">
-    <w:abstractNumId w:val="516502"/>
+    <w:abstractNumId w:val="31"/>
   </w:num>
   <w:num w:numId="29">
-    <w:abstractNumId w:val="516503"/>
+    <w:abstractNumId w:val="3"/>
   </w:num>
   <w:num w:numId="30">
-    <w:abstractNumId w:val="516504"/>
+    <w:abstractNumId w:val="22"/>
   </w:num>
   <w:num w:numId="31">
-    <w:abstractNumId w:val="516505"/>
+    <w:abstractNumId w:val="1"/>
   </w:num>
   <w:num w:numId="32">
-    <w:abstractNumId w:val="516506"/>
+    <w:abstractNumId w:val="27"/>
   </w:num>
   <w:num w:numId="33">
-    <w:abstractNumId w:val="516507"/>
+    <w:abstractNumId w:val="35"/>
   </w:num>
   <w:num w:numId="34">
-    <w:abstractNumId w:val="516508"/>
+    <w:abstractNumId w:val="0"/>
   </w:num>
   <w:num w:numId="35">
-    <w:abstractNumId w:val="516509"/>
+    <w:abstractNumId w:val="18"/>
   </w:num>
   <w:num w:numId="36">
-    <w:abstractNumId w:val="516510"/>
+    <w:abstractNumId w:val="26"/>
   </w:num>
 </w:numbering>
 </file>
 
 <file path=word/styles.xml><?xml version="1.0" encoding="utf-8"?>
-<w:styles xmlns:w="http://schemas.openxmlformats.org/wordprocessingml/2006/main"/>
+<w:styles xmlns:mc="http://schemas.openxmlformats.org/markup-compatibility/2006" xmlns:o="urn:schemas-microsoft-com:office:office" xmlns:r="http://schemas.openxmlformats.org/officeDocument/2006/relationships" xmlns:m="http://schemas.openxmlformats.org/officeDocument/2006/math" xmlns:v="urn:schemas-microsoft-com:vml" xmlns:w="http://schemas.openxmlformats.org/wordprocessingml/2006/main" xmlns:w14="http://schemas.microsoft.com/office/word/2010/wordml" xmlns:w10="urn:schemas-microsoft-com:office:word" xmlns:sl="http://schemas.openxmlformats.org/schemaLibrary/2006/main" xmlns:wpsCustomData="http://www.wps.cn/officeDocument/2013/wpsCustomData" mc:Ignorable="w14">
+  <w:docDefaults>
+    <w:rPrDefault>
+      <w:rPr>
+        <w:rFonts w:asciiTheme="minorHAnsi" w:hAnsiTheme="minorHAnsi" w:eastAsiaTheme="minorEastAsia" w:cstheme="minorBidi"/>
+      </w:rPr>
+    </w:rPrDefault>
+    <w:pPrDefault/>
+  </w:docDefaults>
+  <w:latentStyles w:count="260" w:defQFormat="0" w:defUnhideWhenUsed="1" w:defSemiHidden="1" w:defUIPriority="99" w:defLockedState="0">
+    <w:lsdException w:qFormat="1" w:unhideWhenUsed="0" w:uiPriority="0" w:semiHidden="0" w:name="Normal"/>
+    <w:lsdException w:qFormat="1" w:unhideWhenUsed="0" w:uiPriority="0" w:semiHidden="0" w:name="heading 1"/>
+    <w:lsdException w:qFormat="1" w:uiPriority="0" w:name="heading 2"/>
+    <w:lsdException w:qFormat="1" w:uiPriority="0" w:name="heading 3"/>
+    <w:lsdException w:qFormat="1" w:uiPriority="0" w:name="heading 4"/>
+    <w:lsdException w:qFormat="1" w:uiPriority="0" w:name="heading 5"/>
+    <w:lsdException w:qFormat="1" w:uiPriority="0" w:name="heading 6"/>
+    <w:lsdException w:qFormat="1" w:uiPriority="0" w:name="heading 7"/>
+    <w:lsdException w:qFormat="1" w:uiPriority="0" w:name="heading 8"/>
+    <w:lsdException w:qFormat="1" w:uiPriority="0" w:name="heading 9"/>
+    <w:lsdException w:unhideWhenUsed="0" w:uiPriority="0" w:semiHidden="0" w:name="index 1"/>
+    <w:lsdException w:unhideWhenUsed="0" w:uiPriority="0" w:semiHidden="0" w:name="index 2"/>
+    <w:lsdException w:unhideWhenUsed="0" w:uiPriority="0" w:semiHidden="0" w:name="index 3"/>
+    <w:lsdException w:unhideWhenUsed="0" w:uiPriority="0" w:semiHidden="0" w:name="index 4"/>
+    <w:lsdException w:unhideWhenUsed="0" w:uiPriority="0" w:semiHidden="0" w:name="index 5"/>
+    <w:lsdException w:unhideWhenUsed="0" w:uiPriority="0" w:semiHidden="0" w:name="index 6"/>
+    <w:lsdException w:unhideWhenUsed="0" w:uiPriority="0" w:semiHidden="0" w:name="index 7"/>
+    <w:lsdException w:unhideWhenUsed="0" w:uiPriority="0" w:semiHidden="0" w:name="index 8"/>
+    <w:lsdException w:unhideWhenUsed="0" w:uiPriority="0" w:semiHidden="0" w:name="index 9"/>
+    <w:lsdException w:unhideWhenUsed="0" w:uiPriority="0" w:semiHidden="0" w:name="toc 1"/>
+    <w:lsdException w:unhideWhenUsed="0" w:uiPriority="0" w:semiHidden="0" w:name="toc 2"/>
+    <w:lsdException w:unhideWhenUsed="0" w:uiPriority="0" w:semiHidden="0" w:name="toc 3"/>
+    <w:lsdException w:unhideWhenUsed="0" w:uiPriority="0" w:semiHidden="0" w:name="toc 4"/>
+    <w:lsdException w:unhideWhenUsed="0" w:uiPriority="0" w:semiHidden="0" w:name="toc 5"/>
+    <w:lsdException w:unhideWhenUsed="0" w:uiPriority="0" w:semiHidden="0" w:name="toc 6"/>
+    <w:lsdException w:unhideWhenUsed="0" w:uiPriority="0" w:semiHidden="0" w:name="toc 7"/>
+    <w:lsdException w:unhideWhenUsed="0" w:uiPriority="0" w:semiHidden="0" w:name="toc 8"/>
+    <w:lsdException w:unhideWhenUsed="0" w:uiPriority="0" w:semiHidden="0" w:name="toc 9"/>
+    <w:lsdException w:unhideWhenUsed="0" w:uiPriority="0" w:semiHidden="0" w:name="Normal Indent"/>
+    <w:lsdException w:unhideWhenUsed="0" w:uiPriority="0" w:semiHidden="0" w:name="footnote text"/>
+    <w:lsdException w:unhideWhenUsed="0" w:uiPriority="0" w:semiHidden="0" w:name="annotation text"/>
+    <w:lsdException w:unhideWhenUsed="0" w:uiPriority="0" w:semiHidden="0" w:name="header"/>
+    <w:lsdException w:unhideWhenUsed="0" w:uiPriority="0" w:semiHidden="0" w:name="footer"/>
+    <w:lsdException w:unhideWhenUsed="0" w:uiPriority="0" w:semiHidden="0" w:name="index heading"/>
+    <w:lsdException w:qFormat="1" w:uiPriority="0" w:name="caption"/>
+    <w:lsdException w:unhideWhenUsed="0" w:uiPriority="0" w:semiHidden="0" w:name="table of figures"/>
+    <w:lsdException w:unhideWhenUsed="0" w:uiPriority="0" w:semiHidden="0" w:name="envelope address"/>
+    <w:lsdException w:unhideWhenUsed="0" w:uiPriority="0" w:semiHidden="0" w:name="envelope return"/>
+    <w:lsdException w:unhideWhenUsed="0" w:uiPriority="0" w:semiHidden="0" w:name="footnote reference"/>
+    <w:lsdException w:unhideWhenUsed="0" w:uiPriority="0" w:semiHidden="0" w:name="annotation reference"/>
+    <w:lsdException w:unhideWhenUsed="0" w:uiPriority="0" w:semiHidden="0" w:name="line number"/>
+    <w:lsdException w:unhideWhenUsed="0" w:uiPriority="0" w:semiHidden="0" w:name="page number"/>
+    <w:lsdException w:unhideWhenUsed="0" w:uiPriority="0" w:semiHidden="0" w:name="endnote reference"/>
+    <w:lsdException w:unhideWhenUsed="0" w:uiPriority="0" w:semiHidden="0" w:name="endnote text"/>
+    <w:lsdException w:unhideWhenUsed="0" w:uiPriority="0" w:semiHidden="0" w:name="table of authorities"/>
+    <w:lsdException w:unhideWhenUsed="0" w:uiPriority="0" w:semiHidden="0" w:name="macro"/>
+    <w:lsdException w:unhideWhenUsed="0" w:uiPriority="0" w:semiHidden="0" w:name="toa heading"/>
+    <w:lsdException w:unhideWhenUsed="0" w:uiPriority="0" w:semiHidden="0" w:name="List"/>
+    <w:lsdException w:unhideWhenUsed="0" w:uiPriority="0" w:semiHidden="0" w:name="List Bullet"/>
+    <w:lsdException w:unhideWhenUsed="0" w:uiPriority="0" w:semiHidden="0" w:name="List Number"/>
+    <w:lsdException w:unhideWhenUsed="0" w:uiPriority="0" w:semiHidden="0" w:name="List 2"/>
+    <w:lsdException w:unhideWhenUsed="0" w:uiPriority="0" w:semiHidden="0" w:name="List 3"/>
+    <w:lsdException w:unhideWhenUsed="0" w:uiPriority="0" w:semiHidden="0" w:name="List 4"/>
+    <w:lsdException w:unhideWhenUsed="0" w:uiPriority="0" w:semiHidden="0" w:name="List 5"/>
+    <w:lsdException w:unhideWhenUsed="0" w:uiPriority="0" w:semiHidden="0" w:name="List Bullet 2"/>
+    <w:lsdException w:unhideWhenUsed="0" w:uiPriority="0" w:semiHidden="0" w:name="List Bullet 3"/>
+    <w:lsdException w:unhideWhenUsed="0" w:uiPriority="0" w:semiHidden="0" w:name="List Bullet 4"/>
+    <w:lsdException w:unhideWhenUsed="0" w:uiPriority="0" w:semiHidden="0" w:name="List Bullet 5"/>
+    <w:lsdException w:unhideWhenUsed="0" w:uiPriority="0" w:semiHidden="0" w:name="List Number 2"/>
+    <w:lsdException w:unhideWhenUsed="0" w:uiPriority="0" w:semiHidden="0" w:name="List Number 3"/>
+    <w:lsdException w:unhideWhenUsed="0" w:uiPriority="0" w:semiHidden="0" w:name="List Number 4"/>
+    <w:lsdException w:unhideWhenUsed="0" w:uiPriority="0" w:semiHidden="0" w:name="List Number 5"/>
+    <w:lsdException w:qFormat="1" w:unhideWhenUsed="0" w:uiPriority="0" w:semiHidden="0" w:name="Title"/>
+    <w:lsdException w:unhideWhenUsed="0" w:uiPriority="0" w:semiHidden="0" w:name="Closing"/>
+    <w:lsdException w:unhideWhenUsed="0" w:uiPriority="0" w:semiHidden="0" w:name="Signature"/>
+    <w:lsdException w:qFormat="1" w:unhideWhenUsed="0" w:uiPriority="0" w:name="Default Paragraph Font"/>
+    <w:lsdException w:unhideWhenUsed="0" w:uiPriority="0" w:semiHidden="0" w:name="Body Text"/>
+    <w:lsdException w:unhideWhenUsed="0" w:uiPriority="0" w:semiHidden="0" w:name="Body Text Indent"/>
+    <w:lsdException w:unhideWhenUsed="0" w:uiPriority="0" w:semiHidden="0" w:name="List Continue"/>
+    <w:lsdException w:unhideWhenUsed="0" w:uiPriority="0" w:semiHidden="0" w:name="List Continue 2"/>
+    <w:lsdException w:unhideWhenUsed="0" w:uiPriority="0" w:semiHidden="0" w:name="List Continue 3"/>
+    <w:lsdException w:unhideWhenUsed="0" w:uiPriority="0" w:semiHidden="0" w:name="List Continue 4"/>
+    <w:lsdException w:unhideWhenUsed="0" w:uiPriority="0" w:semiHidden="0" w:name="List Continue 5"/>
+    <w:lsdException w:unhideWhenUsed="0" w:uiPriority="0" w:semiHidden="0" w:name="Message Header"/>
+    <w:lsdException w:qFormat="1" w:unhideWhenUsed="0" w:uiPriority="0" w:semiHidden="0" w:name="Subtitle"/>
+    <w:lsdException w:unhideWhenUsed="0" w:uiPriority="0" w:semiHidden="0" w:name="Salutation"/>
+    <w:lsdException w:unhideWhenUsed="0" w:uiPriority="0" w:semiHidden="0" w:name="Date"/>
+    <w:lsdException w:unhideWhenUsed="0" w:uiPriority="0" w:semiHidden="0" w:name="Body Text First Indent"/>
+    <w:lsdException w:unhideWhenUsed="0" w:uiPriority="0" w:semiHidden="0" w:name="Body Text First Indent 2"/>
+    <w:lsdException w:unhideWhenUsed="0" w:uiPriority="0" w:semiHidden="0" w:name="Note Heading"/>
+    <w:lsdException w:unhideWhenUsed="0" w:uiPriority="0" w:semiHidden="0" w:name="Body Text 2"/>
+    <w:lsdException w:unhideWhenUsed="0" w:uiPriority="0" w:semiHidden="0" w:name="Body Text 3"/>
+    <w:lsdException w:unhideWhenUsed="0" w:uiPriority="0" w:semiHidden="0" w:name="Body Text Indent 2"/>
+    <w:lsdException w:unhideWhenUsed="0" w:uiPriority="0" w:semiHidden="0" w:name="Body Text Indent 3"/>
+    <w:lsdException w:unhideWhenUsed="0" w:uiPriority="0" w:semiHidden="0" w:name="Block Text"/>
+    <w:lsdException w:unhideWhenUsed="0" w:uiPriority="0" w:semiHidden="0" w:name="Hyperlink"/>
+    <w:lsdException w:unhideWhenUsed="0" w:uiPriority="0" w:semiHidden="0" w:name="FollowedHyperlink"/>
+    <w:lsdException w:qFormat="1" w:unhideWhenUsed="0" w:uiPriority="0" w:semiHidden="0" w:name="Strong"/>
+    <w:lsdException w:qFormat="1" w:unhideWhenUsed="0" w:uiPriority="0" w:semiHidden="0" w:name="Emphasis"/>
+    <w:lsdException w:unhideWhenUsed="0" w:uiPriority="0" w:semiHidden="0" w:name="Document Map"/>
+    <w:lsdException w:unhideWhenUsed="0" w:uiPriority="0" w:semiHidden="0" w:name="Plain Text"/>
+    <w:lsdException w:unhideWhenUsed="0" w:uiPriority="0" w:semiHidden="0" w:name="E-mail Signature"/>
+    <w:lsdException w:unhideWhenUsed="0" w:uiPriority="0" w:semiHidden="0" w:name="Normal (Web)"/>
+    <w:lsdException w:unhideWhenUsed="0" w:uiPriority="0" w:semiHidden="0" w:name="HTML Acronym"/>
+    <w:lsdException w:unhideWhenUsed="0" w:uiPriority="0" w:semiHidden="0" w:name="HTML Address"/>
+    <w:lsdException w:unhideWhenUsed="0" w:uiPriority="0" w:semiHidden="0" w:name="HTML Cite"/>
+    <w:lsdException w:unhideWhenUsed="0" w:uiPriority="0" w:semiHidden="0" w:name="HTML Code"/>
+    <w:lsdException w:unhideWhenUsed="0" w:uiPriority="0" w:semiHidden="0" w:name="HTML Definition"/>
+    <w:lsdException w:unhideWhenUsed="0" w:uiPriority="0" w:semiHidden="0" w:name="HTML Keyboard"/>
+    <w:lsdException w:unhideWhenUsed="0" w:uiPriority="0" w:semiHidden="0" w:name="HTML Preformatted"/>
+    <w:lsdException w:unhideWhenUsed="0" w:uiPriority="0" w:semiHidden="0" w:name="HTML Sample"/>
+    <w:lsdException w:unhideWhenUsed="0" w:uiPriority="0" w:semiHidden="0" w:name="HTML Typewriter"/>
+    <w:lsdException w:unhideWhenUsed="0" w:uiPriority="0" w:semiHidden="0" w:name="HTML Variable"/>
+    <w:lsdException w:unhideWhenUsed="0" w:uiPriority="0" w:name="Normal Table"/>
+    <w:lsdException w:unhideWhenUsed="0" w:uiPriority="0" w:semiHidden="0" w:name="annotation subject"/>
+    <w:lsdException w:unhideWhenUsed="0" w:uiPriority="0" w:semiHidden="0" w:name="Table Simple 1"/>
+    <w:lsdException w:unhideWhenUsed="0" w:uiPriority="0" w:semiHidden="0" w:name="Table Simple 2"/>
+    <w:lsdException w:unhideWhenUsed="0" w:uiPriority="0" w:semiHidden="0" w:name="Table Simple 3"/>
+    <w:lsdException w:unhideWhenUsed="0" w:uiPriority="0" w:semiHidden="0" w:name="Table Classic 1"/>
+    <w:lsdException w:unhideWhenUsed="0" w:uiPriority="0" w:semiHidden="0" w:name="Table Classic 2"/>
+    <w:lsdException w:unhideWhenUsed="0" w:uiPriority="0" w:semiHidden="0" w:name="Table Classic 3"/>
+    <w:lsdException w:unhideWhenUsed="0" w:uiPriority="0" w:semiHidden="0" w:name="Table Classic 4"/>
+    <w:lsdException w:unhideWhenUsed="0" w:uiPriority="0" w:semiHidden="0" w:name="Table Colorful 1"/>
+    <w:lsdException w:unhideWhenUsed="0" w:uiPriority="0" w:semiHidden="0" w:name="Table Colorful 2"/>
+    <w:lsdException w:unhideWhenUsed="0" w:uiPriority="0" w:semiHidden="0" w:name="Table Colorful 3"/>
+    <w:lsdException w:unhideWhenUsed="0" w:uiPriority="0" w:semiHidden="0" w:name="Table Columns 1"/>
+    <w:lsdException w:unhideWhenUsed="0" w:uiPriority="0" w:semiHidden="0" w:name="Table Columns 2"/>
+    <w:lsdException w:unhideWhenUsed="0" w:uiPriority="0" w:semiHidden="0" w:name="Table Columns 3"/>
+    <w:lsdException w:unhideWhenUsed="0" w:uiPriority="0" w:semiHidden="0" w:name="Table Columns 4"/>
+    <w:lsdException w:unhideWhenUsed="0" w:uiPriority="0" w:semiHidden="0" w:name="Table Columns 5"/>
+    <w:lsdException w:unhideWhenUsed="0" w:uiPriority="0" w:semiHidden="0" w:name="Table Grid 1"/>
+    <w:lsdException w:unhideWhenUsed="0" w:uiPriority="0" w:semiHidden="0" w:name="Table Grid 2"/>
+    <w:lsdException w:unhideWhenUsed="0" w:uiPriority="0" w:semiHidden="0" w:name="Table Grid 3"/>
+    <w:lsdException w:unhideWhenUsed="0" w:uiPriority="0" w:semiHidden="0" w:name="Table Grid 4"/>
+    <w:lsdException w:unhideWhenUsed="0" w:uiPriority="0" w:semiHidden="0" w:name="Table Grid 5"/>
+    <w:lsdException w:unhideWhenUsed="0" w:uiPriority="0" w:semiHidden="0" w:name="Table Grid 6"/>
+    <w:lsdException w:unhideWhenUsed="0" w:uiPriority="0" w:semiHidden="0" w:name="Table Grid 7"/>
+    <w:lsdException w:unhideWhenUsed="0" w:uiPriority="0" w:semiHidden="0" w:name="Table Grid 8"/>
+    <w:lsdException w:unhideWhenUsed="0" w:uiPriority="0" w:semiHidden="0" w:name="Table List 1"/>
+    <w:lsdException w:unhideWhenUsed="0" w:uiPriority="0" w:semiHidden="0" w:name="Table List 2"/>
+    <w:lsdException w:unhideWhenUsed="0" w:uiPriority="0" w:semiHidden="0" w:name="Table List 3"/>
+    <w:lsdException w:unhideWhenUsed="0" w:uiPriority="0" w:semiHidden="0" w:name="Table List 4"/>
+    <w:lsdException w:unhideWhenUsed="0" w:uiPriority="0" w:semiHidden="0" w:name="Table List 5"/>
+    <w:lsdException w:unhideWhenUsed="0" w:uiPriority="0" w:semiHidden="0" w:name="Table List 6"/>
+    <w:lsdException w:unhideWhenUsed="0" w:uiPriority="0" w:semiHidden="0" w:name="Table List 7"/>
+    <w:lsdException w:unhideWhenUsed="0" w:uiPriority="0" w:semiHidden="0" w:name="Table List 8"/>
+    <w:lsdException w:unhideWhenUsed="0" w:uiPriority="0" w:semiHidden="0" w:name="Table 3D effects 1"/>
+    <w:lsdException w:unhideWhenUsed="0" w:uiPriority="0" w:semiHidden="0" w:name="Table 3D effects 2"/>
+    <w:lsdException w:unhideWhenUsed="0" w:uiPriority="0" w:semiHidden="0" w:name="Table 3D effects 3"/>
+    <w:lsdException w:unhideWhenUsed="0" w:uiPriority="0" w:semiHidden="0" w:name="Table Contemporary"/>
+    <w:lsdException w:unhideWhenUsed="0" w:uiPriority="0" w:semiHidden="0" w:name="Table Elegant"/>
+    <w:lsdException w:unhideWhenUsed="0" w:uiPriority="0" w:semiHidden="0" w:name="Table Professional"/>
+    <w:lsdException w:unhideWhenUsed="0" w:uiPriority="0" w:semiHidden="0" w:name="Table Subtle 1"/>
+    <w:lsdException w:unhideWhenUsed="0" w:uiPriority="0" w:semiHidden="0" w:name="Table Subtle 2"/>
+    <w:lsdException w:unhideWhenUsed="0" w:uiPriority="0" w:semiHidden="0" w:name="Table Web 1"/>
+    <w:lsdException w:unhideWhenUsed="0" w:uiPriority="0" w:semiHidden="0" w:name="Table Web 2"/>
+    <w:lsdException w:unhideWhenUsed="0" w:uiPriority="0" w:semiHidden="0" w:name="Table Web 3"/>
+    <w:lsdException w:unhideWhenUsed="0" w:uiPriority="0" w:semiHidden="0" w:name="Balloon Text"/>
+    <w:lsdException w:unhideWhenUsed="0" w:uiPriority="0" w:semiHidden="0" w:name="Table Grid"/>
+    <w:lsdException w:unhideWhenUsed="0" w:uiPriority="0" w:semiHidden="0" w:name="Table Theme"/>
+    <w:lsdException w:unhideWhenUsed="0" w:uiPriority="60" w:semiHidden="0" w:name="Light Shading"/>
+    <w:lsdException w:unhideWhenUsed="0" w:uiPriority="61" w:semiHidden="0" w:name="Light List"/>
+    <w:lsdException w:unhideWhenUsed="0" w:uiPriority="62" w:semiHidden="0" w:name="Light Grid"/>
+    <w:lsdException w:unhideWhenUsed="0" w:uiPriority="63" w:semiHidden="0" w:name="Medium Shading 1"/>
+    <w:lsdException w:unhideWhenUsed="0" w:uiPriority="64" w:semiHidden="0" w:name="Medium Shading 2"/>
+    <w:lsdException w:unhideWhenUsed="0" w:uiPriority="65" w:semiHidden="0" w:name="Medium List 1"/>
+    <w:lsdException w:unhideWhenUsed="0" w:uiPriority="66" w:semiHidden="0" w:name="Medium List 2"/>
+    <w:lsdException w:unhideWhenUsed="0" w:uiPriority="67" w:semiHidden="0" w:name="Medium Grid 1"/>
+    <w:lsdException w:unhideWhenUsed="0" w:uiPriority="68" w:semiHidden="0" w:name="Medium Grid 2"/>
+    <w:lsdException w:unhideWhenUsed="0" w:uiPriority="69" w:semiHidden="0" w:name="Medium Grid 3"/>
+    <w:lsdException w:unhideWhenUsed="0" w:uiPriority="70" w:semiHidden="0" w:name="Dark List"/>
+    <w:lsdException w:unhideWhenUsed="0" w:uiPriority="71" w:semiHidden="0" w:name="Colorful Shading"/>
+    <w:lsdException w:unhideWhenUsed="0" w:uiPriority="72" w:semiHidden="0" w:name="Colorful List"/>
+    <w:lsdException w:unhideWhenUsed="0" w:uiPriority="73" w:semiHidden="0" w:name="Colorful Grid"/>
+    <w:lsdException w:unhideWhenUsed="0" w:uiPriority="60" w:semiHidden="0" w:name="Light Shading Accent 1"/>
+    <w:lsdException w:unhideWhenUsed="0" w:uiPriority="61" w:semiHidden="0" w:name="Light List Accent 1"/>
+    <w:lsdException w:unhideWhenUsed="0" w:uiPriority="62" w:semiHidden="0" w:name="Light Grid Accent 1"/>
+    <w:lsdException w:unhideWhenUsed="0" w:uiPriority="63" w:semiHidden="0" w:name="Medium Shading 1 Accent 1"/>
+    <w:lsdException w:unhideWhenUsed="0" w:uiPriority="64" w:semiHidden="0" w:name="Medium Shading 2 Accent 1"/>
+    <w:lsdException w:unhideWhenUsed="0" w:uiPriority="65" w:semiHidden="0" w:name="Medium List 1 Accent 1"/>
+    <w:lsdException w:unhideWhenUsed="0" w:uiPriority="66" w:semiHidden="0" w:name="Medium List 2 Accent 1"/>
+    <w:lsdException w:unhideWhenUsed="0" w:uiPriority="67" w:semiHidden="0" w:name="Medium Grid 1 Accent 1"/>
+    <w:lsdException w:unhideWhenUsed="0" w:uiPriority="68" w:semiHidden="0" w:name="Medium Grid 2 Accent 1"/>
+    <w:lsdException w:unhideWhenUsed="0" w:uiPriority="69" w:semiHidden="0" w:name="Medium Grid 3 Accent 1"/>
+    <w:lsdException w:unhideWhenUsed="0" w:uiPriority="70" w:semiHidden="0" w:name="Dark List Accent 1"/>
+    <w:lsdException w:unhideWhenUsed="0" w:uiPriority="71" w:semiHidden="0" w:name="Colorful Shading Accent 1"/>
+    <w:lsdException w:unhideWhenUsed="0" w:uiPriority="72" w:semiHidden="0" w:name="Colorful List Accent 1"/>
+    <w:lsdException w:unhideWhenUsed="0" w:uiPriority="73" w:semiHidden="0" w:name="Colorful Grid Accent 1"/>
+    <w:lsdException w:unhideWhenUsed="0" w:uiPriority="60" w:semiHidden="0" w:name="Light Shading Accent 2"/>
+    <w:lsdException w:unhideWhenUsed="0" w:uiPriority="61" w:semiHidden="0" w:name="Light List Accent 2"/>
+    <w:lsdException w:unhideWhenUsed="0" w:uiPriority="62" w:semiHidden="0" w:name="Light Grid Accent 2"/>
+    <w:lsdException w:unhideWhenUsed="0" w:uiPriority="63" w:semiHidden="0" w:name="Medium Shading 1 Accent 2"/>
+    <w:lsdException w:unhideWhenUsed="0" w:uiPriority="64" w:semiHidden="0" w:name="Medium Shading 2 Accent 2"/>
+    <w:lsdException w:unhideWhenUsed="0" w:uiPriority="65" w:semiHidden="0" w:name="Medium List 1 Accent 2"/>
+    <w:lsdException w:unhideWhenUsed="0" w:uiPriority="66" w:semiHidden="0" w:name="Medium List 2 Accent 2"/>
+    <w:lsdException w:unhideWhenUsed="0" w:uiPriority="67" w:semiHidden="0" w:name="Medium Grid 1 Accent 2"/>
+    <w:lsdException w:unhideWhenUsed="0" w:uiPriority="68" w:semiHidden="0" w:name="Medium Grid 2 Accent 2"/>
+    <w:lsdException w:unhideWhenUsed="0" w:uiPriority="69" w:semiHidden="0" w:name="Medium Grid 3 Accent 2"/>
+    <w:lsdException w:unhideWhenUsed="0" w:uiPriority="70" w:semiHidden="0" w:name="Dark List Accent 2"/>
+    <w:lsdException w:unhideWhenUsed="0" w:uiPriority="71" w:semiHidden="0" w:name="Colorful Shading Accent 2"/>
+    <w:lsdException w:unhideWhenUsed="0" w:uiPriority="72" w:semiHidden="0" w:name="Colorful List Accent 2"/>
+    <w:lsdException w:unhideWhenUsed="0" w:uiPriority="73" w:semiHidden="0" w:name="Colorful Grid Accent 2"/>
+    <w:lsdException w:unhideWhenUsed="0" w:uiPriority="60" w:semiHidden="0" w:name="Light Shading Accent 3"/>
+    <w:lsdException w:unhideWhenUsed="0" w:uiPriority="61" w:semiHidden="0" w:name="Light List Accent 3"/>
+    <w:lsdException w:unhideWhenUsed="0" w:uiPriority="62" w:semiHidden="0" w:name="Light Grid Accent 3"/>
+    <w:lsdException w:unhideWhenUsed="0" w:uiPriority="63" w:semiHidden="0" w:name="Medium Shading 1 Accent 3"/>
+    <w:lsdException w:unhideWhenUsed="0" w:uiPriority="64" w:semiHidden="0" w:name="Medium Shading 2 Accent 3"/>
+    <w:lsdException w:unhideWhenUsed="0" w:uiPriority="65" w:semiHidden="0" w:name="Medium List 1 Accent 3"/>
+    <w:lsdException w:unhideWhenUsed="0" w:uiPriority="66" w:semiHidden="0" w:name="Medium List 2 Accent 3"/>
+    <w:lsdException w:unhideWhenUsed="0" w:uiPriority="67" w:semiHidden="0" w:name="Medium Grid 1 Accent 3"/>
+    <w:lsdException w:unhideWhenUsed="0" w:uiPriority="68" w:semiHidden="0" w:name="Medium Grid 2 Accent 3"/>
+    <w:lsdException w:unhideWhenUsed="0" w:uiPriority="69" w:semiHidden="0" w:name="Medium Grid 3 Accent 3"/>
+    <w:lsdException w:unhideWhenUsed="0" w:uiPriority="70" w:semiHidden="0" w:name="Dark List Accent 3"/>
+    <w:lsdException w:unhideWhenUsed="0" w:uiPriority="71" w:semiHidden="0" w:name="Colorful Shading Accent 3"/>
+    <w:lsdException w:unhideWhenUsed="0" w:uiPriority="72" w:semiHidden="0" w:name="Colorful List Accent 3"/>
+    <w:lsdException w:unhideWhenUsed="0" w:uiPriority="73" w:semiHidden="0" w:name="Colorful Grid Accent 3"/>
+    <w:lsdException w:unhideWhenUsed="0" w:uiPriority="60" w:semiHidden="0" w:name="Light Shading Accent 4"/>
+    <w:lsdException w:unhideWhenUsed="0" w:uiPriority="61" w:semiHidden="0" w:name="Light List Accent 4"/>
+    <w:lsdException w:unhideWhenUsed="0" w:uiPriority="62" w:semiHidden="0" w:name="Light Grid Accent 4"/>
+    <w:lsdException w:unhideWhenUsed="0" w:uiPriority="63" w:semiHidden="0" w:name="Medium Shading 1 Accent 4"/>
+    <w:lsdException w:unhideWhenUsed="0" w:uiPriority="64" w:semiHidden="0" w:name="Medium Shading 2 Accent 4"/>
+    <w:lsdException w:unhideWhenUsed="0" w:uiPriority="65" w:semiHidden="0" w:name="Medium List 1 Accent 4"/>
+    <w:lsdException w:unhideWhenUsed="0" w:uiPriority="66" w:semiHidden="0" w:name="Medium List 2 Accent 4"/>
+    <w:lsdException w:unhideWhenUsed="0" w:uiPriority="67" w:semiHidden="0" w:name="Medium Grid 1 Accent 4"/>
+    <w:lsdException w:unhideWhenUsed="0" w:uiPriority="68" w:semiHidden="0" w:name="Medium Grid 2 Accent 4"/>
+    <w:lsdException w:unhideWhenUsed="0" w:uiPriority="69" w:semiHidden="0" w:name="Medium Grid 3 Accent 4"/>
+    <w:lsdException w:unhideWhenUsed="0" w:uiPriority="70" w:semiHidden="0" w:name="Dark List Accent 4"/>
+    <w:lsdException w:unhideWhenUsed="0" w:uiPriority="71" w:semiHidden="0" w:name="Colorful Shading Accent 4"/>
+    <w:lsdException w:unhideWhenUsed="0" w:uiPriority="72" w:semiHidden="0" w:name="Colorful List Accent 4"/>
+    <w:lsdException w:unhideWhenUsed="0" w:uiPriority="73" w:semiHidden="0" w:name="Colorful Grid Accent 4"/>
+    <w:lsdException w:unhideWhenUsed="0" w:uiPriority="60" w:semiHidden="0" w:name="Light Shading Accent 5"/>
+    <w:lsdException w:unhideWhenUsed="0" w:uiPriority="61" w:semiHidden="0" w:name="Light List Accent 5"/>
+    <w:lsdException w:unhideWhenUsed="0" w:uiPriority="62" w:semiHidden="0" w:name="Light Grid Accent 5"/>
+    <w:lsdException w:unhideWhenUsed="0" w:uiPriority="63" w:semiHidden="0" w:name="Medium Shading 1 Accent 5"/>
+    <w:lsdException w:unhideWhenUsed="0" w:uiPriority="64" w:semiHidden="0" w:name="Medium Shading 2 Accent 5"/>
+    <w:lsdException w:unhideWhenUsed="0" w:uiPriority="65" w:semiHidden="0" w:name="Medium List 1 Accent 5"/>
+    <w:lsdException w:unhideWhenUsed="0" w:uiPriority="66" w:semiHidden="0" w:name="Medium List 2 Accent 5"/>
+    <w:lsdException w:unhideWhenUsed="0" w:uiPriority="67" w:semiHidden="0" w:name="Medium Grid 1 Accent 5"/>
+    <w:lsdException w:unhideWhenUsed="0" w:uiPriority="68" w:semiHidden="0" w:name="Medium Grid 2 Accent 5"/>
+    <w:lsdException w:unhideWhenUsed="0" w:uiPriority="69" w:semiHidden="0" w:name="Medium Grid 3 Accent 5"/>
+    <w:lsdException w:unhideWhenUsed="0" w:uiPriority="70" w:semiHidden="0" w:name="Dark List Accent 5"/>
+    <w:lsdException w:unhideWhenUsed="0" w:uiPriority="71" w:semiHidden="0" w:name="Colorful Shading Accent 5"/>
+    <w:lsdException w:unhideWhenUsed="0" w:uiPriority="72" w:semiHidden="0" w:name="Colorful List Accent 5"/>
+    <w:lsdException w:unhideWhenUsed="0" w:uiPriority="73" w:semiHidden="0" w:name="Colorful Grid Accent 5"/>
+    <w:lsdException w:unhideWhenUsed="0" w:uiPriority="60" w:semiHidden="0" w:name="Light Shading Accent 6"/>
+    <w:lsdException w:unhideWhenUsed="0" w:uiPriority="61" w:semiHidden="0" w:name="Light List Accent 6"/>
+    <w:lsdException w:unhideWhenUsed="0" w:uiPriority="62" w:semiHidden="0" w:name="Light Grid Accent 6"/>
+    <w:lsdException w:unhideWhenUsed="0" w:uiPriority="63" w:semiHidden="0" w:name="Medium Shading 1 Accent 6"/>
+    <w:lsdException w:unhideWhenUsed="0" w:uiPriority="64" w:semiHidden="0" w:name="Medium Shading 2 Accent 6"/>
+    <w:lsdException w:unhideWhenUsed="0" w:uiPriority="65" w:semiHidden="0" w:name="Medium List 1 Accent 6"/>
+    <w:lsdException w:unhideWhenUsed="0" w:uiPriority="66" w:semiHidden="0" w:name="Medium List 2 Accent 6"/>
+    <w:lsdException w:unhideWhenUsed="0" w:uiPriority="67" w:semiHidden="0" w:name="Medium Grid 1 Accent 6"/>
+    <w:lsdException w:unhideWhenUsed="0" w:uiPriority="68" w:semiHidden="0" w:name="Medium Grid 2 Accent 6"/>
+    <w:lsdException w:unhideWhenUsed="0" w:uiPriority="69" w:semiHidden="0" w:name="Medium Grid 3 Accent 6"/>
+    <w:lsdException w:unhideWhenUsed="0" w:uiPriority="70" w:semiHidden="0" w:name="Dark List Accent 6"/>
+    <w:lsdException w:unhideWhenUsed="0" w:uiPriority="71" w:semiHidden="0" w:name="Colorful Shading Accent 6"/>
+    <w:lsdException w:unhideWhenUsed="0" w:uiPriority="72" w:semiHidden="0" w:name="Colorful List Accent 6"/>
+    <w:lsdException w:unhideWhenUsed="0" w:uiPriority="73" w:semiHidden="0" w:name="Colorful Grid Accent 6"/>
+  </w:latentStyles>
+  <w:style w:type="paragraph" w:default="1" w:styleId="1">
+    <w:name w:val="Normal"/>
+    <w:qFormat/>
+    <w:uiPriority w:val="0"/>
+    <w:pPr>
+      <w:widowControl w:val="0"/>
+      <w:jc w:val="both"/>
+    </w:pPr>
+    <w:rPr>
+      <w:sz w:val="21"/>
+      <w:szCs w:val="22"/>
+    </w:rPr>
+  </w:style>
+  <w:style w:type="character" w:default="1" w:styleId="3">
+    <w:name w:val="Default Paragraph Font"/>
+    <w:semiHidden/>
+    <w:qFormat/>
+    <w:uiPriority w:val="0"/>
+  </w:style>
+  <w:style w:type="table" w:default="1" w:styleId="2">
+    <w:name w:val="Normal Table"/>
+    <w:semiHidden/>
+    <w:uiPriority w:val="0"/>
+    <w:tblPr>
+      <w:tblCellMar>
+        <w:top w:w="0" w:type="dxa"/>
+        <w:left w:w="108" w:type="dxa"/>
+        <w:bottom w:w="0" w:type="dxa"/>
+        <w:right w:w="108" w:type="dxa"/>
+      </w:tblCellMar>
+    </w:tblPr>
+  </w:style>
+</w:styles>
+</file>
+
+<file path=word/theme/theme1.xml><?xml version="1.0" encoding="utf-8"?>
+<a:theme xmlns:a="http://schemas.openxmlformats.org/drawingml/2006/main" name="Office">
+  <a:themeElements>
+    <a:clrScheme name="Office">
+      <a:dk1>
+        <a:sysClr val="windowText" lastClr="000000"/>
+      </a:dk1>
+      <a:lt1>
+        <a:sysClr val="window" lastClr="FFFFFF"/>
+      </a:lt1>
+      <a:dk2>
+        <a:srgbClr val="1F497D"/>
+      </a:dk2>
+      <a:lt2>
+        <a:srgbClr val="EEECE1"/>
+      </a:lt2>
+      <a:accent1>
+        <a:srgbClr val="4F81BD"/>
+      </a:accent1>
+      <a:accent2>
+        <a:srgbClr val="C0504D"/>
+      </a:accent2>
+      <a:accent3>
+        <a:srgbClr val="9BBB59"/>
+      </a:accent3>
+      <a:accent4>
+        <a:srgbClr val="8064A2"/>
+      </a:accent4>
+      <a:accent5>
+        <a:srgbClr val="4BACC6"/>
+      </a:accent5>
+      <a:accent6>
+        <a:srgbClr val="F79646"/>
+      </a:accent6>
+      <a:hlink>
+        <a:srgbClr val="0000FF"/>
+      </a:hlink>
+      <a:folHlink>
+        <a:srgbClr val="800080"/>
+      </a:folHlink>
+    </a:clrScheme>
+    <a:fontScheme name="Office">
+      <a:majorFont>
+        <a:latin typeface="Cambria"/>
+        <a:ea typeface=""/>
+        <a:cs typeface=""/>
+        <a:font script="Jpan" typeface="游ゴシック Light"/>
+        <a:font script="Hang" typeface="맑은 고딕"/>
+        <a:font script="Hans" typeface="宋体"/>
+        <a:font script="Hant" typeface="新細明體"/>
+        <a:font script="Arab" typeface="Times New Roman"/>
+        <a:font script="Hebr" typeface="Times New Roman"/>
+        <a:font script="Thai" typeface="Angsana New"/>
+        <a:font script="Ethi" typeface="Nyala"/>
+        <a:font script="Beng" typeface="Vrinda"/>
+        <a:font script="Gujr" typeface="Shruti"/>
+        <a:font script="Khmr" typeface="MoolBoran"/>
+        <a:font script="Knda" typeface="Tunga"/>
+        <a:font script="Guru" typeface="Raavi"/>
+        <a:font script="Cans" typeface="Euphemia"/>
+        <a:font script="Cher" typeface="Plantagenet Cherokee"/>
+        <a:font script="Yiii" typeface="Microsoft Yi Baiti"/>
+        <a:font script="Tibt" typeface="Microsoft Himalaya"/>
+        <a:font script="Thaa" typeface="MV Boli"/>
+        <a:font script="Deva" typeface="Mangal"/>
+        <a:font script="Telu" typeface="Gautami"/>
+        <a:font script="Taml" typeface="Latha"/>
+        <a:font script="Syrc" typeface="Estrangelo Edessa"/>
+        <a:font script="Orya" typeface="Kalinga"/>
+        <a:font script="Mlym" typeface="Kartika"/>
+        <a:font script="Laoo" typeface="DokChampa"/>
+        <a:font script="Sinh" typeface="Iskoola Pota"/>
+        <a:font script="Mong" typeface="Mongolian Baiti"/>
+        <a:font script="Viet" typeface="Times New Roman"/>
+        <a:font script="Uigh" typeface="Microsoft Uighur"/>
+        <a:font script="Geor" typeface="Sylfaen"/>
+      </a:majorFont>
+      <a:minorFont>
+        <a:latin typeface="Calibri"/>
+        <a:ea typeface=""/>
+        <a:cs typeface=""/>
+        <a:font script="Jpan" typeface="游明朝"/>
+        <a:font script="Hang" typeface="맑은 고딕"/>
+        <a:font script="Hans" typeface="宋体"/>
+        <a:font script="Hant" typeface="新細明體"/>
+        <a:font script="Arab" typeface="Arial"/>
+        <a:font script="Hebr" typeface="Arial"/>
+        <a:font script="Thai" typeface="Cordia New"/>
+        <a:font script="Ethi" typeface="Nyala"/>
+        <a:font script="Beng" typeface="Vrinda"/>
+        <a:font script="Gujr" typeface="Shruti"/>
+        <a:font script="Khmr" typeface="DaunPenh"/>
+        <a:font script="Knda" typeface="Tunga"/>
+        <a:font script="Guru" typeface="Raavi"/>
+        <a:font script="Cans" typeface="Euphemia"/>
+        <a:font script="Cher" typeface="Plantagenet Cherokee"/>
+        <a:font script="Yiii" typeface="Microsoft Yi Baiti"/>
+        <a:font script="Tibt" typeface="Microsoft Himalaya"/>
+        <a:font script="Thaa" typeface="MV Boli"/>
+        <a:font script="Deva" typeface="Mangal"/>
+        <a:font script="Telu" typeface="Gautami"/>
+        <a:font script="Taml" typeface="Latha"/>
+        <a:font script="Syrc" typeface="Estrangelo Edessa"/>
+        <a:font script="Orya" typeface="Kalinga"/>
+        <a:font script="Mlym" typeface="Kartika"/>
+        <a:font script="Laoo" typeface="DokChampa"/>
+        <a:font script="Sinh" typeface="Iskoola Pota"/>
+        <a:font script="Mong" typeface="Mongolian Baiti"/>
+        <a:font script="Viet" typeface="Arial"/>
+        <a:font script="Uigh" typeface="Microsoft Uighur"/>
+        <a:font script="Geor" typeface="Sylfaen"/>
+      </a:minorFont>
+    </a:fontScheme>
+    <a:fmtScheme name="Office">
+      <a:fillStyleLst>
+        <a:solidFill>
+          <a:schemeClr val="phClr"/>
+        </a:solidFill>
+        <a:gradFill rotWithShape="1">
+          <a:gsLst>
+            <a:gs pos="0">
+              <a:schemeClr val="phClr">
+                <a:tint val="50000"/>
+                <a:satMod val="300000"/>
+              </a:schemeClr>
+            </a:gs>
+            <a:gs pos="35000">
+              <a:schemeClr val="phClr">
+                <a:tint val="37000"/>
+                <a:satMod val="300000"/>
+              </a:schemeClr>
+            </a:gs>
+            <a:gs pos="100000">
+              <a:schemeClr val="phClr">
+                <a:tint val="15000"/>
+                <a:satMod val="350000"/>
+              </a:schemeClr>
+            </a:gs>
+          </a:gsLst>
+          <a:lin ang="16200000" scaled="1"/>
+        </a:gradFill>
+        <a:gradFill rotWithShape="1">
+          <a:gsLst>
+            <a:gs pos="0">
+              <a:schemeClr val="phClr">
+                <a:shade val="51000"/>
+                <a:satMod val="130000"/>
+              </a:schemeClr>
+            </a:gs>
+            <a:gs pos="80000">
+              <a:schemeClr val="phClr">
+                <a:shade val="93000"/>
+                <a:satMod val="130000"/>
+              </a:schemeClr>
+            </a:gs>
+            <a:gs pos="100000">
+              <a:schemeClr val="phClr">
+                <a:shade val="94000"/>
+                <a:satMod val="135000"/>
+              </a:schemeClr>
+            </a:gs>
+          </a:gsLst>
+          <a:lin ang="16200000" scaled="0"/>
+        </a:gradFill>
+      </a:fillStyleLst>
+      <a:lnStyleLst>
+        <a:ln w="9525" cap="flat" cmpd="sng" algn="ctr">
+          <a:solidFill>
+            <a:schemeClr val="phClr">
+              <a:shade val="95000"/>
+              <a:satMod val="105000"/>
+            </a:schemeClr>
+          </a:solidFill>
+          <a:prstDash val="solid"/>
+        </a:ln>
+        <a:ln w="25400" cap="flat" cmpd="sng" algn="ctr">
+          <a:solidFill>
+            <a:schemeClr val="phClr"/>
+          </a:solidFill>
+          <a:prstDash val="solid"/>
+        </a:ln>
+        <a:ln w="38100" cap="flat" cmpd="sng" algn="ctr">
+          <a:solidFill>
+            <a:schemeClr val="phClr"/>
+          </a:solidFill>
+          <a:prstDash val="solid"/>
+        </a:ln>
+      </a:lnStyleLst>
+      <a:effectStyleLst>
+        <a:effectStyle>
+          <a:effectLst>
+            <a:outerShdw blurRad="40000" dist="20000" dir="5400000" rotWithShape="0">
+              <a:srgbClr val="000000">
+                <a:alpha val="38000"/>
+              </a:srgbClr>
+            </a:outerShdw>
+          </a:effectLst>
+        </a:effectStyle>
+        <a:effectStyle>
+          <a:effectLst>
+            <a:outerShdw blurRad="40000" dist="23000" dir="5400000" rotWithShape="0">
+              <a:srgbClr val="000000">
+                <a:alpha val="35000"/>
+              </a:srgbClr>
+            </a:outerShdw>
+          </a:effectLst>
+        </a:effectStyle>
+        <a:effectStyle>
+          <a:effectLst>
+            <a:outerShdw blurRad="40000" dist="23000" dir="5400000" rotWithShape="0">
+              <a:srgbClr val="000000">
+                <a:alpha val="35000"/>
+              </a:srgbClr>
+            </a:outerShdw>
+          </a:effectLst>
+          <a:scene3d>
+            <a:camera prst="orthographicFront">
+              <a:rot lat="0" lon="0" rev="0"/>
+            </a:camera>
+            <a:lightRig rig="threePt" dir="t">
+              <a:rot lat="0" lon="0" rev="1200000"/>
+            </a:lightRig>
+          </a:scene3d>
+          <a:sp3d>
+            <a:bevelT w="63500" h="25400"/>
+          </a:sp3d>
+        </a:effectStyle>
+      </a:effectStyleLst>
+      <a:bgFillStyleLst>
+        <a:solidFill>
+          <a:schemeClr val="phClr"/>
+        </a:solidFill>
+        <a:gradFill rotWithShape="1">
+          <a:gsLst>
+            <a:gs pos="0">
+              <a:schemeClr val="phClr">
+                <a:tint val="40000"/>
+                <a:satMod val="350000"/>
+              </a:schemeClr>
+            </a:gs>
+            <a:gs pos="40000">
+              <a:schemeClr val="phClr">
+                <a:tint val="45000"/>
+                <a:satMod val="350000"/>
+                <a:shade val="99000"/>
+              </a:schemeClr>
+            </a:gs>
+            <a:gs pos="100000">
+              <a:schemeClr val="phClr">
+                <a:shade val="20000"/>
+                <a:satMod val="255000"/>
+              </a:schemeClr>
+            </a:gs>
+          </a:gsLst>
+          <a:path path="circle">
+            <a:fillToRect l="50000" t="-80000" r="50000" b="180000"/>
+          </a:path>
+        </a:gradFill>
+        <a:gradFill rotWithShape="1">
+          <a:gsLst>
+            <a:gs pos="0">
+              <a:schemeClr val="phClr">
+                <a:tint val="80000"/>
+                <a:satMod val="300000"/>
+              </a:schemeClr>
+            </a:gs>
+            <a:gs pos="100000">
+              <a:schemeClr val="phClr">
+                <a:shade val="30000"/>
+                <a:satMod val="200000"/>
+              </a:schemeClr>
+            </a:gs>
+          </a:gsLst>
+          <a:path path="circle">
+            <a:fillToRect l="50000" t="50000" r="50000" b="50000"/>
+          </a:path>
+        </a:gradFill>
+      </a:bgFillStyleLst>
+    </a:fmtScheme>
+  </a:themeElements>
+  <a:objectDefaults/>
+</a:theme>
 </file>